--- a/docs/Historias de Usuario/HU-03 - IKernell Soluciones Software.docx
+++ b/docs/Historias de Usuario/HU-03 - IKernell Soluciones Software.docx
@@ -13,16 +13,11 @@
         <w:ind w:left="0" w:right="0" w:firstLine="0"/>
         <w:jc w:val="left"/>
         <w:rPr>
-          <w:rFonts w:ascii="Arial" w:cs="Arial" w:eastAsia="Arial" w:hAnsi="Arial"/>
-          <w:b w:val="0"/>
-          <w:bCs w:val="0"/>
           <w:i w:val="0"/>
           <w:iCs w:val="0"/>
           <w:smallCaps w:val="0"/>
           <w:strike w:val="0"/>
           <w:color w:val="000000"/>
-          <w:sz w:val="22"/>
-          <w:szCs w:val="22"/>
           <w:u w:val="none"/>
           <w:shd w:fill="auto" w:val="clear"/>
           <w:vertAlign w:val="baseline"/>
@@ -92,7 +87,6 @@
               <w:ind w:left="0" w:right="0" w:firstLine="0"/>
               <w:jc w:val="center"/>
               <w:rPr>
-                <w:rFonts w:ascii="Calibri" w:cs="Calibri" w:eastAsia="Calibri" w:hAnsi="Calibri"/>
                 <w:b w:val="1"/>
                 <w:bCs w:val="1"/>
                 <w:i w:val="0"/>
@@ -100,24 +94,20 @@
                 <w:smallCaps w:val="0"/>
                 <w:strike w:val="0"/>
                 <w:color w:val="000000"/>
-                <w:sz w:val="22"/>
-                <w:szCs w:val="22"/>
-                <w:u w:val="none"/>
-                <w:shd w:fill="auto" w:val="clear"/>
-                <w:vertAlign w:val="baseline"/>
-              </w:rPr>
-            </w:pPr>
-            <w:r>
-              <w:rPr>
-                <w:b w:val="1"/>
-                <w:bCs w:val="1"/>
-                <w:i w:val="0"/>
-                <w:iCs w:val="0"/>
-                <w:smallCaps w:val="0"/>
-                <w:strike w:val="0"/>
-                <w:color w:val="1f3864"/>
-                <w:sz w:val="22"/>
-                <w:szCs w:val="22"/>
+                <w:u w:val="none"/>
+                <w:shd w:fill="auto" w:val="clear"/>
+                <w:vertAlign w:val="baseline"/>
+              </w:rPr>
+            </w:pPr>
+            <w:r>
+              <w:rPr>
+                <w:b w:val="1"/>
+                <w:bCs w:val="1"/>
+                <w:i w:val="0"/>
+                <w:iCs w:val="0"/>
+                <w:smallCaps w:val="0"/>
+                <w:strike w:val="0"/>
+                <w:color w:val="1f3864"/>
                 <w:u w:val="none"/>
                 <w:shd w:fill="auto" w:val="clear"/>
                 <w:vertAlign w:val="baseline"/>
@@ -158,43 +148,33 @@
               <w:ind w:left="0" w:right="0" w:firstLine="0"/>
               <w:jc w:val="left"/>
               <w:rPr>
-                <w:rFonts w:ascii="Calibri" w:cs="Calibri" w:eastAsia="Calibri" w:hAnsi="Calibri"/>
-                <w:b w:val="1"/>
-                <w:bCs w:val="1"/>
-                <w:i w:val="0"/>
-                <w:iCs w:val="0"/>
-                <w:smallCaps w:val="0"/>
-                <w:strike w:val="0"/>
-                <w:color w:val="1f3864"/>
-                <w:sz w:val="22"/>
-                <w:szCs w:val="22"/>
-                <w:u w:val="none"/>
-                <w:shd w:fill="auto" w:val="clear"/>
-                <w:vertAlign w:val="baseline"/>
-              </w:rPr>
-            </w:pPr>
-            <w:r>
-              <w:rPr>
-                <w:b w:val="1"/>
-                <w:bCs w:val="1"/>
-                <w:i w:val="0"/>
-                <w:iCs w:val="0"/>
-                <w:smallCaps w:val="0"/>
-                <w:strike w:val="0"/>
-                <w:color w:val="1f3864"/>
-                <w:sz w:val="22"/>
-                <w:szCs w:val="22"/>
+                <w:b w:val="1"/>
+                <w:bCs w:val="1"/>
+                <w:i w:val="0"/>
+                <w:iCs w:val="0"/>
+                <w:smallCaps w:val="0"/>
+                <w:strike w:val="0"/>
+                <w:color w:val="1f3864"/>
+                <w:u w:val="none"/>
+                <w:shd w:fill="auto" w:val="clear"/>
+                <w:vertAlign w:val="baseline"/>
+              </w:rPr>
+            </w:pPr>
+            <w:r>
+              <w:rPr>
+                <w:b w:val="1"/>
+                <w:bCs w:val="1"/>
+                <w:i w:val="0"/>
+                <w:iCs w:val="0"/>
+                <w:smallCaps w:val="0"/>
+                <w:strike w:val="0"/>
+                <w:color w:val="1f3864"/>
                 <w:u w:val="none"/>
                 <w:shd w:fill="auto" w:val="clear"/>
                 <w:vertAlign w:val="baseline"/>
                 <w:rtl w:val="0"/>
               </w:rPr>
               <w:t xml:space="preserve">Código:</w:t>
-            </w:r>
-            <w:r>
-              <w:rPr>
-                <w:rtl w:val="0"/>
-              </w:rPr>
             </w:r>
           </w:p>
         </w:tc>
@@ -222,15 +202,11 @@
             </w:pPr>
             <w:r>
               <w:rPr>
-                <w:b w:val="0"/>
-                <w:bCs w:val="0"/>
                 <w:i w:val="0"/>
                 <w:iCs w:val="0"/>
                 <w:smallCaps w:val="0"/>
                 <w:strike w:val="0"/>
                 <w:color w:val="000000"/>
-                <w:sz w:val="22"/>
-                <w:szCs w:val="22"/>
                 <w:u w:val="none"/>
                 <w:shd w:fill="auto" w:val="clear"/>
                 <w:vertAlign w:val="baseline"/>
@@ -267,7 +243,6 @@
               <w:ind w:left="0" w:right="0" w:firstLine="0"/>
               <w:jc w:val="left"/>
               <w:rPr>
-                <w:rFonts w:ascii="Calibri" w:cs="Calibri" w:eastAsia="Calibri" w:hAnsi="Calibri"/>
                 <w:b w:val="1"/>
                 <w:bCs w:val="1"/>
                 <w:i w:val="0"/>
@@ -275,24 +250,20 @@
                 <w:smallCaps w:val="0"/>
                 <w:strike w:val="0"/>
                 <w:color w:val="000000"/>
-                <w:sz w:val="22"/>
-                <w:szCs w:val="22"/>
-                <w:u w:val="none"/>
-                <w:shd w:fill="auto" w:val="clear"/>
-                <w:vertAlign w:val="baseline"/>
-              </w:rPr>
-            </w:pPr>
-            <w:r>
-              <w:rPr>
-                <w:b w:val="1"/>
-                <w:bCs w:val="1"/>
-                <w:i w:val="0"/>
-                <w:iCs w:val="0"/>
-                <w:smallCaps w:val="0"/>
-                <w:strike w:val="0"/>
-                <w:color w:val="1f3864"/>
-                <w:sz w:val="22"/>
-                <w:szCs w:val="22"/>
+                <w:u w:val="none"/>
+                <w:shd w:fill="auto" w:val="clear"/>
+                <w:vertAlign w:val="baseline"/>
+              </w:rPr>
+            </w:pPr>
+            <w:r>
+              <w:rPr>
+                <w:b w:val="1"/>
+                <w:bCs w:val="1"/>
+                <w:i w:val="0"/>
+                <w:iCs w:val="0"/>
+                <w:smallCaps w:val="0"/>
+                <w:strike w:val="0"/>
+                <w:color w:val="1f3864"/>
                 <w:u w:val="none"/>
                 <w:shd w:fill="auto" w:val="clear"/>
                 <w:vertAlign w:val="baseline"/>
@@ -364,32 +335,27 @@
               <w:ind w:left="0" w:right="0" w:firstLine="0"/>
               <w:jc w:val="left"/>
               <w:rPr>
-                <w:rFonts w:ascii="Calibri" w:cs="Calibri" w:eastAsia="Calibri" w:hAnsi="Calibri"/>
-                <w:b w:val="1"/>
-                <w:bCs w:val="1"/>
-                <w:i w:val="0"/>
-                <w:iCs w:val="0"/>
-                <w:smallCaps w:val="0"/>
-                <w:strike w:val="0"/>
-                <w:color w:val="1f3864"/>
-                <w:sz w:val="22"/>
-                <w:szCs w:val="22"/>
-                <w:u w:val="none"/>
-                <w:shd w:fill="auto" w:val="clear"/>
-                <w:vertAlign w:val="baseline"/>
-              </w:rPr>
-            </w:pPr>
-            <w:r>
-              <w:rPr>
-                <w:b w:val="1"/>
-                <w:bCs w:val="1"/>
-                <w:i w:val="0"/>
-                <w:iCs w:val="0"/>
-                <w:smallCaps w:val="0"/>
-                <w:strike w:val="0"/>
-                <w:color w:val="1f3864"/>
-                <w:sz w:val="22"/>
-                <w:szCs w:val="22"/>
+                <w:b w:val="1"/>
+                <w:bCs w:val="1"/>
+                <w:i w:val="0"/>
+                <w:iCs w:val="0"/>
+                <w:smallCaps w:val="0"/>
+                <w:strike w:val="0"/>
+                <w:color w:val="1f3864"/>
+                <w:u w:val="none"/>
+                <w:shd w:fill="auto" w:val="clear"/>
+                <w:vertAlign w:val="baseline"/>
+              </w:rPr>
+            </w:pPr>
+            <w:r>
+              <w:rPr>
+                <w:b w:val="1"/>
+                <w:bCs w:val="1"/>
+                <w:i w:val="0"/>
+                <w:iCs w:val="0"/>
+                <w:smallCaps w:val="0"/>
+                <w:strike w:val="0"/>
+                <w:color w:val="1f3864"/>
                 <w:u w:val="none"/>
                 <w:shd w:fill="auto" w:val="clear"/>
                 <w:vertAlign w:val="baseline"/>
@@ -397,11 +363,6 @@
               </w:rPr>
               <w:t xml:space="preserve">Complejidad:</w:t>
             </w:r>
-            <w:r>
-              <w:rPr>
-                <w:rtl w:val="0"/>
-              </w:rPr>
-            </w:r>
           </w:p>
         </w:tc>
         <w:tc>
@@ -418,16 +379,11 @@
           <w:p>
             <w:pPr>
               <w:rPr>
-                <w:rFonts w:ascii="Calibri" w:cs="Calibri" w:eastAsia="Calibri" w:hAnsi="Calibri"/>
-                <w:b w:val="0"/>
-                <w:bCs w:val="0"/>
                 <w:i w:val="0"/>
                 <w:iCs w:val="0"/>
                 <w:smallCaps w:val="0"/>
                 <w:strike w:val="0"/>
                 <w:color w:val="000000"/>
-                <w:sz w:val="22"/>
-                <w:szCs w:val="22"/>
                 <w:u w:val="none"/>
                 <w:shd w:fill="auto" w:val="clear"/>
                 <w:vertAlign w:val="baseline"/>
@@ -472,32 +428,27 @@
               <w:ind w:left="0" w:right="0" w:firstLine="0"/>
               <w:jc w:val="left"/>
               <w:rPr>
-                <w:rFonts w:ascii="Calibri" w:cs="Calibri" w:eastAsia="Calibri" w:hAnsi="Calibri"/>
-                <w:b w:val="1"/>
-                <w:bCs w:val="1"/>
-                <w:i w:val="0"/>
-                <w:iCs w:val="0"/>
-                <w:smallCaps w:val="0"/>
-                <w:strike w:val="0"/>
-                <w:color w:val="1f3864"/>
-                <w:sz w:val="22"/>
-                <w:szCs w:val="22"/>
-                <w:u w:val="none"/>
-                <w:shd w:fill="auto" w:val="clear"/>
-                <w:vertAlign w:val="baseline"/>
-              </w:rPr>
-            </w:pPr>
-            <w:r>
-              <w:rPr>
-                <w:b w:val="1"/>
-                <w:bCs w:val="1"/>
-                <w:i w:val="0"/>
-                <w:iCs w:val="0"/>
-                <w:smallCaps w:val="0"/>
-                <w:strike w:val="0"/>
-                <w:color w:val="1f3864"/>
-                <w:sz w:val="22"/>
-                <w:szCs w:val="22"/>
+                <w:b w:val="1"/>
+                <w:bCs w:val="1"/>
+                <w:i w:val="0"/>
+                <w:iCs w:val="0"/>
+                <w:smallCaps w:val="0"/>
+                <w:strike w:val="0"/>
+                <w:color w:val="1f3864"/>
+                <w:u w:val="none"/>
+                <w:shd w:fill="auto" w:val="clear"/>
+                <w:vertAlign w:val="baseline"/>
+              </w:rPr>
+            </w:pPr>
+            <w:r>
+              <w:rPr>
+                <w:b w:val="1"/>
+                <w:bCs w:val="1"/>
+                <w:i w:val="0"/>
+                <w:iCs w:val="0"/>
+                <w:smallCaps w:val="0"/>
+                <w:strike w:val="0"/>
+                <w:color w:val="1f3864"/>
                 <w:u w:val="none"/>
                 <w:shd w:fill="auto" w:val="clear"/>
                 <w:vertAlign w:val="baseline"/>
@@ -505,11 +456,6 @@
               </w:rPr>
               <w:t xml:space="preserve">HU Relacionada:</w:t>
             </w:r>
-            <w:r>
-              <w:rPr>
-                <w:rtl w:val="0"/>
-              </w:rPr>
-            </w:r>
           </w:p>
         </w:tc>
         <w:tc>
@@ -533,16 +479,11 @@
               <w:ind w:left="0" w:right="0" w:firstLine="0"/>
               <w:jc w:val="left"/>
               <w:rPr>
-                <w:rFonts w:ascii="Calibri" w:cs="Calibri" w:eastAsia="Calibri" w:hAnsi="Calibri"/>
-                <w:b w:val="0"/>
-                <w:bCs w:val="0"/>
                 <w:i w:val="0"/>
                 <w:iCs w:val="0"/>
                 <w:smallCaps w:val="0"/>
                 <w:strike w:val="0"/>
                 <w:color w:val="000000"/>
-                <w:sz w:val="22"/>
-                <w:szCs w:val="22"/>
                 <w:u w:val="none"/>
                 <w:shd w:fill="auto" w:val="clear"/>
                 <w:vertAlign w:val="baseline"/>
@@ -587,32 +528,27 @@
               <w:ind w:left="0" w:right="0" w:firstLine="0"/>
               <w:jc w:val="left"/>
               <w:rPr>
-                <w:rFonts w:ascii="Calibri" w:cs="Calibri" w:eastAsia="Calibri" w:hAnsi="Calibri"/>
-                <w:b w:val="1"/>
-                <w:bCs w:val="1"/>
-                <w:i w:val="0"/>
-                <w:iCs w:val="0"/>
-                <w:smallCaps w:val="0"/>
-                <w:strike w:val="0"/>
-                <w:color w:val="1f3864"/>
-                <w:sz w:val="22"/>
-                <w:szCs w:val="22"/>
-                <w:u w:val="none"/>
-                <w:shd w:fill="auto" w:val="clear"/>
-                <w:vertAlign w:val="baseline"/>
-              </w:rPr>
-            </w:pPr>
-            <w:r>
-              <w:rPr>
-                <w:b w:val="1"/>
-                <w:bCs w:val="1"/>
-                <w:i w:val="0"/>
-                <w:iCs w:val="0"/>
-                <w:smallCaps w:val="0"/>
-                <w:strike w:val="0"/>
-                <w:color w:val="1f3864"/>
-                <w:sz w:val="22"/>
-                <w:szCs w:val="22"/>
+                <w:b w:val="1"/>
+                <w:bCs w:val="1"/>
+                <w:i w:val="0"/>
+                <w:iCs w:val="0"/>
+                <w:smallCaps w:val="0"/>
+                <w:strike w:val="0"/>
+                <w:color w:val="1f3864"/>
+                <w:u w:val="none"/>
+                <w:shd w:fill="auto" w:val="clear"/>
+                <w:vertAlign w:val="baseline"/>
+              </w:rPr>
+            </w:pPr>
+            <w:r>
+              <w:rPr>
+                <w:b w:val="1"/>
+                <w:bCs w:val="1"/>
+                <w:i w:val="0"/>
+                <w:iCs w:val="0"/>
+                <w:smallCaps w:val="0"/>
+                <w:strike w:val="0"/>
+                <w:color w:val="1f3864"/>
                 <w:u w:val="none"/>
                 <w:shd w:fill="auto" w:val="clear"/>
                 <w:vertAlign w:val="baseline"/>
@@ -620,11 +556,6 @@
               </w:rPr>
               <w:t xml:space="preserve">Módulo:</w:t>
             </w:r>
-            <w:r>
-              <w:rPr>
-                <w:rtl w:val="0"/>
-              </w:rPr>
-            </w:r>
           </w:p>
         </w:tc>
         <w:tc>
@@ -647,16 +578,11 @@
               <w:ind w:left="0" w:right="0" w:firstLine="0"/>
               <w:jc w:val="left"/>
               <w:rPr>
-                <w:rFonts w:ascii="Calibri" w:cs="Calibri" w:eastAsia="Calibri" w:hAnsi="Calibri"/>
-                <w:b w:val="0"/>
-                <w:bCs w:val="0"/>
                 <w:i w:val="0"/>
                 <w:iCs w:val="0"/>
                 <w:smallCaps w:val="0"/>
                 <w:strike w:val="0"/>
                 <w:color w:val="000000"/>
-                <w:sz w:val="22"/>
-                <w:szCs w:val="22"/>
                 <w:u w:val="none"/>
                 <w:shd w:fill="auto" w:val="clear"/>
                 <w:vertAlign w:val="baseline"/>
@@ -703,7 +629,6 @@
               <w:ind w:left="0" w:right="0" w:firstLine="0"/>
               <w:jc w:val="left"/>
               <w:rPr>
-                <w:rFonts w:ascii="Calibri" w:cs="Calibri" w:eastAsia="Calibri" w:hAnsi="Calibri"/>
                 <w:b w:val="1"/>
                 <w:bCs w:val="1"/>
                 <w:i w:val="0"/>
@@ -711,24 +636,20 @@
                 <w:smallCaps w:val="0"/>
                 <w:strike w:val="0"/>
                 <w:color w:val="000000"/>
-                <w:sz w:val="22"/>
-                <w:szCs w:val="22"/>
-                <w:u w:val="none"/>
-                <w:shd w:fill="auto" w:val="clear"/>
-                <w:vertAlign w:val="baseline"/>
-              </w:rPr>
-            </w:pPr>
-            <w:r>
-              <w:rPr>
-                <w:b w:val="1"/>
-                <w:bCs w:val="1"/>
-                <w:i w:val="0"/>
-                <w:iCs w:val="0"/>
-                <w:smallCaps w:val="0"/>
-                <w:strike w:val="0"/>
-                <w:color w:val="1f3864"/>
-                <w:sz w:val="22"/>
-                <w:szCs w:val="22"/>
+                <w:u w:val="none"/>
+                <w:shd w:fill="auto" w:val="clear"/>
+                <w:vertAlign w:val="baseline"/>
+              </w:rPr>
+            </w:pPr>
+            <w:r>
+              <w:rPr>
+                <w:b w:val="1"/>
+                <w:bCs w:val="1"/>
+                <w:i w:val="0"/>
+                <w:iCs w:val="0"/>
+                <w:smallCaps w:val="0"/>
+                <w:strike w:val="0"/>
+                <w:color w:val="1f3864"/>
                 <w:u w:val="none"/>
                 <w:shd w:fill="auto" w:val="clear"/>
                 <w:vertAlign w:val="baseline"/>
@@ -763,43 +684,33 @@
               <w:ind w:left="0" w:right="0" w:firstLine="0"/>
               <w:jc w:val="left"/>
               <w:rPr>
-                <w:rFonts w:ascii="Calibri" w:cs="Calibri" w:eastAsia="Calibri" w:hAnsi="Calibri"/>
-                <w:b w:val="1"/>
-                <w:bCs w:val="1"/>
-                <w:i w:val="0"/>
-                <w:iCs w:val="0"/>
-                <w:smallCaps w:val="0"/>
-                <w:strike w:val="0"/>
-                <w:color w:val="1f3864"/>
-                <w:sz w:val="22"/>
-                <w:szCs w:val="22"/>
-                <w:u w:val="none"/>
-                <w:shd w:fill="auto" w:val="clear"/>
-                <w:vertAlign w:val="baseline"/>
-              </w:rPr>
-            </w:pPr>
-            <w:r>
-              <w:rPr>
-                <w:b w:val="1"/>
-                <w:bCs w:val="1"/>
-                <w:i w:val="0"/>
-                <w:iCs w:val="0"/>
-                <w:smallCaps w:val="0"/>
-                <w:strike w:val="0"/>
-                <w:color w:val="1f3864"/>
-                <w:sz w:val="22"/>
-                <w:szCs w:val="22"/>
+                <w:b w:val="1"/>
+                <w:bCs w:val="1"/>
+                <w:i w:val="0"/>
+                <w:iCs w:val="0"/>
+                <w:smallCaps w:val="0"/>
+                <w:strike w:val="0"/>
+                <w:color w:val="1f3864"/>
+                <w:u w:val="none"/>
+                <w:shd w:fill="auto" w:val="clear"/>
+                <w:vertAlign w:val="baseline"/>
+              </w:rPr>
+            </w:pPr>
+            <w:r>
+              <w:rPr>
+                <w:b w:val="1"/>
+                <w:bCs w:val="1"/>
+                <w:i w:val="0"/>
+                <w:iCs w:val="0"/>
+                <w:smallCaps w:val="0"/>
+                <w:strike w:val="0"/>
+                <w:color w:val="1f3864"/>
                 <w:u w:val="none"/>
                 <w:shd w:fill="auto" w:val="clear"/>
                 <w:vertAlign w:val="baseline"/>
                 <w:rtl w:val="0"/>
               </w:rPr>
               <w:t xml:space="preserve">Yo como</w:t>
-            </w:r>
-            <w:r>
-              <w:rPr>
-                <w:rtl w:val="0"/>
-              </w:rPr>
             </w:r>
           </w:p>
         </w:tc>
@@ -873,16 +784,11 @@
               <w:ind w:left="0" w:right="0" w:firstLine="0"/>
               <w:jc w:val="left"/>
               <w:rPr>
-                <w:rFonts w:ascii="Calibri" w:cs="Calibri" w:eastAsia="Calibri" w:hAnsi="Calibri"/>
-                <w:b w:val="0"/>
-                <w:bCs w:val="0"/>
                 <w:i w:val="0"/>
                 <w:iCs w:val="0"/>
                 <w:smallCaps w:val="0"/>
                 <w:strike w:val="0"/>
                 <w:color w:val="000000"/>
-                <w:sz w:val="22"/>
-                <w:szCs w:val="22"/>
                 <w:u w:val="none"/>
                 <w:shd w:fill="auto" w:val="clear"/>
                 <w:vertAlign w:val="baseline"/>
@@ -915,32 +821,27 @@
               <w:ind w:left="0" w:right="0" w:firstLine="0"/>
               <w:jc w:val="left"/>
               <w:rPr>
-                <w:rFonts w:ascii="Calibri" w:cs="Calibri" w:eastAsia="Calibri" w:hAnsi="Calibri"/>
-                <w:b w:val="1"/>
-                <w:bCs w:val="1"/>
-                <w:i w:val="0"/>
-                <w:iCs w:val="0"/>
-                <w:smallCaps w:val="0"/>
-                <w:strike w:val="0"/>
-                <w:color w:val="1f3864"/>
-                <w:sz w:val="22"/>
-                <w:szCs w:val="22"/>
-                <w:u w:val="none"/>
-                <w:shd w:fill="auto" w:val="clear"/>
-                <w:vertAlign w:val="baseline"/>
-              </w:rPr>
-            </w:pPr>
-            <w:r>
-              <w:rPr>
-                <w:b w:val="1"/>
-                <w:bCs w:val="1"/>
-                <w:i w:val="0"/>
-                <w:iCs w:val="0"/>
-                <w:smallCaps w:val="0"/>
-                <w:strike w:val="0"/>
-                <w:color w:val="1f3864"/>
-                <w:sz w:val="22"/>
-                <w:szCs w:val="22"/>
+                <w:b w:val="1"/>
+                <w:bCs w:val="1"/>
+                <w:i w:val="0"/>
+                <w:iCs w:val="0"/>
+                <w:smallCaps w:val="0"/>
+                <w:strike w:val="0"/>
+                <w:color w:val="1f3864"/>
+                <w:u w:val="none"/>
+                <w:shd w:fill="auto" w:val="clear"/>
+                <w:vertAlign w:val="baseline"/>
+              </w:rPr>
+            </w:pPr>
+            <w:r>
+              <w:rPr>
+                <w:b w:val="1"/>
+                <w:bCs w:val="1"/>
+                <w:i w:val="0"/>
+                <w:iCs w:val="0"/>
+                <w:smallCaps w:val="0"/>
+                <w:strike w:val="0"/>
+                <w:color w:val="1f3864"/>
                 <w:u w:val="none"/>
                 <w:shd w:fill="auto" w:val="clear"/>
                 <w:vertAlign w:val="baseline"/>
@@ -948,11 +849,6 @@
               </w:rPr>
               <w:t xml:space="preserve">Requiero</w:t>
             </w:r>
-            <w:r>
-              <w:rPr>
-                <w:rtl w:val="0"/>
-              </w:rPr>
-            </w:r>
           </w:p>
         </w:tc>
         <w:tc>
@@ -975,16 +871,11 @@
               <w:ind w:left="0" w:right="0" w:firstLine="0"/>
               <w:jc w:val="both"/>
               <w:rPr>
-                <w:rFonts w:ascii="Calibri" w:cs="Calibri" w:eastAsia="Calibri" w:hAnsi="Calibri"/>
-                <w:b w:val="0"/>
-                <w:bCs w:val="0"/>
                 <w:i w:val="0"/>
                 <w:iCs w:val="0"/>
                 <w:smallCaps w:val="0"/>
                 <w:strike w:val="0"/>
                 <w:color w:val="000000"/>
-                <w:sz w:val="22"/>
-                <w:szCs w:val="22"/>
                 <w:u w:val="none"/>
                 <w:shd w:fill="auto" w:val="clear"/>
                 <w:vertAlign w:val="baseline"/>
@@ -1039,16 +930,11 @@
               <w:ind w:left="0" w:right="0" w:firstLine="0"/>
               <w:jc w:val="left"/>
               <w:rPr>
-                <w:rFonts w:ascii="Calibri" w:cs="Calibri" w:eastAsia="Calibri" w:hAnsi="Calibri"/>
-                <w:b w:val="0"/>
-                <w:bCs w:val="0"/>
                 <w:i w:val="0"/>
                 <w:iCs w:val="0"/>
                 <w:smallCaps w:val="0"/>
                 <w:strike w:val="0"/>
                 <w:color w:val="000000"/>
-                <w:sz w:val="22"/>
-                <w:szCs w:val="22"/>
                 <w:u w:val="none"/>
                 <w:shd w:fill="auto" w:val="clear"/>
                 <w:vertAlign w:val="baseline"/>
@@ -1081,32 +967,27 @@
               <w:ind w:left="0" w:right="0" w:firstLine="0"/>
               <w:jc w:val="left"/>
               <w:rPr>
-                <w:rFonts w:ascii="Calibri" w:cs="Calibri" w:eastAsia="Calibri" w:hAnsi="Calibri"/>
-                <w:b w:val="1"/>
-                <w:bCs w:val="1"/>
-                <w:i w:val="0"/>
-                <w:iCs w:val="0"/>
-                <w:smallCaps w:val="0"/>
-                <w:strike w:val="0"/>
-                <w:color w:val="1f3864"/>
-                <w:sz w:val="22"/>
-                <w:szCs w:val="22"/>
-                <w:u w:val="none"/>
-                <w:shd w:fill="auto" w:val="clear"/>
-                <w:vertAlign w:val="baseline"/>
-              </w:rPr>
-            </w:pPr>
-            <w:r>
-              <w:rPr>
-                <w:b w:val="1"/>
-                <w:bCs w:val="1"/>
-                <w:i w:val="0"/>
-                <w:iCs w:val="0"/>
-                <w:smallCaps w:val="0"/>
-                <w:strike w:val="0"/>
-                <w:color w:val="1f3864"/>
-                <w:sz w:val="22"/>
-                <w:szCs w:val="22"/>
+                <w:b w:val="1"/>
+                <w:bCs w:val="1"/>
+                <w:i w:val="0"/>
+                <w:iCs w:val="0"/>
+                <w:smallCaps w:val="0"/>
+                <w:strike w:val="0"/>
+                <w:color w:val="1f3864"/>
+                <w:u w:val="none"/>
+                <w:shd w:fill="auto" w:val="clear"/>
+                <w:vertAlign w:val="baseline"/>
+              </w:rPr>
+            </w:pPr>
+            <w:r>
+              <w:rPr>
+                <w:b w:val="1"/>
+                <w:bCs w:val="1"/>
+                <w:i w:val="0"/>
+                <w:iCs w:val="0"/>
+                <w:smallCaps w:val="0"/>
+                <w:strike w:val="0"/>
+                <w:color w:val="1f3864"/>
                 <w:u w:val="none"/>
                 <w:shd w:fill="auto" w:val="clear"/>
                 <w:vertAlign w:val="baseline"/>
@@ -1114,11 +995,6 @@
               </w:rPr>
               <w:t xml:space="preserve">Para</w:t>
             </w:r>
-            <w:r>
-              <w:rPr>
-                <w:rtl w:val="0"/>
-              </w:rPr>
-            </w:r>
           </w:p>
         </w:tc>
         <w:tc>
@@ -1141,26 +1017,21 @@
               <w:ind w:left="0" w:right="0" w:firstLine="0"/>
               <w:jc w:val="both"/>
               <w:rPr>
-                <w:rFonts w:ascii="Calibri" w:cs="Calibri" w:eastAsia="Calibri" w:hAnsi="Calibri"/>
-                <w:b w:val="0"/>
-                <w:bCs w:val="0"/>
                 <w:i w:val="0"/>
                 <w:iCs w:val="0"/>
                 <w:smallCaps w:val="0"/>
                 <w:strike w:val="0"/>
                 <w:color w:val="000000"/>
-                <w:sz w:val="22"/>
-                <w:szCs w:val="22"/>
-                <w:u w:val="none"/>
-                <w:shd w:fill="auto" w:val="clear"/>
-                <w:vertAlign w:val="baseline"/>
-              </w:rPr>
-            </w:pPr>
-            <w:r>
-              <w:rPr>
-                <w:rtl w:val="0"/>
-              </w:rPr>
-              <w:t xml:space="preserve">gestionar mis tareas, proyectos y/o equipos dentro de la plataforma de forma segura</w:t>
+                <w:u w:val="none"/>
+                <w:shd w:fill="auto" w:val="clear"/>
+                <w:vertAlign w:val="baseline"/>
+              </w:rPr>
+            </w:pPr>
+            <w:r>
+              <w:rPr>
+                <w:rtl w:val="0"/>
+              </w:rPr>
+              <w:t xml:space="preserve">acceder de forma segura a las funcionalidades autorizadas según mi rol dentro de la plataforma.</w:t>
             </w:r>
             <w:r>
               <w:rPr>
@@ -1195,32 +1066,27 @@
               <w:ind w:left="0" w:right="0" w:firstLine="0"/>
               <w:jc w:val="left"/>
               <w:rPr>
-                <w:rFonts w:ascii="Calibri" w:cs="Calibri" w:eastAsia="Calibri" w:hAnsi="Calibri"/>
-                <w:b w:val="1"/>
-                <w:bCs w:val="1"/>
-                <w:i w:val="0"/>
-                <w:iCs w:val="0"/>
-                <w:smallCaps w:val="0"/>
-                <w:strike w:val="0"/>
-                <w:color w:val="1f3864"/>
-                <w:sz w:val="22"/>
-                <w:szCs w:val="22"/>
-                <w:u w:val="none"/>
-                <w:shd w:fill="auto" w:val="clear"/>
-                <w:vertAlign w:val="baseline"/>
-              </w:rPr>
-            </w:pPr>
-            <w:r>
-              <w:rPr>
-                <w:b w:val="1"/>
-                <w:bCs w:val="1"/>
-                <w:i w:val="0"/>
-                <w:iCs w:val="0"/>
-                <w:smallCaps w:val="0"/>
-                <w:strike w:val="0"/>
-                <w:color w:val="1f3864"/>
-                <w:sz w:val="22"/>
-                <w:szCs w:val="22"/>
+                <w:b w:val="1"/>
+                <w:bCs w:val="1"/>
+                <w:i w:val="0"/>
+                <w:iCs w:val="0"/>
+                <w:smallCaps w:val="0"/>
+                <w:strike w:val="0"/>
+                <w:color w:val="1f3864"/>
+                <w:u w:val="none"/>
+                <w:shd w:fill="auto" w:val="clear"/>
+                <w:vertAlign w:val="baseline"/>
+              </w:rPr>
+            </w:pPr>
+            <w:r>
+              <w:rPr>
+                <w:b w:val="1"/>
+                <w:bCs w:val="1"/>
+                <w:i w:val="0"/>
+                <w:iCs w:val="0"/>
+                <w:smallCaps w:val="0"/>
+                <w:strike w:val="0"/>
+                <w:color w:val="1f3864"/>
                 <w:u w:val="none"/>
                 <w:shd w:fill="auto" w:val="clear"/>
                 <w:vertAlign w:val="baseline"/>
@@ -1228,11 +1094,6 @@
               </w:rPr>
               <w:t xml:space="preserve">Requerimiento:</w:t>
             </w:r>
-            <w:r>
-              <w:rPr>
-                <w:rtl w:val="0"/>
-              </w:rPr>
-            </w:r>
           </w:p>
         </w:tc>
         <w:tc>
@@ -1247,12 +1108,7 @@
           </w:tcPr>
           <w:p>
             <w:pPr>
-              <w:keepNext w:val="0"/>
-              <w:keepLines w:val="0"/>
-              <w:widowControl w:val="1"/>
-              <w:shd w:fill="auto" w:val="clear"/>
-              <w:spacing w:after="0" w:before="0" w:line="240" w:lineRule="auto"/>
-              <w:ind w:left="0" w:right="0" w:firstLine="0"/>
+              <w:spacing w:after="0" w:line="240" w:lineRule="auto"/>
               <w:jc w:val="both"/>
               <w:rPr/>
             </w:pPr>
@@ -1260,7 +1116,129 @@
               <w:rPr>
                 <w:rtl w:val="0"/>
               </w:rPr>
-              <w:t xml:space="preserve">RF-003</w:t>
+              <w:t xml:space="preserve">- El sistema debe permitir el inicio de sesión únicamente a trabajadores registrados.</w:t>
+            </w:r>
+          </w:p>
+          <w:p>
+            <w:pPr>
+              <w:spacing w:after="0" w:line="240" w:lineRule="auto"/>
+              <w:jc w:val="both"/>
+              <w:rPr/>
+            </w:pPr>
+            <w:r>
+              <w:rPr>
+                <w:rtl w:val="0"/>
+              </w:rPr>
+              <w:t xml:space="preserve">- El sistema debe validar las credenciales ingresadas por el usuario.</w:t>
+            </w:r>
+          </w:p>
+          <w:p>
+            <w:pPr>
+              <w:spacing w:after="0" w:line="240" w:lineRule="auto"/>
+              <w:jc w:val="both"/>
+              <w:rPr/>
+            </w:pPr>
+            <w:r>
+              <w:rPr>
+                <w:rtl w:val="0"/>
+              </w:rPr>
+              <w:t xml:space="preserve">- El sistema debe autenticar al usuario mediante un mecanismo seguro.</w:t>
+            </w:r>
+          </w:p>
+          <w:p>
+            <w:pPr>
+              <w:spacing w:after="0" w:line="240" w:lineRule="auto"/>
+              <w:jc w:val="both"/>
+              <w:rPr/>
+            </w:pPr>
+            <w:r>
+              <w:rPr>
+                <w:rtl w:val="0"/>
+              </w:rPr>
+              <w:t xml:space="preserve">- El sistema debe generar un token JWT cuando la autenticación sea exitosa.</w:t>
+            </w:r>
+          </w:p>
+          <w:p>
+            <w:pPr>
+              <w:spacing w:after="0" w:line="240" w:lineRule="auto"/>
+              <w:jc w:val="both"/>
+              <w:rPr/>
+            </w:pPr>
+            <w:r>
+              <w:rPr>
+                <w:rtl w:val="0"/>
+              </w:rPr>
+              <w:t xml:space="preserve">- El sistema debe identificar el rol del trabajador autenticado.</w:t>
+            </w:r>
+          </w:p>
+          <w:p>
+            <w:pPr>
+              <w:spacing w:after="0" w:line="240" w:lineRule="auto"/>
+              <w:jc w:val="both"/>
+              <w:rPr/>
+            </w:pPr>
+            <w:r>
+              <w:rPr>
+                <w:rtl w:val="0"/>
+              </w:rPr>
+              <w:t xml:space="preserve">- El sistema debe redirigir al usuario al dashboard correspondiente según su rol.</w:t>
+            </w:r>
+          </w:p>
+          <w:p>
+            <w:pPr>
+              <w:spacing w:after="0" w:line="240" w:lineRule="auto"/>
+              <w:jc w:val="both"/>
+              <w:rPr/>
+            </w:pPr>
+            <w:r>
+              <w:rPr>
+                <w:rtl w:val="0"/>
+              </w:rPr>
+              <w:t xml:space="preserve">- El sistema debe impedir el acceso cuando las credenciales sean incorrectas.</w:t>
+            </w:r>
+          </w:p>
+          <w:p>
+            <w:pPr>
+              <w:spacing w:after="0" w:line="240" w:lineRule="auto"/>
+              <w:jc w:val="both"/>
+              <w:rPr/>
+            </w:pPr>
+            <w:r>
+              <w:rPr>
+                <w:rtl w:val="0"/>
+              </w:rPr>
+              <w:t xml:space="preserve">- El sistema debe mostrar mensajes de validación cuando existan campos obligatorios sin diligenciar.</w:t>
+            </w:r>
+          </w:p>
+          <w:p>
+            <w:pPr>
+              <w:spacing w:after="0" w:line="240" w:lineRule="auto"/>
+              <w:jc w:val="both"/>
+              <w:rPr/>
+            </w:pPr>
+            <w:r>
+              <w:rPr>
+                <w:rtl w:val="0"/>
+              </w:rPr>
+              <w:t xml:space="preserve">- El sistema debe finalizar la sesión automáticamente después del tiempo de inactividad configurado.</w:t>
+            </w:r>
+          </w:p>
+          <w:p>
+            <w:pPr>
+              <w:keepNext w:val="0"/>
+              <w:keepLines w:val="0"/>
+              <w:widowControl w:val="1"/>
+              <w:shd w:fill="auto" w:val="clear"/>
+              <w:spacing w:after="0" w:before="0" w:line="240" w:lineRule="auto"/>
+              <w:ind w:left="0" w:right="0" w:firstLine="0"/>
+              <w:jc w:val="both"/>
+              <w:rPr/>
+            </w:pPr>
+            <w:r>
+              <w:rPr>
+                <w:rtl w:val="0"/>
+              </w:rPr>
+              <w:t xml:space="preserve">- El sistema debe proteger el acceso a las funcionalidades según el rol autenticado.</w:t>
             </w:r>
           </w:p>
         </w:tc>
@@ -1290,43 +1268,33 @@
               <w:ind w:left="0" w:right="0" w:firstLine="0"/>
               <w:jc w:val="center"/>
               <w:rPr>
-                <w:rFonts w:ascii="Calibri" w:cs="Calibri" w:eastAsia="Calibri" w:hAnsi="Calibri"/>
-                <w:b w:val="1"/>
-                <w:bCs w:val="1"/>
-                <w:i w:val="0"/>
-                <w:iCs w:val="0"/>
-                <w:smallCaps w:val="0"/>
-                <w:strike w:val="0"/>
-                <w:color w:val="1f3864"/>
-                <w:sz w:val="22"/>
-                <w:szCs w:val="22"/>
-                <w:u w:val="none"/>
-                <w:shd w:fill="auto" w:val="clear"/>
-                <w:vertAlign w:val="baseline"/>
-              </w:rPr>
-            </w:pPr>
-            <w:r>
-              <w:rPr>
-                <w:b w:val="1"/>
-                <w:bCs w:val="1"/>
-                <w:i w:val="0"/>
-                <w:iCs w:val="0"/>
-                <w:smallCaps w:val="0"/>
-                <w:strike w:val="0"/>
-                <w:color w:val="1f3864"/>
-                <w:sz w:val="22"/>
-                <w:szCs w:val="22"/>
+                <w:b w:val="1"/>
+                <w:bCs w:val="1"/>
+                <w:i w:val="0"/>
+                <w:iCs w:val="0"/>
+                <w:smallCaps w:val="0"/>
+                <w:strike w:val="0"/>
+                <w:color w:val="1f3864"/>
+                <w:u w:val="none"/>
+                <w:shd w:fill="auto" w:val="clear"/>
+                <w:vertAlign w:val="baseline"/>
+              </w:rPr>
+            </w:pPr>
+            <w:r>
+              <w:rPr>
+                <w:b w:val="1"/>
+                <w:bCs w:val="1"/>
+                <w:i w:val="0"/>
+                <w:iCs w:val="0"/>
+                <w:smallCaps w:val="0"/>
+                <w:strike w:val="0"/>
+                <w:color w:val="1f3864"/>
                 <w:u w:val="none"/>
                 <w:shd w:fill="auto" w:val="clear"/>
                 <w:vertAlign w:val="baseline"/>
                 <w:rtl w:val="0"/>
               </w:rPr>
               <w:t xml:space="preserve">CRITERIOS DE ACEPTACIÓN</w:t>
-            </w:r>
-            <w:r>
-              <w:rPr>
-                <w:rtl w:val="0"/>
-              </w:rPr>
             </w:r>
           </w:p>
         </w:tc>
@@ -1359,32 +1327,27 @@
               <w:ind w:left="0" w:right="0" w:firstLine="0"/>
               <w:jc w:val="center"/>
               <w:rPr>
-                <w:rFonts w:ascii="Calibri" w:cs="Calibri" w:eastAsia="Calibri" w:hAnsi="Calibri"/>
-                <w:b w:val="1"/>
-                <w:bCs w:val="1"/>
-                <w:i w:val="0"/>
-                <w:iCs w:val="0"/>
-                <w:smallCaps w:val="0"/>
-                <w:strike w:val="0"/>
-                <w:color w:val="1f3864"/>
-                <w:sz w:val="22"/>
-                <w:szCs w:val="22"/>
-                <w:u w:val="none"/>
-                <w:shd w:fill="auto" w:val="clear"/>
-                <w:vertAlign w:val="baseline"/>
-              </w:rPr>
-            </w:pPr>
-            <w:r>
-              <w:rPr>
-                <w:b w:val="1"/>
-                <w:bCs w:val="1"/>
-                <w:i w:val="0"/>
-                <w:iCs w:val="0"/>
-                <w:smallCaps w:val="0"/>
-                <w:strike w:val="0"/>
-                <w:color w:val="1f3864"/>
-                <w:sz w:val="22"/>
-                <w:szCs w:val="22"/>
+                <w:b w:val="1"/>
+                <w:bCs w:val="1"/>
+                <w:i w:val="0"/>
+                <w:iCs w:val="0"/>
+                <w:smallCaps w:val="0"/>
+                <w:strike w:val="0"/>
+                <w:color w:val="1f3864"/>
+                <w:u w:val="none"/>
+                <w:shd w:fill="auto" w:val="clear"/>
+                <w:vertAlign w:val="baseline"/>
+              </w:rPr>
+            </w:pPr>
+            <w:r>
+              <w:rPr>
+                <w:b w:val="1"/>
+                <w:bCs w:val="1"/>
+                <w:i w:val="0"/>
+                <w:iCs w:val="0"/>
+                <w:smallCaps w:val="0"/>
+                <w:strike w:val="0"/>
+                <w:color w:val="1f3864"/>
                 <w:u w:val="none"/>
                 <w:shd w:fill="auto" w:val="clear"/>
                 <w:vertAlign w:val="baseline"/>
@@ -1392,11 +1355,6 @@
               </w:rPr>
               <w:t xml:space="preserve">Condición 01</w:t>
             </w:r>
-            <w:r>
-              <w:rPr>
-                <w:rtl w:val="0"/>
-              </w:rPr>
-            </w:r>
           </w:p>
           <w:p>
             <w:pPr>
@@ -1408,16 +1366,13 @@
               <w:ind w:left="0" w:right="0" w:firstLine="0"/>
               <w:jc w:val="center"/>
               <w:rPr>
-                <w:rFonts w:ascii="Calibri" w:cs="Calibri" w:eastAsia="Calibri" w:hAnsi="Calibri"/>
-                <w:b w:val="1"/>
-                <w:bCs w:val="1"/>
-                <w:i w:val="0"/>
-                <w:iCs w:val="0"/>
-                <w:smallCaps w:val="0"/>
-                <w:strike w:val="0"/>
-                <w:color w:val="1f3864"/>
-                <w:sz w:val="22"/>
-                <w:szCs w:val="22"/>
+                <w:b w:val="1"/>
+                <w:bCs w:val="1"/>
+                <w:i w:val="0"/>
+                <w:iCs w:val="0"/>
+                <w:smallCaps w:val="0"/>
+                <w:strike w:val="0"/>
+                <w:color w:val="1f3864"/>
                 <w:u w:val="none"/>
                 <w:shd w:fill="auto" w:val="clear"/>
                 <w:vertAlign w:val="baseline"/>
@@ -1439,16 +1394,13 @@
               <w:ind w:left="0" w:right="0" w:firstLine="0"/>
               <w:jc w:val="center"/>
               <w:rPr>
-                <w:rFonts w:ascii="Calibri" w:cs="Calibri" w:eastAsia="Calibri" w:hAnsi="Calibri"/>
-                <w:b w:val="1"/>
-                <w:bCs w:val="1"/>
-                <w:i w:val="0"/>
-                <w:iCs w:val="0"/>
-                <w:smallCaps w:val="0"/>
-                <w:strike w:val="0"/>
-                <w:color w:val="1f3864"/>
-                <w:sz w:val="22"/>
-                <w:szCs w:val="22"/>
+                <w:b w:val="1"/>
+                <w:bCs w:val="1"/>
+                <w:i w:val="0"/>
+                <w:iCs w:val="0"/>
+                <w:smallCaps w:val="0"/>
+                <w:strike w:val="0"/>
+                <w:color w:val="1f3864"/>
                 <w:u w:val="none"/>
                 <w:shd w:fill="auto" w:val="clear"/>
                 <w:vertAlign w:val="baseline"/>
@@ -1482,32 +1434,25 @@
               <w:ind w:left="0" w:right="0" w:firstLine="0"/>
               <w:jc w:val="left"/>
               <w:rPr>
-                <w:rFonts w:ascii="Calibri" w:cs="Calibri" w:eastAsia="Calibri" w:hAnsi="Calibri"/>
-                <w:b w:val="0"/>
-                <w:bCs w:val="0"/>
                 <w:i w:val="0"/>
                 <w:iCs w:val="0"/>
                 <w:smallCaps w:val="0"/>
                 <w:strike w:val="0"/>
                 <w:color w:val="000000"/>
-                <w:sz w:val="22"/>
-                <w:szCs w:val="22"/>
-                <w:u w:val="none"/>
-                <w:shd w:fill="auto" w:val="clear"/>
-                <w:vertAlign w:val="baseline"/>
-              </w:rPr>
-            </w:pPr>
-            <w:r>
-              <w:rPr>
-                <w:b w:val="1"/>
-                <w:bCs w:val="1"/>
-                <w:i w:val="0"/>
-                <w:iCs w:val="0"/>
-                <w:smallCaps w:val="0"/>
-                <w:strike w:val="0"/>
-                <w:color w:val="1f3864"/>
-                <w:sz w:val="22"/>
-                <w:szCs w:val="22"/>
+                <w:u w:val="none"/>
+                <w:shd w:fill="auto" w:val="clear"/>
+                <w:vertAlign w:val="baseline"/>
+              </w:rPr>
+            </w:pPr>
+            <w:r>
+              <w:rPr>
+                <w:b w:val="1"/>
+                <w:bCs w:val="1"/>
+                <w:i w:val="0"/>
+                <w:iCs w:val="0"/>
+                <w:smallCaps w:val="0"/>
+                <w:strike w:val="0"/>
+                <w:color w:val="1f3864"/>
                 <w:u w:val="none"/>
                 <w:shd w:fill="auto" w:val="clear"/>
                 <w:vertAlign w:val="baseline"/>
@@ -1537,26 +1482,18 @@
             <w:pPr>
               <w:spacing w:after="0" w:line="240" w:lineRule="auto"/>
               <w:rPr>
-                <w:rFonts w:ascii="Calibri" w:cs="Calibri" w:eastAsia="Calibri" w:hAnsi="Calibri"/>
-                <w:b w:val="0"/>
-                <w:bCs w:val="0"/>
                 <w:i w:val="0"/>
                 <w:iCs w:val="0"/>
                 <w:smallCaps w:val="0"/>
                 <w:strike w:val="0"/>
                 <w:color w:val="000000"/>
-                <w:sz w:val="22"/>
-                <w:szCs w:val="22"/>
-                <w:u w:val="none"/>
-                <w:shd w:fill="auto" w:val="clear"/>
-                <w:vertAlign w:val="baseline"/>
-              </w:rPr>
-            </w:pPr>
-            <w:r>
-              <w:rPr>
-                <w:rFonts w:ascii="Arial" w:cs="Arial" w:eastAsia="Arial" w:hAnsi="Arial"/>
-                <w:sz w:val="20"/>
-                <w:szCs w:val="20"/>
+                <w:u w:val="none"/>
+                <w:shd w:fill="auto" w:val="clear"/>
+                <w:vertAlign w:val="baseline"/>
+              </w:rPr>
+            </w:pPr>
+            <w:r>
+              <w:rPr>
                 <w:rtl w:val="0"/>
               </w:rPr>
               <w:t xml:space="preserve">un trabajador registrado accede al login de inicio de sesión</w:t>
@@ -1604,16 +1541,11 @@
               <w:ind w:left="0" w:right="0" w:firstLine="0"/>
               <w:jc w:val="left"/>
               <w:rPr>
-                <w:rFonts w:ascii="Calibri" w:cs="Calibri" w:eastAsia="Calibri" w:hAnsi="Calibri"/>
-                <w:b w:val="0"/>
-                <w:bCs w:val="0"/>
                 <w:i w:val="0"/>
                 <w:iCs w:val="0"/>
                 <w:smallCaps w:val="0"/>
                 <w:strike w:val="0"/>
                 <w:color w:val="000000"/>
-                <w:sz w:val="22"/>
-                <w:szCs w:val="22"/>
                 <w:u w:val="none"/>
                 <w:shd w:fill="auto" w:val="clear"/>
                 <w:vertAlign w:val="baseline"/>
@@ -1647,43 +1579,33 @@
               <w:ind w:left="0" w:right="0" w:firstLine="0"/>
               <w:jc w:val="left"/>
               <w:rPr>
-                <w:rFonts w:ascii="Calibri" w:cs="Calibri" w:eastAsia="Calibri" w:hAnsi="Calibri"/>
-                <w:b w:val="1"/>
-                <w:bCs w:val="1"/>
-                <w:i w:val="0"/>
-                <w:iCs w:val="0"/>
-                <w:smallCaps w:val="0"/>
-                <w:strike w:val="0"/>
-                <w:color w:val="1f3864"/>
-                <w:sz w:val="22"/>
-                <w:szCs w:val="22"/>
-                <w:u w:val="none"/>
-                <w:shd w:fill="auto" w:val="clear"/>
-                <w:vertAlign w:val="baseline"/>
-              </w:rPr>
-            </w:pPr>
-            <w:r>
-              <w:rPr>
-                <w:b w:val="1"/>
-                <w:bCs w:val="1"/>
-                <w:i w:val="0"/>
-                <w:iCs w:val="0"/>
-                <w:smallCaps w:val="0"/>
-                <w:strike w:val="0"/>
-                <w:color w:val="1f3864"/>
-                <w:sz w:val="22"/>
-                <w:szCs w:val="22"/>
+                <w:b w:val="1"/>
+                <w:bCs w:val="1"/>
+                <w:i w:val="0"/>
+                <w:iCs w:val="0"/>
+                <w:smallCaps w:val="0"/>
+                <w:strike w:val="0"/>
+                <w:color w:val="1f3864"/>
+                <w:u w:val="none"/>
+                <w:shd w:fill="auto" w:val="clear"/>
+                <w:vertAlign w:val="baseline"/>
+              </w:rPr>
+            </w:pPr>
+            <w:r>
+              <w:rPr>
+                <w:b w:val="1"/>
+                <w:bCs w:val="1"/>
+                <w:i w:val="0"/>
+                <w:iCs w:val="0"/>
+                <w:smallCaps w:val="0"/>
+                <w:strike w:val="0"/>
+                <w:color w:val="1f3864"/>
                 <w:u w:val="none"/>
                 <w:shd w:fill="auto" w:val="clear"/>
                 <w:vertAlign w:val="baseline"/>
                 <w:rtl w:val="0"/>
               </w:rPr>
               <w:t xml:space="preserve">Cuando:</w:t>
-            </w:r>
-            <w:r>
-              <w:rPr>
-                <w:rtl w:val="0"/>
-              </w:rPr>
             </w:r>
           </w:p>
         </w:tc>
@@ -1782,32 +1704,27 @@
               <w:ind w:left="0" w:right="0" w:firstLine="0"/>
               <w:jc w:val="left"/>
               <w:rPr>
-                <w:rFonts w:ascii="Calibri" w:cs="Calibri" w:eastAsia="Calibri" w:hAnsi="Calibri"/>
-                <w:b w:val="1"/>
-                <w:bCs w:val="1"/>
-                <w:i w:val="0"/>
-                <w:iCs w:val="0"/>
-                <w:smallCaps w:val="0"/>
-                <w:strike w:val="0"/>
-                <w:color w:val="1f3864"/>
-                <w:sz w:val="22"/>
-                <w:szCs w:val="22"/>
-                <w:u w:val="none"/>
-                <w:shd w:fill="auto" w:val="clear"/>
-                <w:vertAlign w:val="baseline"/>
-              </w:rPr>
-            </w:pPr>
-            <w:r>
-              <w:rPr>
-                <w:b w:val="1"/>
-                <w:bCs w:val="1"/>
-                <w:i w:val="0"/>
-                <w:iCs w:val="0"/>
-                <w:smallCaps w:val="0"/>
-                <w:strike w:val="0"/>
-                <w:color w:val="1f3864"/>
-                <w:sz w:val="22"/>
-                <w:szCs w:val="22"/>
+                <w:b w:val="1"/>
+                <w:bCs w:val="1"/>
+                <w:i w:val="0"/>
+                <w:iCs w:val="0"/>
+                <w:smallCaps w:val="0"/>
+                <w:strike w:val="0"/>
+                <w:color w:val="1f3864"/>
+                <w:u w:val="none"/>
+                <w:shd w:fill="auto" w:val="clear"/>
+                <w:vertAlign w:val="baseline"/>
+              </w:rPr>
+            </w:pPr>
+            <w:r>
+              <w:rPr>
+                <w:b w:val="1"/>
+                <w:bCs w:val="1"/>
+                <w:i w:val="0"/>
+                <w:iCs w:val="0"/>
+                <w:smallCaps w:val="0"/>
+                <w:strike w:val="0"/>
+                <w:color w:val="1f3864"/>
                 <w:u w:val="none"/>
                 <w:shd w:fill="auto" w:val="clear"/>
                 <w:vertAlign w:val="baseline"/>
@@ -1815,11 +1732,6 @@
               </w:rPr>
               <w:t xml:space="preserve">Entonces:</w:t>
             </w:r>
-            <w:r>
-              <w:rPr>
-                <w:rtl w:val="0"/>
-              </w:rPr>
-            </w:r>
           </w:p>
         </w:tc>
         <w:tc>
@@ -1837,26 +1749,18 @@
             <w:pPr>
               <w:spacing w:after="0" w:line="240" w:lineRule="auto"/>
               <w:rPr>
-                <w:rFonts w:ascii="Calibri" w:cs="Calibri" w:eastAsia="Calibri" w:hAnsi="Calibri"/>
-                <w:b w:val="0"/>
-                <w:bCs w:val="0"/>
                 <w:i w:val="0"/>
                 <w:iCs w:val="0"/>
                 <w:smallCaps w:val="0"/>
                 <w:strike w:val="0"/>
                 <w:color w:val="000000"/>
-                <w:sz w:val="22"/>
-                <w:szCs w:val="22"/>
-                <w:u w:val="none"/>
-                <w:shd w:fill="auto" w:val="clear"/>
-                <w:vertAlign w:val="baseline"/>
-              </w:rPr>
-            </w:pPr>
-            <w:r>
-              <w:rPr>
-                <w:rFonts w:ascii="Arial" w:cs="Arial" w:eastAsia="Arial" w:hAnsi="Arial"/>
-                <w:sz w:val="20"/>
-                <w:szCs w:val="20"/>
+                <w:u w:val="none"/>
+                <w:shd w:fill="auto" w:val="clear"/>
+                <w:vertAlign w:val="baseline"/>
+              </w:rPr>
+            </w:pPr>
+            <w:r>
+              <w:rPr>
                 <w:rtl w:val="0"/>
               </w:rPr>
               <w:t xml:space="preserve">el sistema valida las credenciales, genera un token JWT (JSON Web Token) y redirige al dashboard según el rol del usuario</w:t>
@@ -1896,32 +1800,27 @@
               <w:ind w:left="0" w:right="0" w:firstLine="0"/>
               <w:jc w:val="center"/>
               <w:rPr>
-                <w:rFonts w:ascii="Calibri" w:cs="Calibri" w:eastAsia="Calibri" w:hAnsi="Calibri"/>
-                <w:b w:val="1"/>
-                <w:bCs w:val="1"/>
-                <w:i w:val="0"/>
-                <w:iCs w:val="0"/>
-                <w:smallCaps w:val="0"/>
-                <w:strike w:val="0"/>
-                <w:color w:val="1f3864"/>
-                <w:sz w:val="22"/>
-                <w:szCs w:val="22"/>
-                <w:u w:val="none"/>
-                <w:shd w:fill="auto" w:val="clear"/>
-                <w:vertAlign w:val="baseline"/>
-              </w:rPr>
-            </w:pPr>
-            <w:r>
-              <w:rPr>
-                <w:b w:val="1"/>
-                <w:bCs w:val="1"/>
-                <w:i w:val="0"/>
-                <w:iCs w:val="0"/>
-                <w:smallCaps w:val="0"/>
-                <w:strike w:val="0"/>
-                <w:color w:val="1f3864"/>
-                <w:sz w:val="22"/>
-                <w:szCs w:val="22"/>
+                <w:b w:val="1"/>
+                <w:bCs w:val="1"/>
+                <w:i w:val="0"/>
+                <w:iCs w:val="0"/>
+                <w:smallCaps w:val="0"/>
+                <w:strike w:val="0"/>
+                <w:color w:val="1f3864"/>
+                <w:u w:val="none"/>
+                <w:shd w:fill="auto" w:val="clear"/>
+                <w:vertAlign w:val="baseline"/>
+              </w:rPr>
+            </w:pPr>
+            <w:r>
+              <w:rPr>
+                <w:b w:val="1"/>
+                <w:bCs w:val="1"/>
+                <w:i w:val="0"/>
+                <w:iCs w:val="0"/>
+                <w:smallCaps w:val="0"/>
+                <w:strike w:val="0"/>
+                <w:color w:val="1f3864"/>
                 <w:u w:val="none"/>
                 <w:shd w:fill="auto" w:val="clear"/>
                 <w:vertAlign w:val="baseline"/>
@@ -1929,11 +1828,6 @@
               </w:rPr>
               <w:t xml:space="preserve">Condición 02</w:t>
             </w:r>
-            <w:r>
-              <w:rPr>
-                <w:rtl w:val="0"/>
-              </w:rPr>
-            </w:r>
           </w:p>
           <w:p>
             <w:pPr>
@@ -1945,16 +1839,13 @@
               <w:ind w:left="0" w:right="0" w:firstLine="0"/>
               <w:jc w:val="center"/>
               <w:rPr>
-                <w:rFonts w:ascii="Calibri" w:cs="Calibri" w:eastAsia="Calibri" w:hAnsi="Calibri"/>
-                <w:b w:val="1"/>
-                <w:bCs w:val="1"/>
-                <w:i w:val="0"/>
-                <w:iCs w:val="0"/>
-                <w:smallCaps w:val="0"/>
-                <w:strike w:val="0"/>
-                <w:color w:val="1f3864"/>
-                <w:sz w:val="22"/>
-                <w:szCs w:val="22"/>
+                <w:b w:val="1"/>
+                <w:bCs w:val="1"/>
+                <w:i w:val="0"/>
+                <w:iCs w:val="0"/>
+                <w:smallCaps w:val="0"/>
+                <w:strike w:val="0"/>
+                <w:color w:val="1f3864"/>
                 <w:u w:val="none"/>
                 <w:shd w:fill="auto" w:val="clear"/>
                 <w:vertAlign w:val="baseline"/>
@@ -1988,32 +1879,27 @@
               <w:ind w:left="0" w:right="0" w:firstLine="0"/>
               <w:jc w:val="left"/>
               <w:rPr>
-                <w:rFonts w:ascii="Calibri" w:cs="Calibri" w:eastAsia="Calibri" w:hAnsi="Calibri"/>
-                <w:b w:val="1"/>
-                <w:bCs w:val="1"/>
-                <w:i w:val="0"/>
-                <w:iCs w:val="0"/>
-                <w:smallCaps w:val="0"/>
-                <w:strike w:val="0"/>
-                <w:color w:val="1f3864"/>
-                <w:sz w:val="22"/>
-                <w:szCs w:val="22"/>
-                <w:u w:val="none"/>
-                <w:shd w:fill="auto" w:val="clear"/>
-                <w:vertAlign w:val="baseline"/>
-              </w:rPr>
-            </w:pPr>
-            <w:r>
-              <w:rPr>
-                <w:b w:val="1"/>
-                <w:bCs w:val="1"/>
-                <w:i w:val="0"/>
-                <w:iCs w:val="0"/>
-                <w:smallCaps w:val="0"/>
-                <w:strike w:val="0"/>
-                <w:color w:val="1f3864"/>
-                <w:sz w:val="22"/>
-                <w:szCs w:val="22"/>
+                <w:b w:val="1"/>
+                <w:bCs w:val="1"/>
+                <w:i w:val="0"/>
+                <w:iCs w:val="0"/>
+                <w:smallCaps w:val="0"/>
+                <w:strike w:val="0"/>
+                <w:color w:val="1f3864"/>
+                <w:u w:val="none"/>
+                <w:shd w:fill="auto" w:val="clear"/>
+                <w:vertAlign w:val="baseline"/>
+              </w:rPr>
+            </w:pPr>
+            <w:r>
+              <w:rPr>
+                <w:b w:val="1"/>
+                <w:bCs w:val="1"/>
+                <w:i w:val="0"/>
+                <w:iCs w:val="0"/>
+                <w:smallCaps w:val="0"/>
+                <w:strike w:val="0"/>
+                <w:color w:val="1f3864"/>
                 <w:u w:val="none"/>
                 <w:shd w:fill="auto" w:val="clear"/>
                 <w:vertAlign w:val="baseline"/>
@@ -2021,11 +1907,6 @@
               </w:rPr>
               <w:t xml:space="preserve">Dado:</w:t>
             </w:r>
-            <w:r>
-              <w:rPr>
-                <w:rtl w:val="0"/>
-              </w:rPr>
-            </w:r>
           </w:p>
         </w:tc>
         <w:tc>
@@ -2048,18 +1929,13 @@
                 <w:smallCaps w:val="0"/>
                 <w:strike w:val="0"/>
                 <w:color w:val="000000"/>
-                <w:sz w:val="22"/>
-                <w:szCs w:val="22"/>
-                <w:u w:val="none"/>
-                <w:shd w:fill="auto" w:val="clear"/>
-                <w:vertAlign w:val="baseline"/>
-              </w:rPr>
-            </w:pPr>
-            <w:r>
-              <w:rPr>
-                <w:rFonts w:ascii="Arial" w:cs="Arial" w:eastAsia="Arial" w:hAnsi="Arial"/>
-                <w:sz w:val="20"/>
-                <w:szCs w:val="20"/>
+                <w:u w:val="none"/>
+                <w:shd w:fill="auto" w:val="clear"/>
+                <w:vertAlign w:val="baseline"/>
+              </w:rPr>
+            </w:pPr>
+            <w:r>
+              <w:rPr>
                 <w:rtl w:val="0"/>
               </w:rPr>
               <w:t xml:space="preserve">el trabajador ingresa una contraseña incorrecta</w:t>
@@ -2112,8 +1988,6 @@
                 <w:smallCaps w:val="0"/>
                 <w:strike w:val="0"/>
                 <w:color w:val="000000"/>
-                <w:sz w:val="22"/>
-                <w:szCs w:val="22"/>
                 <w:u w:val="none"/>
                 <w:shd w:fill="auto" w:val="clear"/>
                 <w:vertAlign w:val="baseline"/>
@@ -2147,32 +2021,27 @@
               <w:ind w:left="0" w:right="0" w:firstLine="0"/>
               <w:jc w:val="left"/>
               <w:rPr>
-                <w:rFonts w:ascii="Calibri" w:cs="Calibri" w:eastAsia="Calibri" w:hAnsi="Calibri"/>
-                <w:b w:val="1"/>
-                <w:bCs w:val="1"/>
-                <w:i w:val="0"/>
-                <w:iCs w:val="0"/>
-                <w:smallCaps w:val="0"/>
-                <w:strike w:val="0"/>
-                <w:color w:val="1f3864"/>
-                <w:sz w:val="22"/>
-                <w:szCs w:val="22"/>
-                <w:u w:val="none"/>
-                <w:shd w:fill="auto" w:val="clear"/>
-                <w:vertAlign w:val="baseline"/>
-              </w:rPr>
-            </w:pPr>
-            <w:r>
-              <w:rPr>
-                <w:b w:val="1"/>
-                <w:bCs w:val="1"/>
-                <w:i w:val="0"/>
-                <w:iCs w:val="0"/>
-                <w:smallCaps w:val="0"/>
-                <w:strike w:val="0"/>
-                <w:color w:val="1f3864"/>
-                <w:sz w:val="22"/>
-                <w:szCs w:val="22"/>
+                <w:b w:val="1"/>
+                <w:bCs w:val="1"/>
+                <w:i w:val="0"/>
+                <w:iCs w:val="0"/>
+                <w:smallCaps w:val="0"/>
+                <w:strike w:val="0"/>
+                <w:color w:val="1f3864"/>
+                <w:u w:val="none"/>
+                <w:shd w:fill="auto" w:val="clear"/>
+                <w:vertAlign w:val="baseline"/>
+              </w:rPr>
+            </w:pPr>
+            <w:r>
+              <w:rPr>
+                <w:b w:val="1"/>
+                <w:bCs w:val="1"/>
+                <w:i w:val="0"/>
+                <w:iCs w:val="0"/>
+                <w:smallCaps w:val="0"/>
+                <w:strike w:val="0"/>
+                <w:color w:val="1f3864"/>
                 <w:u w:val="none"/>
                 <w:shd w:fill="auto" w:val="clear"/>
                 <w:vertAlign w:val="baseline"/>
@@ -2180,11 +2049,6 @@
               </w:rPr>
               <w:t xml:space="preserve">Cuando:</w:t>
             </w:r>
-            <w:r>
-              <w:rPr>
-                <w:rtl w:val="0"/>
-              </w:rPr>
-            </w:r>
           </w:p>
         </w:tc>
         <w:tc>
@@ -2213,8 +2077,6 @@
                 <w:smallCaps w:val="0"/>
                 <w:strike w:val="0"/>
                 <w:color w:val="000000"/>
-                <w:sz w:val="22"/>
-                <w:szCs w:val="22"/>
                 <w:u w:val="none"/>
                 <w:shd w:fill="auto" w:val="clear"/>
                 <w:vertAlign w:val="baseline"/>
@@ -2275,8 +2137,6 @@
                 <w:smallCaps w:val="0"/>
                 <w:strike w:val="0"/>
                 <w:color w:val="000000"/>
-                <w:sz w:val="22"/>
-                <w:szCs w:val="22"/>
                 <w:u w:val="none"/>
                 <w:shd w:fill="auto" w:val="clear"/>
                 <w:vertAlign w:val="baseline"/>
@@ -2310,32 +2170,27 @@
               <w:ind w:left="0" w:right="0" w:firstLine="0"/>
               <w:jc w:val="left"/>
               <w:rPr>
-                <w:rFonts w:ascii="Calibri" w:cs="Calibri" w:eastAsia="Calibri" w:hAnsi="Calibri"/>
-                <w:b w:val="1"/>
-                <w:bCs w:val="1"/>
-                <w:i w:val="0"/>
-                <w:iCs w:val="0"/>
-                <w:smallCaps w:val="0"/>
-                <w:strike w:val="0"/>
-                <w:color w:val="1f3864"/>
-                <w:sz w:val="22"/>
-                <w:szCs w:val="22"/>
-                <w:u w:val="none"/>
-                <w:shd w:fill="auto" w:val="clear"/>
-                <w:vertAlign w:val="baseline"/>
-              </w:rPr>
-            </w:pPr>
-            <w:r>
-              <w:rPr>
-                <w:b w:val="1"/>
-                <w:bCs w:val="1"/>
-                <w:i w:val="0"/>
-                <w:iCs w:val="0"/>
-                <w:smallCaps w:val="0"/>
-                <w:strike w:val="0"/>
-                <w:color w:val="1f3864"/>
-                <w:sz w:val="22"/>
-                <w:szCs w:val="22"/>
+                <w:b w:val="1"/>
+                <w:bCs w:val="1"/>
+                <w:i w:val="0"/>
+                <w:iCs w:val="0"/>
+                <w:smallCaps w:val="0"/>
+                <w:strike w:val="0"/>
+                <w:color w:val="1f3864"/>
+                <w:u w:val="none"/>
+                <w:shd w:fill="auto" w:val="clear"/>
+                <w:vertAlign w:val="baseline"/>
+              </w:rPr>
+            </w:pPr>
+            <w:r>
+              <w:rPr>
+                <w:b w:val="1"/>
+                <w:bCs w:val="1"/>
+                <w:i w:val="0"/>
+                <w:iCs w:val="0"/>
+                <w:smallCaps w:val="0"/>
+                <w:strike w:val="0"/>
+                <w:color w:val="1f3864"/>
                 <w:u w:val="none"/>
                 <w:shd w:fill="auto" w:val="clear"/>
                 <w:vertAlign w:val="baseline"/>
@@ -2343,11 +2198,6 @@
               </w:rPr>
               <w:t xml:space="preserve">Entonces:</w:t>
             </w:r>
-            <w:r>
-              <w:rPr>
-                <w:rtl w:val="0"/>
-              </w:rPr>
-            </w:r>
           </w:p>
         </w:tc>
         <w:tc>
@@ -2376,8 +2226,6 @@
                 <w:smallCaps w:val="0"/>
                 <w:strike w:val="0"/>
                 <w:color w:val="000000"/>
-                <w:sz w:val="22"/>
-                <w:szCs w:val="22"/>
                 <w:u w:val="none"/>
                 <w:shd w:fill="auto" w:val="clear"/>
                 <w:vertAlign w:val="baseline"/>
@@ -2424,32 +2272,27 @@
               <w:ind w:left="0" w:right="0" w:firstLine="0"/>
               <w:jc w:val="center"/>
               <w:rPr>
-                <w:rFonts w:ascii="Calibri" w:cs="Calibri" w:eastAsia="Calibri" w:hAnsi="Calibri"/>
-                <w:b w:val="1"/>
-                <w:bCs w:val="1"/>
-                <w:i w:val="0"/>
-                <w:iCs w:val="0"/>
-                <w:smallCaps w:val="0"/>
-                <w:strike w:val="0"/>
-                <w:color w:val="1f3864"/>
-                <w:sz w:val="22"/>
-                <w:szCs w:val="22"/>
-                <w:u w:val="none"/>
-                <w:shd w:fill="auto" w:val="clear"/>
-                <w:vertAlign w:val="baseline"/>
-              </w:rPr>
-            </w:pPr>
-            <w:r>
-              <w:rPr>
-                <w:b w:val="1"/>
-                <w:bCs w:val="1"/>
-                <w:i w:val="0"/>
-                <w:iCs w:val="0"/>
-                <w:smallCaps w:val="0"/>
-                <w:strike w:val="0"/>
-                <w:color w:val="1f3864"/>
-                <w:sz w:val="22"/>
-                <w:szCs w:val="22"/>
+                <w:b w:val="1"/>
+                <w:bCs w:val="1"/>
+                <w:i w:val="0"/>
+                <w:iCs w:val="0"/>
+                <w:smallCaps w:val="0"/>
+                <w:strike w:val="0"/>
+                <w:color w:val="1f3864"/>
+                <w:u w:val="none"/>
+                <w:shd w:fill="auto" w:val="clear"/>
+                <w:vertAlign w:val="baseline"/>
+              </w:rPr>
+            </w:pPr>
+            <w:r>
+              <w:rPr>
+                <w:b w:val="1"/>
+                <w:bCs w:val="1"/>
+                <w:i w:val="0"/>
+                <w:iCs w:val="0"/>
+                <w:smallCaps w:val="0"/>
+                <w:strike w:val="0"/>
+                <w:color w:val="1f3864"/>
                 <w:u w:val="none"/>
                 <w:shd w:fill="auto" w:val="clear"/>
                 <w:vertAlign w:val="baseline"/>
@@ -2457,11 +2300,6 @@
               </w:rPr>
               <w:t xml:space="preserve">Condición 03</w:t>
             </w:r>
-            <w:r>
-              <w:rPr>
-                <w:rtl w:val="0"/>
-              </w:rPr>
-            </w:r>
           </w:p>
           <w:p>
             <w:pPr>
@@ -2473,16 +2311,13 @@
               <w:ind w:left="0" w:right="0" w:firstLine="0"/>
               <w:jc w:val="center"/>
               <w:rPr>
-                <w:rFonts w:ascii="Calibri" w:cs="Calibri" w:eastAsia="Calibri" w:hAnsi="Calibri"/>
-                <w:b w:val="1"/>
-                <w:bCs w:val="1"/>
-                <w:i w:val="0"/>
-                <w:iCs w:val="0"/>
-                <w:smallCaps w:val="0"/>
-                <w:strike w:val="0"/>
-                <w:color w:val="1f3864"/>
-                <w:sz w:val="22"/>
-                <w:szCs w:val="22"/>
+                <w:b w:val="1"/>
+                <w:bCs w:val="1"/>
+                <w:i w:val="0"/>
+                <w:iCs w:val="0"/>
+                <w:smallCaps w:val="0"/>
+                <w:strike w:val="0"/>
+                <w:color w:val="1f3864"/>
                 <w:u w:val="none"/>
                 <w:shd w:fill="auto" w:val="clear"/>
                 <w:vertAlign w:val="baseline"/>
@@ -2516,32 +2351,27 @@
               <w:ind w:left="0" w:right="0" w:firstLine="0"/>
               <w:jc w:val="left"/>
               <w:rPr>
-                <w:rFonts w:ascii="Calibri" w:cs="Calibri" w:eastAsia="Calibri" w:hAnsi="Calibri"/>
-                <w:b w:val="1"/>
-                <w:bCs w:val="1"/>
-                <w:i w:val="0"/>
-                <w:iCs w:val="0"/>
-                <w:smallCaps w:val="0"/>
-                <w:strike w:val="0"/>
-                <w:color w:val="1f3864"/>
-                <w:sz w:val="22"/>
-                <w:szCs w:val="22"/>
-                <w:u w:val="none"/>
-                <w:shd w:fill="auto" w:val="clear"/>
-                <w:vertAlign w:val="baseline"/>
-              </w:rPr>
-            </w:pPr>
-            <w:r>
-              <w:rPr>
-                <w:b w:val="1"/>
-                <w:bCs w:val="1"/>
-                <w:i w:val="0"/>
-                <w:iCs w:val="0"/>
-                <w:smallCaps w:val="0"/>
-                <w:strike w:val="0"/>
-                <w:color w:val="1f3864"/>
-                <w:sz w:val="22"/>
-                <w:szCs w:val="22"/>
+                <w:b w:val="1"/>
+                <w:bCs w:val="1"/>
+                <w:i w:val="0"/>
+                <w:iCs w:val="0"/>
+                <w:smallCaps w:val="0"/>
+                <w:strike w:val="0"/>
+                <w:color w:val="1f3864"/>
+                <w:u w:val="none"/>
+                <w:shd w:fill="auto" w:val="clear"/>
+                <w:vertAlign w:val="baseline"/>
+              </w:rPr>
+            </w:pPr>
+            <w:r>
+              <w:rPr>
+                <w:b w:val="1"/>
+                <w:bCs w:val="1"/>
+                <w:i w:val="0"/>
+                <w:iCs w:val="0"/>
+                <w:smallCaps w:val="0"/>
+                <w:strike w:val="0"/>
+                <w:color w:val="1f3864"/>
                 <w:u w:val="none"/>
                 <w:shd w:fill="auto" w:val="clear"/>
                 <w:vertAlign w:val="baseline"/>
@@ -2549,11 +2379,6 @@
               </w:rPr>
               <w:t xml:space="preserve">Dado:</w:t>
             </w:r>
-            <w:r>
-              <w:rPr>
-                <w:rtl w:val="0"/>
-              </w:rPr>
-            </w:r>
           </w:p>
         </w:tc>
         <w:tc>
@@ -2582,8 +2407,6 @@
                 <w:smallCaps w:val="0"/>
                 <w:strike w:val="0"/>
                 <w:color w:val="000000"/>
-                <w:sz w:val="22"/>
-                <w:szCs w:val="22"/>
                 <w:u w:val="none"/>
                 <w:shd w:fill="auto" w:val="clear"/>
                 <w:vertAlign w:val="baseline"/>
@@ -2643,8 +2466,6 @@
                 <w:smallCaps w:val="0"/>
                 <w:strike w:val="0"/>
                 <w:color w:val="000000"/>
-                <w:sz w:val="22"/>
-                <w:szCs w:val="22"/>
                 <w:u w:val="none"/>
                 <w:shd w:fill="auto" w:val="clear"/>
                 <w:vertAlign w:val="baseline"/>
@@ -2678,32 +2499,27 @@
               <w:ind w:left="0" w:right="0" w:firstLine="0"/>
               <w:jc w:val="left"/>
               <w:rPr>
-                <w:rFonts w:ascii="Calibri" w:cs="Calibri" w:eastAsia="Calibri" w:hAnsi="Calibri"/>
-                <w:b w:val="1"/>
-                <w:bCs w:val="1"/>
-                <w:i w:val="0"/>
-                <w:iCs w:val="0"/>
-                <w:smallCaps w:val="0"/>
-                <w:strike w:val="0"/>
-                <w:color w:val="1f3864"/>
-                <w:sz w:val="22"/>
-                <w:szCs w:val="22"/>
-                <w:u w:val="none"/>
-                <w:shd w:fill="auto" w:val="clear"/>
-                <w:vertAlign w:val="baseline"/>
-              </w:rPr>
-            </w:pPr>
-            <w:r>
-              <w:rPr>
-                <w:b w:val="1"/>
-                <w:bCs w:val="1"/>
-                <w:i w:val="0"/>
-                <w:iCs w:val="0"/>
-                <w:smallCaps w:val="0"/>
-                <w:strike w:val="0"/>
-                <w:color w:val="1f3864"/>
-                <w:sz w:val="22"/>
-                <w:szCs w:val="22"/>
+                <w:b w:val="1"/>
+                <w:bCs w:val="1"/>
+                <w:i w:val="0"/>
+                <w:iCs w:val="0"/>
+                <w:smallCaps w:val="0"/>
+                <w:strike w:val="0"/>
+                <w:color w:val="1f3864"/>
+                <w:u w:val="none"/>
+                <w:shd w:fill="auto" w:val="clear"/>
+                <w:vertAlign w:val="baseline"/>
+              </w:rPr>
+            </w:pPr>
+            <w:r>
+              <w:rPr>
+                <w:b w:val="1"/>
+                <w:bCs w:val="1"/>
+                <w:i w:val="0"/>
+                <w:iCs w:val="0"/>
+                <w:smallCaps w:val="0"/>
+                <w:strike w:val="0"/>
+                <w:color w:val="1f3864"/>
                 <w:u w:val="none"/>
                 <w:shd w:fill="auto" w:val="clear"/>
                 <w:vertAlign w:val="baseline"/>
@@ -2711,11 +2527,6 @@
               </w:rPr>
               <w:t xml:space="preserve">Cuando:</w:t>
             </w:r>
-            <w:r>
-              <w:rPr>
-                <w:rtl w:val="0"/>
-              </w:rPr>
-            </w:r>
           </w:p>
         </w:tc>
         <w:tc>
@@ -2744,8 +2555,6 @@
                 <w:smallCaps w:val="0"/>
                 <w:strike w:val="0"/>
                 <w:color w:val="000000"/>
-                <w:sz w:val="22"/>
-                <w:szCs w:val="22"/>
                 <w:u w:val="none"/>
                 <w:shd w:fill="auto" w:val="clear"/>
                 <w:vertAlign w:val="baseline"/>
@@ -2805,8 +2614,6 @@
                 <w:smallCaps w:val="0"/>
                 <w:strike w:val="0"/>
                 <w:color w:val="000000"/>
-                <w:sz w:val="22"/>
-                <w:szCs w:val="22"/>
                 <w:u w:val="none"/>
                 <w:shd w:fill="auto" w:val="clear"/>
                 <w:vertAlign w:val="baseline"/>
@@ -2840,32 +2647,27 @@
               <w:ind w:left="0" w:right="0" w:firstLine="0"/>
               <w:jc w:val="left"/>
               <w:rPr>
-                <w:rFonts w:ascii="Calibri" w:cs="Calibri" w:eastAsia="Calibri" w:hAnsi="Calibri"/>
-                <w:b w:val="1"/>
-                <w:bCs w:val="1"/>
-                <w:i w:val="0"/>
-                <w:iCs w:val="0"/>
-                <w:smallCaps w:val="0"/>
-                <w:strike w:val="0"/>
-                <w:color w:val="1f3864"/>
-                <w:sz w:val="22"/>
-                <w:szCs w:val="22"/>
-                <w:u w:val="none"/>
-                <w:shd w:fill="auto" w:val="clear"/>
-                <w:vertAlign w:val="baseline"/>
-              </w:rPr>
-            </w:pPr>
-            <w:r>
-              <w:rPr>
-                <w:b w:val="1"/>
-                <w:bCs w:val="1"/>
-                <w:i w:val="0"/>
-                <w:iCs w:val="0"/>
-                <w:smallCaps w:val="0"/>
-                <w:strike w:val="0"/>
-                <w:color w:val="1f3864"/>
-                <w:sz w:val="22"/>
-                <w:szCs w:val="22"/>
+                <w:b w:val="1"/>
+                <w:bCs w:val="1"/>
+                <w:i w:val="0"/>
+                <w:iCs w:val="0"/>
+                <w:smallCaps w:val="0"/>
+                <w:strike w:val="0"/>
+                <w:color w:val="1f3864"/>
+                <w:u w:val="none"/>
+                <w:shd w:fill="auto" w:val="clear"/>
+                <w:vertAlign w:val="baseline"/>
+              </w:rPr>
+            </w:pPr>
+            <w:r>
+              <w:rPr>
+                <w:b w:val="1"/>
+                <w:bCs w:val="1"/>
+                <w:i w:val="0"/>
+                <w:iCs w:val="0"/>
+                <w:smallCaps w:val="0"/>
+                <w:strike w:val="0"/>
+                <w:color w:val="1f3864"/>
                 <w:u w:val="none"/>
                 <w:shd w:fill="auto" w:val="clear"/>
                 <w:vertAlign w:val="baseline"/>
@@ -2873,11 +2675,6 @@
               </w:rPr>
               <w:t xml:space="preserve">Entonces:</w:t>
             </w:r>
-            <w:r>
-              <w:rPr>
-                <w:rtl w:val="0"/>
-              </w:rPr>
-            </w:r>
           </w:p>
         </w:tc>
         <w:tc>
@@ -2906,8 +2703,6 @@
                 <w:smallCaps w:val="0"/>
                 <w:strike w:val="0"/>
                 <w:color w:val="000000"/>
-                <w:sz w:val="22"/>
-                <w:szCs w:val="22"/>
                 <w:u w:val="none"/>
                 <w:shd w:fill="auto" w:val="clear"/>
                 <w:vertAlign w:val="baseline"/>
@@ -2934,6 +2729,1611 @@
         </w:trPr>
         <w:tc>
           <w:tcPr>
+            <w:gridSpan w:val="3"/>
+            <w:vMerge w:val="restart"/>
+            <w:tcBorders>
+              <w:top w:color="000000" w:space="0" w:sz="4" w:val="single"/>
+              <w:left w:color="000000" w:space="0" w:sz="4" w:val="single"/>
+              <w:bottom w:color="000000" w:space="0" w:sz="4" w:val="single"/>
+              <w:right w:color="000000" w:space="0" w:sz="4" w:val="single"/>
+            </w:tcBorders>
+            <w:vAlign w:val="center"/>
+          </w:tcPr>
+          <w:p>
+            <w:pPr>
+              <w:jc w:val="center"/>
+              <w:rPr>
+                <w:b w:val="1"/>
+                <w:bCs w:val="1"/>
+                <w:color w:val="1f3864"/>
+              </w:rPr>
+            </w:pPr>
+            <w:r>
+              <w:rPr>
+                <w:b w:val="1"/>
+                <w:bCs w:val="1"/>
+                <w:color w:val="1f3864"/>
+                <w:rtl w:val="0"/>
+              </w:rPr>
+              <w:t xml:space="preserve">Condición 04</w:t>
+            </w:r>
+          </w:p>
+          <w:p>
+            <w:pPr>
+              <w:jc w:val="center"/>
+              <w:rPr>
+                <w:b w:val="1"/>
+                <w:bCs w:val="1"/>
+                <w:color w:val="1f3864"/>
+              </w:rPr>
+            </w:pPr>
+            <w:r>
+              <w:rPr>
+                <w:rtl w:val="0"/>
+              </w:rPr>
+            </w:r>
+          </w:p>
+        </w:tc>
+        <w:tc>
+          <w:tcPr>
+            <w:gridSpan w:val="2"/>
+            <w:tcBorders>
+              <w:top w:color="000000" w:space="0" w:sz="4" w:val="single"/>
+              <w:left w:color="000000" w:space="0" w:sz="4" w:val="single"/>
+              <w:bottom w:color="000000" w:space="0" w:sz="4" w:val="single"/>
+              <w:right w:color="000000" w:space="0" w:sz="4" w:val="single"/>
+            </w:tcBorders>
+            <w:vAlign w:val="center"/>
+          </w:tcPr>
+          <w:p>
+            <w:pPr>
+              <w:rPr>
+                <w:b w:val="1"/>
+                <w:bCs w:val="1"/>
+                <w:color w:val="1f3864"/>
+              </w:rPr>
+            </w:pPr>
+            <w:r>
+              <w:rPr>
+                <w:b w:val="1"/>
+                <w:bCs w:val="1"/>
+                <w:color w:val="1f3864"/>
+                <w:rtl w:val="0"/>
+              </w:rPr>
+              <w:t xml:space="preserve">Dado:</w:t>
+            </w:r>
+          </w:p>
+        </w:tc>
+        <w:tc>
+          <w:tcPr>
+            <w:gridSpan w:val="4"/>
+            <w:tcBorders>
+              <w:top w:color="000000" w:space="0" w:sz="4" w:val="single"/>
+              <w:left w:color="000000" w:space="0" w:sz="4" w:val="single"/>
+              <w:bottom w:color="000000" w:space="0" w:sz="4" w:val="single"/>
+              <w:right w:color="000000" w:space="0" w:sz="4" w:val="single"/>
+            </w:tcBorders>
+            <w:vAlign w:val="center"/>
+          </w:tcPr>
+          <w:p>
+            <w:pPr>
+              <w:spacing w:line="240" w:lineRule="auto"/>
+              <w:rPr/>
+            </w:pPr>
+            <w:r>
+              <w:rPr>
+                <w:rtl w:val="0"/>
+              </w:rPr>
+              <w:t xml:space="preserve">que el trabajador intenta iniciar sesión con un usuario inexistente.</w:t>
+            </w:r>
+          </w:p>
+        </w:tc>
+      </w:tr>
+      <w:tr>
+        <w:trPr>
+          <w:cantSplit w:val="0"/>
+          <w:tblHeader w:val="0"/>
+        </w:trPr>
+        <w:tc>
+          <w:tcPr>
+            <w:gridSpan w:val="3"/>
+            <w:vMerge w:val="continue"/>
+            <w:tcBorders>
+              <w:top w:color="000000" w:space="0" w:sz="4" w:val="single"/>
+              <w:left w:color="000000" w:space="0" w:sz="4" w:val="single"/>
+              <w:bottom w:color="000000" w:space="0" w:sz="4" w:val="single"/>
+              <w:right w:color="000000" w:space="0" w:sz="4" w:val="single"/>
+            </w:tcBorders>
+            <w:vAlign w:val="center"/>
+          </w:tcPr>
+          <w:p>
+            <w:pPr>
+              <w:keepNext w:val="0"/>
+              <w:keepLines w:val="0"/>
+              <w:pageBreakBefore w:val="0"/>
+              <w:widowControl w:val="0"/>
+              <w:pBdr>
+                <w:top w:space="0" w:sz="0" w:val="nil"/>
+                <w:left w:space="0" w:sz="0" w:val="nil"/>
+                <w:bottom w:space="0" w:sz="0" w:val="nil"/>
+                <w:right w:space="0" w:sz="0" w:val="nil"/>
+                <w:between w:space="0" w:sz="0" w:val="nil"/>
+              </w:pBdr>
+              <w:shd w:fill="auto" w:val="clear"/>
+              <w:spacing w:after="0" w:before="0" w:line="276" w:lineRule="auto"/>
+              <w:ind w:left="0" w:right="0" w:firstLine="0"/>
+              <w:jc w:val="left"/>
+              <w:rPr>
+                <w:i w:val="0"/>
+                <w:iCs w:val="0"/>
+                <w:smallCaps w:val="0"/>
+                <w:strike w:val="0"/>
+                <w:color w:val="000000"/>
+                <w:u w:val="none"/>
+                <w:shd w:fill="auto" w:val="clear"/>
+                <w:vertAlign w:val="baseline"/>
+              </w:rPr>
+            </w:pPr>
+            <w:r>
+              <w:rPr>
+                <w:rtl w:val="0"/>
+              </w:rPr>
+            </w:r>
+          </w:p>
+        </w:tc>
+        <w:tc>
+          <w:tcPr>
+            <w:gridSpan w:val="2"/>
+            <w:tcBorders>
+              <w:top w:color="000000" w:space="0" w:sz="4" w:val="single"/>
+              <w:left w:color="000000" w:space="0" w:sz="4" w:val="single"/>
+              <w:bottom w:color="000000" w:space="0" w:sz="4" w:val="single"/>
+              <w:right w:color="000000" w:space="0" w:sz="4" w:val="single"/>
+            </w:tcBorders>
+            <w:vAlign w:val="center"/>
+          </w:tcPr>
+          <w:p>
+            <w:pPr>
+              <w:rPr>
+                <w:b w:val="1"/>
+                <w:bCs w:val="1"/>
+                <w:color w:val="1f3864"/>
+              </w:rPr>
+            </w:pPr>
+            <w:r>
+              <w:rPr>
+                <w:b w:val="1"/>
+                <w:bCs w:val="1"/>
+                <w:color w:val="1f3864"/>
+                <w:rtl w:val="0"/>
+              </w:rPr>
+              <w:t xml:space="preserve">Cuando:</w:t>
+            </w:r>
+          </w:p>
+        </w:tc>
+        <w:tc>
+          <w:tcPr>
+            <w:gridSpan w:val="4"/>
+            <w:tcBorders>
+              <w:top w:color="000000" w:space="0" w:sz="4" w:val="single"/>
+              <w:left w:color="000000" w:space="0" w:sz="4" w:val="single"/>
+              <w:bottom w:color="000000" w:space="0" w:sz="4" w:val="single"/>
+              <w:right w:color="000000" w:space="0" w:sz="4" w:val="single"/>
+            </w:tcBorders>
+            <w:vAlign w:val="center"/>
+          </w:tcPr>
+          <w:p>
+            <w:pPr>
+              <w:spacing w:line="240" w:lineRule="auto"/>
+              <w:rPr/>
+            </w:pPr>
+            <w:r>
+              <w:rPr>
+                <w:rtl w:val="0"/>
+              </w:rPr>
+              <w:t xml:space="preserve">envía sus credenciales.</w:t>
+            </w:r>
+          </w:p>
+        </w:tc>
+      </w:tr>
+      <w:tr>
+        <w:trPr>
+          <w:cantSplit w:val="0"/>
+          <w:tblHeader w:val="0"/>
+        </w:trPr>
+        <w:tc>
+          <w:tcPr>
+            <w:gridSpan w:val="3"/>
+            <w:vMerge w:val="continue"/>
+            <w:tcBorders>
+              <w:top w:color="000000" w:space="0" w:sz="4" w:val="single"/>
+              <w:left w:color="000000" w:space="0" w:sz="4" w:val="single"/>
+              <w:bottom w:color="000000" w:space="0" w:sz="4" w:val="single"/>
+              <w:right w:color="000000" w:space="0" w:sz="4" w:val="single"/>
+            </w:tcBorders>
+            <w:vAlign w:val="center"/>
+          </w:tcPr>
+          <w:p>
+            <w:pPr>
+              <w:keepNext w:val="0"/>
+              <w:keepLines w:val="0"/>
+              <w:pageBreakBefore w:val="0"/>
+              <w:widowControl w:val="0"/>
+              <w:pBdr>
+                <w:top w:space="0" w:sz="0" w:val="nil"/>
+                <w:left w:space="0" w:sz="0" w:val="nil"/>
+                <w:bottom w:space="0" w:sz="0" w:val="nil"/>
+                <w:right w:space="0" w:sz="0" w:val="nil"/>
+                <w:between w:space="0" w:sz="0" w:val="nil"/>
+              </w:pBdr>
+              <w:shd w:fill="auto" w:val="clear"/>
+              <w:spacing w:after="0" w:before="0" w:line="276" w:lineRule="auto"/>
+              <w:ind w:left="0" w:right="0" w:firstLine="0"/>
+              <w:jc w:val="left"/>
+              <w:rPr>
+                <w:i w:val="0"/>
+                <w:iCs w:val="0"/>
+                <w:smallCaps w:val="0"/>
+                <w:strike w:val="0"/>
+                <w:color w:val="000000"/>
+                <w:u w:val="none"/>
+                <w:shd w:fill="auto" w:val="clear"/>
+                <w:vertAlign w:val="baseline"/>
+              </w:rPr>
+            </w:pPr>
+            <w:r>
+              <w:rPr>
+                <w:rtl w:val="0"/>
+              </w:rPr>
+            </w:r>
+          </w:p>
+        </w:tc>
+        <w:tc>
+          <w:tcPr>
+            <w:gridSpan w:val="2"/>
+            <w:tcBorders>
+              <w:top w:color="000000" w:space="0" w:sz="4" w:val="single"/>
+              <w:left w:color="000000" w:space="0" w:sz="4" w:val="single"/>
+              <w:bottom w:color="000000" w:space="0" w:sz="4" w:val="single"/>
+              <w:right w:color="000000" w:space="0" w:sz="4" w:val="single"/>
+            </w:tcBorders>
+            <w:vAlign w:val="center"/>
+          </w:tcPr>
+          <w:p>
+            <w:pPr>
+              <w:rPr>
+                <w:b w:val="1"/>
+                <w:bCs w:val="1"/>
+                <w:color w:val="1f3864"/>
+              </w:rPr>
+            </w:pPr>
+            <w:r>
+              <w:rPr>
+                <w:b w:val="1"/>
+                <w:bCs w:val="1"/>
+                <w:color w:val="1f3864"/>
+                <w:rtl w:val="0"/>
+              </w:rPr>
+              <w:t xml:space="preserve">Entonces:</w:t>
+            </w:r>
+          </w:p>
+        </w:tc>
+        <w:tc>
+          <w:tcPr>
+            <w:gridSpan w:val="4"/>
+            <w:tcBorders>
+              <w:top w:color="000000" w:space="0" w:sz="4" w:val="single"/>
+              <w:left w:color="000000" w:space="0" w:sz="4" w:val="single"/>
+              <w:bottom w:color="000000" w:space="0" w:sz="4" w:val="single"/>
+              <w:right w:color="000000" w:space="0" w:sz="4" w:val="single"/>
+            </w:tcBorders>
+            <w:vAlign w:val="center"/>
+          </w:tcPr>
+          <w:p>
+            <w:pPr>
+              <w:spacing w:line="240" w:lineRule="auto"/>
+              <w:rPr/>
+            </w:pPr>
+            <w:r>
+              <w:rPr>
+                <w:rtl w:val="0"/>
+              </w:rPr>
+              <w:t xml:space="preserve">el sistema informa que las credenciales son inválidas sin indicar cuál de los datos es incorrecto.</w:t>
+            </w:r>
+          </w:p>
+        </w:tc>
+      </w:tr>
+      <w:tr>
+        <w:trPr>
+          <w:cantSplit w:val="0"/>
+          <w:tblHeader w:val="0"/>
+        </w:trPr>
+        <w:tc>
+          <w:tcPr>
+            <w:gridSpan w:val="3"/>
+            <w:vMerge w:val="restart"/>
+            <w:tcBorders>
+              <w:top w:color="000000" w:space="0" w:sz="4" w:val="single"/>
+              <w:left w:color="000000" w:space="0" w:sz="4" w:val="single"/>
+              <w:bottom w:color="000000" w:space="0" w:sz="4" w:val="single"/>
+              <w:right w:color="000000" w:space="0" w:sz="4" w:val="single"/>
+            </w:tcBorders>
+            <w:vAlign w:val="center"/>
+          </w:tcPr>
+          <w:p>
+            <w:pPr>
+              <w:jc w:val="center"/>
+              <w:rPr>
+                <w:b w:val="1"/>
+                <w:bCs w:val="1"/>
+                <w:color w:val="1f3864"/>
+              </w:rPr>
+            </w:pPr>
+            <w:r>
+              <w:rPr>
+                <w:b w:val="1"/>
+                <w:bCs w:val="1"/>
+                <w:color w:val="1f3864"/>
+                <w:rtl w:val="0"/>
+              </w:rPr>
+              <w:t xml:space="preserve">Condición 05</w:t>
+            </w:r>
+          </w:p>
+          <w:p>
+            <w:pPr>
+              <w:jc w:val="center"/>
+              <w:rPr>
+                <w:b w:val="1"/>
+                <w:bCs w:val="1"/>
+                <w:color w:val="1f3864"/>
+              </w:rPr>
+            </w:pPr>
+            <w:r>
+              <w:rPr>
+                <w:rtl w:val="0"/>
+              </w:rPr>
+            </w:r>
+          </w:p>
+        </w:tc>
+        <w:tc>
+          <w:tcPr>
+            <w:gridSpan w:val="2"/>
+            <w:tcBorders>
+              <w:top w:color="000000" w:space="0" w:sz="4" w:val="single"/>
+              <w:left w:color="000000" w:space="0" w:sz="4" w:val="single"/>
+              <w:bottom w:color="000000" w:space="0" w:sz="4" w:val="single"/>
+              <w:right w:color="000000" w:space="0" w:sz="4" w:val="single"/>
+            </w:tcBorders>
+            <w:vAlign w:val="center"/>
+          </w:tcPr>
+          <w:p>
+            <w:pPr>
+              <w:rPr>
+                <w:b w:val="1"/>
+                <w:bCs w:val="1"/>
+                <w:color w:val="1f3864"/>
+              </w:rPr>
+            </w:pPr>
+            <w:r>
+              <w:rPr>
+                <w:b w:val="1"/>
+                <w:bCs w:val="1"/>
+                <w:color w:val="1f3864"/>
+                <w:rtl w:val="0"/>
+              </w:rPr>
+              <w:t xml:space="preserve">Dado:</w:t>
+            </w:r>
+          </w:p>
+        </w:tc>
+        <w:tc>
+          <w:tcPr>
+            <w:gridSpan w:val="4"/>
+            <w:tcBorders>
+              <w:top w:color="000000" w:space="0" w:sz="4" w:val="single"/>
+              <w:left w:color="000000" w:space="0" w:sz="4" w:val="single"/>
+              <w:bottom w:color="000000" w:space="0" w:sz="4" w:val="single"/>
+              <w:right w:color="000000" w:space="0" w:sz="4" w:val="single"/>
+            </w:tcBorders>
+            <w:vAlign w:val="center"/>
+          </w:tcPr>
+          <w:p>
+            <w:pPr>
+              <w:spacing w:line="240" w:lineRule="auto"/>
+              <w:rPr/>
+            </w:pPr>
+            <w:r>
+              <w:rPr>
+                <w:rtl w:val="0"/>
+              </w:rPr>
+              <w:t xml:space="preserve">que la cuenta del trabajador se encuentra inactiva.</w:t>
+            </w:r>
+          </w:p>
+        </w:tc>
+      </w:tr>
+      <w:tr>
+        <w:trPr>
+          <w:cantSplit w:val="0"/>
+          <w:tblHeader w:val="0"/>
+        </w:trPr>
+        <w:tc>
+          <w:tcPr>
+            <w:gridSpan w:val="3"/>
+            <w:vMerge w:val="continue"/>
+            <w:tcBorders>
+              <w:top w:color="000000" w:space="0" w:sz="4" w:val="single"/>
+              <w:left w:color="000000" w:space="0" w:sz="4" w:val="single"/>
+              <w:bottom w:color="000000" w:space="0" w:sz="4" w:val="single"/>
+              <w:right w:color="000000" w:space="0" w:sz="4" w:val="single"/>
+            </w:tcBorders>
+            <w:vAlign w:val="center"/>
+          </w:tcPr>
+          <w:p>
+            <w:pPr>
+              <w:keepNext w:val="0"/>
+              <w:keepLines w:val="0"/>
+              <w:pageBreakBefore w:val="0"/>
+              <w:widowControl w:val="0"/>
+              <w:pBdr>
+                <w:top w:space="0" w:sz="0" w:val="nil"/>
+                <w:left w:space="0" w:sz="0" w:val="nil"/>
+                <w:bottom w:space="0" w:sz="0" w:val="nil"/>
+                <w:right w:space="0" w:sz="0" w:val="nil"/>
+                <w:between w:space="0" w:sz="0" w:val="nil"/>
+              </w:pBdr>
+              <w:shd w:fill="auto" w:val="clear"/>
+              <w:spacing w:after="0" w:before="0" w:line="276" w:lineRule="auto"/>
+              <w:ind w:left="0" w:right="0" w:firstLine="0"/>
+              <w:jc w:val="left"/>
+              <w:rPr>
+                <w:i w:val="0"/>
+                <w:iCs w:val="0"/>
+                <w:smallCaps w:val="0"/>
+                <w:strike w:val="0"/>
+                <w:color w:val="000000"/>
+                <w:u w:val="none"/>
+                <w:shd w:fill="auto" w:val="clear"/>
+                <w:vertAlign w:val="baseline"/>
+              </w:rPr>
+            </w:pPr>
+            <w:r>
+              <w:rPr>
+                <w:rtl w:val="0"/>
+              </w:rPr>
+            </w:r>
+          </w:p>
+        </w:tc>
+        <w:tc>
+          <w:tcPr>
+            <w:gridSpan w:val="2"/>
+            <w:tcBorders>
+              <w:top w:color="000000" w:space="0" w:sz="4" w:val="single"/>
+              <w:left w:color="000000" w:space="0" w:sz="4" w:val="single"/>
+              <w:bottom w:color="000000" w:space="0" w:sz="4" w:val="single"/>
+              <w:right w:color="000000" w:space="0" w:sz="4" w:val="single"/>
+            </w:tcBorders>
+            <w:vAlign w:val="center"/>
+          </w:tcPr>
+          <w:p>
+            <w:pPr>
+              <w:rPr>
+                <w:b w:val="1"/>
+                <w:bCs w:val="1"/>
+                <w:color w:val="1f3864"/>
+              </w:rPr>
+            </w:pPr>
+            <w:r>
+              <w:rPr>
+                <w:b w:val="1"/>
+                <w:bCs w:val="1"/>
+                <w:color w:val="1f3864"/>
+                <w:rtl w:val="0"/>
+              </w:rPr>
+              <w:t xml:space="preserve">Cuando:</w:t>
+            </w:r>
+          </w:p>
+        </w:tc>
+        <w:tc>
+          <w:tcPr>
+            <w:gridSpan w:val="4"/>
+            <w:tcBorders>
+              <w:top w:color="000000" w:space="0" w:sz="4" w:val="single"/>
+              <w:left w:color="000000" w:space="0" w:sz="4" w:val="single"/>
+              <w:bottom w:color="000000" w:space="0" w:sz="4" w:val="single"/>
+              <w:right w:color="000000" w:space="0" w:sz="4" w:val="single"/>
+            </w:tcBorders>
+            <w:vAlign w:val="center"/>
+          </w:tcPr>
+          <w:p>
+            <w:pPr>
+              <w:spacing w:line="240" w:lineRule="auto"/>
+              <w:rPr/>
+            </w:pPr>
+            <w:r>
+              <w:rPr>
+                <w:rtl w:val="0"/>
+              </w:rPr>
+              <w:t xml:space="preserve">intenta iniciar sesión.</w:t>
+            </w:r>
+          </w:p>
+        </w:tc>
+      </w:tr>
+      <w:tr>
+        <w:trPr>
+          <w:cantSplit w:val="0"/>
+          <w:tblHeader w:val="0"/>
+        </w:trPr>
+        <w:tc>
+          <w:tcPr>
+            <w:gridSpan w:val="3"/>
+            <w:vMerge w:val="continue"/>
+            <w:tcBorders>
+              <w:top w:color="000000" w:space="0" w:sz="4" w:val="single"/>
+              <w:left w:color="000000" w:space="0" w:sz="4" w:val="single"/>
+              <w:bottom w:color="000000" w:space="0" w:sz="4" w:val="single"/>
+              <w:right w:color="000000" w:space="0" w:sz="4" w:val="single"/>
+            </w:tcBorders>
+            <w:vAlign w:val="center"/>
+          </w:tcPr>
+          <w:p>
+            <w:pPr>
+              <w:keepNext w:val="0"/>
+              <w:keepLines w:val="0"/>
+              <w:pageBreakBefore w:val="0"/>
+              <w:widowControl w:val="0"/>
+              <w:pBdr>
+                <w:top w:space="0" w:sz="0" w:val="nil"/>
+                <w:left w:space="0" w:sz="0" w:val="nil"/>
+                <w:bottom w:space="0" w:sz="0" w:val="nil"/>
+                <w:right w:space="0" w:sz="0" w:val="nil"/>
+                <w:between w:space="0" w:sz="0" w:val="nil"/>
+              </w:pBdr>
+              <w:shd w:fill="auto" w:val="clear"/>
+              <w:spacing w:after="0" w:before="0" w:line="276" w:lineRule="auto"/>
+              <w:ind w:left="0" w:right="0" w:firstLine="0"/>
+              <w:jc w:val="left"/>
+              <w:rPr>
+                <w:i w:val="0"/>
+                <w:iCs w:val="0"/>
+                <w:smallCaps w:val="0"/>
+                <w:strike w:val="0"/>
+                <w:color w:val="000000"/>
+                <w:u w:val="none"/>
+                <w:shd w:fill="auto" w:val="clear"/>
+                <w:vertAlign w:val="baseline"/>
+              </w:rPr>
+            </w:pPr>
+            <w:r>
+              <w:rPr>
+                <w:rtl w:val="0"/>
+              </w:rPr>
+            </w:r>
+          </w:p>
+        </w:tc>
+        <w:tc>
+          <w:tcPr>
+            <w:gridSpan w:val="2"/>
+            <w:tcBorders>
+              <w:top w:color="000000" w:space="0" w:sz="4" w:val="single"/>
+              <w:left w:color="000000" w:space="0" w:sz="4" w:val="single"/>
+              <w:bottom w:color="000000" w:space="0" w:sz="4" w:val="single"/>
+              <w:right w:color="000000" w:space="0" w:sz="4" w:val="single"/>
+            </w:tcBorders>
+            <w:vAlign w:val="center"/>
+          </w:tcPr>
+          <w:p>
+            <w:pPr>
+              <w:rPr>
+                <w:b w:val="1"/>
+                <w:bCs w:val="1"/>
+                <w:color w:val="1f3864"/>
+              </w:rPr>
+            </w:pPr>
+            <w:r>
+              <w:rPr>
+                <w:b w:val="1"/>
+                <w:bCs w:val="1"/>
+                <w:color w:val="1f3864"/>
+                <w:rtl w:val="0"/>
+              </w:rPr>
+              <w:t xml:space="preserve">Entonces:</w:t>
+            </w:r>
+          </w:p>
+        </w:tc>
+        <w:tc>
+          <w:tcPr>
+            <w:gridSpan w:val="4"/>
+            <w:tcBorders>
+              <w:top w:color="000000" w:space="0" w:sz="4" w:val="single"/>
+              <w:left w:color="000000" w:space="0" w:sz="4" w:val="single"/>
+              <w:bottom w:color="000000" w:space="0" w:sz="4" w:val="single"/>
+              <w:right w:color="000000" w:space="0" w:sz="4" w:val="single"/>
+            </w:tcBorders>
+            <w:vAlign w:val="center"/>
+          </w:tcPr>
+          <w:p>
+            <w:pPr>
+              <w:spacing w:line="240" w:lineRule="auto"/>
+              <w:rPr/>
+            </w:pPr>
+            <w:r>
+              <w:rPr>
+                <w:rtl w:val="0"/>
+              </w:rPr>
+              <w:t xml:space="preserve">el sistema informa que la cuenta no se encuentra habilitada para acceder.</w:t>
+            </w:r>
+          </w:p>
+        </w:tc>
+      </w:tr>
+      <w:tr>
+        <w:trPr>
+          <w:cantSplit w:val="0"/>
+          <w:tblHeader w:val="0"/>
+        </w:trPr>
+        <w:tc>
+          <w:tcPr>
+            <w:gridSpan w:val="3"/>
+            <w:vMerge w:val="restart"/>
+            <w:tcBorders>
+              <w:top w:color="000000" w:space="0" w:sz="4" w:val="single"/>
+              <w:left w:color="000000" w:space="0" w:sz="4" w:val="single"/>
+              <w:bottom w:color="000000" w:space="0" w:sz="4" w:val="single"/>
+              <w:right w:color="000000" w:space="0" w:sz="4" w:val="single"/>
+            </w:tcBorders>
+            <w:vAlign w:val="center"/>
+          </w:tcPr>
+          <w:p>
+            <w:pPr>
+              <w:jc w:val="center"/>
+              <w:rPr>
+                <w:b w:val="1"/>
+                <w:bCs w:val="1"/>
+                <w:color w:val="1f3864"/>
+              </w:rPr>
+            </w:pPr>
+            <w:r>
+              <w:rPr>
+                <w:b w:val="1"/>
+                <w:bCs w:val="1"/>
+                <w:color w:val="1f3864"/>
+                <w:rtl w:val="0"/>
+              </w:rPr>
+              <w:t xml:space="preserve">Condición 06</w:t>
+            </w:r>
+          </w:p>
+          <w:p>
+            <w:pPr>
+              <w:jc w:val="center"/>
+              <w:rPr>
+                <w:b w:val="1"/>
+                <w:bCs w:val="1"/>
+                <w:color w:val="1f3864"/>
+              </w:rPr>
+            </w:pPr>
+            <w:r>
+              <w:rPr>
+                <w:rtl w:val="0"/>
+              </w:rPr>
+            </w:r>
+          </w:p>
+        </w:tc>
+        <w:tc>
+          <w:tcPr>
+            <w:gridSpan w:val="2"/>
+            <w:tcBorders>
+              <w:top w:color="000000" w:space="0" w:sz="4" w:val="single"/>
+              <w:left w:color="000000" w:space="0" w:sz="4" w:val="single"/>
+              <w:bottom w:color="000000" w:space="0" w:sz="4" w:val="single"/>
+              <w:right w:color="000000" w:space="0" w:sz="4" w:val="single"/>
+            </w:tcBorders>
+            <w:vAlign w:val="center"/>
+          </w:tcPr>
+          <w:p>
+            <w:pPr>
+              <w:rPr>
+                <w:b w:val="1"/>
+                <w:bCs w:val="1"/>
+                <w:color w:val="1f3864"/>
+              </w:rPr>
+            </w:pPr>
+            <w:r>
+              <w:rPr>
+                <w:b w:val="1"/>
+                <w:bCs w:val="1"/>
+                <w:color w:val="1f3864"/>
+                <w:rtl w:val="0"/>
+              </w:rPr>
+              <w:t xml:space="preserve">Dado:</w:t>
+            </w:r>
+          </w:p>
+        </w:tc>
+        <w:tc>
+          <w:tcPr>
+            <w:gridSpan w:val="4"/>
+            <w:tcBorders>
+              <w:top w:color="000000" w:space="0" w:sz="4" w:val="single"/>
+              <w:left w:color="000000" w:space="0" w:sz="4" w:val="single"/>
+              <w:bottom w:color="000000" w:space="0" w:sz="4" w:val="single"/>
+              <w:right w:color="000000" w:space="0" w:sz="4" w:val="single"/>
+            </w:tcBorders>
+            <w:vAlign w:val="center"/>
+          </w:tcPr>
+          <w:p>
+            <w:pPr>
+              <w:spacing w:line="240" w:lineRule="auto"/>
+              <w:rPr/>
+            </w:pPr>
+            <w:r>
+              <w:rPr>
+                <w:rtl w:val="0"/>
+              </w:rPr>
+              <w:t xml:space="preserve">que ocurre un error durante el proceso de autenticación.</w:t>
+            </w:r>
+          </w:p>
+        </w:tc>
+      </w:tr>
+      <w:tr>
+        <w:trPr>
+          <w:cantSplit w:val="0"/>
+          <w:tblHeader w:val="0"/>
+        </w:trPr>
+        <w:tc>
+          <w:tcPr>
+            <w:gridSpan w:val="3"/>
+            <w:vMerge w:val="continue"/>
+            <w:tcBorders>
+              <w:top w:color="000000" w:space="0" w:sz="4" w:val="single"/>
+              <w:left w:color="000000" w:space="0" w:sz="4" w:val="single"/>
+              <w:bottom w:color="000000" w:space="0" w:sz="4" w:val="single"/>
+              <w:right w:color="000000" w:space="0" w:sz="4" w:val="single"/>
+            </w:tcBorders>
+            <w:vAlign w:val="center"/>
+          </w:tcPr>
+          <w:p>
+            <w:pPr>
+              <w:keepNext w:val="0"/>
+              <w:keepLines w:val="0"/>
+              <w:pageBreakBefore w:val="0"/>
+              <w:widowControl w:val="0"/>
+              <w:pBdr>
+                <w:top w:space="0" w:sz="0" w:val="nil"/>
+                <w:left w:space="0" w:sz="0" w:val="nil"/>
+                <w:bottom w:space="0" w:sz="0" w:val="nil"/>
+                <w:right w:space="0" w:sz="0" w:val="nil"/>
+                <w:between w:space="0" w:sz="0" w:val="nil"/>
+              </w:pBdr>
+              <w:shd w:fill="auto" w:val="clear"/>
+              <w:spacing w:after="0" w:before="0" w:line="276" w:lineRule="auto"/>
+              <w:ind w:left="0" w:right="0" w:firstLine="0"/>
+              <w:jc w:val="left"/>
+              <w:rPr>
+                <w:i w:val="0"/>
+                <w:iCs w:val="0"/>
+                <w:smallCaps w:val="0"/>
+                <w:strike w:val="0"/>
+                <w:color w:val="000000"/>
+                <w:u w:val="none"/>
+                <w:shd w:fill="auto" w:val="clear"/>
+                <w:vertAlign w:val="baseline"/>
+              </w:rPr>
+            </w:pPr>
+            <w:r>
+              <w:rPr>
+                <w:rtl w:val="0"/>
+              </w:rPr>
+            </w:r>
+          </w:p>
+        </w:tc>
+        <w:tc>
+          <w:tcPr>
+            <w:gridSpan w:val="2"/>
+            <w:tcBorders>
+              <w:top w:color="000000" w:space="0" w:sz="4" w:val="single"/>
+              <w:left w:color="000000" w:space="0" w:sz="4" w:val="single"/>
+              <w:bottom w:color="000000" w:space="0" w:sz="4" w:val="single"/>
+              <w:right w:color="000000" w:space="0" w:sz="4" w:val="single"/>
+            </w:tcBorders>
+            <w:vAlign w:val="center"/>
+          </w:tcPr>
+          <w:p>
+            <w:pPr>
+              <w:rPr>
+                <w:b w:val="1"/>
+                <w:bCs w:val="1"/>
+                <w:color w:val="1f3864"/>
+              </w:rPr>
+            </w:pPr>
+            <w:r>
+              <w:rPr>
+                <w:b w:val="1"/>
+                <w:bCs w:val="1"/>
+                <w:color w:val="1f3864"/>
+                <w:rtl w:val="0"/>
+              </w:rPr>
+              <w:t xml:space="preserve">Cuando:</w:t>
+            </w:r>
+          </w:p>
+        </w:tc>
+        <w:tc>
+          <w:tcPr>
+            <w:gridSpan w:val="4"/>
+            <w:tcBorders>
+              <w:top w:color="000000" w:space="0" w:sz="4" w:val="single"/>
+              <w:left w:color="000000" w:space="0" w:sz="4" w:val="single"/>
+              <w:bottom w:color="000000" w:space="0" w:sz="4" w:val="single"/>
+              <w:right w:color="000000" w:space="0" w:sz="4" w:val="single"/>
+            </w:tcBorders>
+            <w:vAlign w:val="center"/>
+          </w:tcPr>
+          <w:p>
+            <w:pPr>
+              <w:spacing w:line="240" w:lineRule="auto"/>
+              <w:rPr/>
+            </w:pPr>
+            <w:r>
+              <w:rPr>
+                <w:rtl w:val="0"/>
+              </w:rPr>
+              <w:t xml:space="preserve">el trabajador intenta iniciar sesión.</w:t>
+            </w:r>
+          </w:p>
+        </w:tc>
+      </w:tr>
+      <w:tr>
+        <w:trPr>
+          <w:cantSplit w:val="0"/>
+          <w:tblHeader w:val="0"/>
+        </w:trPr>
+        <w:tc>
+          <w:tcPr>
+            <w:gridSpan w:val="3"/>
+            <w:vMerge w:val="continue"/>
+            <w:tcBorders>
+              <w:top w:color="000000" w:space="0" w:sz="4" w:val="single"/>
+              <w:left w:color="000000" w:space="0" w:sz="4" w:val="single"/>
+              <w:bottom w:color="000000" w:space="0" w:sz="4" w:val="single"/>
+              <w:right w:color="000000" w:space="0" w:sz="4" w:val="single"/>
+            </w:tcBorders>
+            <w:vAlign w:val="center"/>
+          </w:tcPr>
+          <w:p>
+            <w:pPr>
+              <w:keepNext w:val="0"/>
+              <w:keepLines w:val="0"/>
+              <w:pageBreakBefore w:val="0"/>
+              <w:widowControl w:val="0"/>
+              <w:pBdr>
+                <w:top w:space="0" w:sz="0" w:val="nil"/>
+                <w:left w:space="0" w:sz="0" w:val="nil"/>
+                <w:bottom w:space="0" w:sz="0" w:val="nil"/>
+                <w:right w:space="0" w:sz="0" w:val="nil"/>
+                <w:between w:space="0" w:sz="0" w:val="nil"/>
+              </w:pBdr>
+              <w:shd w:fill="auto" w:val="clear"/>
+              <w:spacing w:after="0" w:before="0" w:line="276" w:lineRule="auto"/>
+              <w:ind w:left="0" w:right="0" w:firstLine="0"/>
+              <w:jc w:val="left"/>
+              <w:rPr>
+                <w:i w:val="0"/>
+                <w:iCs w:val="0"/>
+                <w:smallCaps w:val="0"/>
+                <w:strike w:val="0"/>
+                <w:color w:val="000000"/>
+                <w:u w:val="none"/>
+                <w:shd w:fill="auto" w:val="clear"/>
+                <w:vertAlign w:val="baseline"/>
+              </w:rPr>
+            </w:pPr>
+            <w:r>
+              <w:rPr>
+                <w:rtl w:val="0"/>
+              </w:rPr>
+            </w:r>
+          </w:p>
+        </w:tc>
+        <w:tc>
+          <w:tcPr>
+            <w:gridSpan w:val="2"/>
+            <w:tcBorders>
+              <w:top w:color="000000" w:space="0" w:sz="4" w:val="single"/>
+              <w:left w:color="000000" w:space="0" w:sz="4" w:val="single"/>
+              <w:bottom w:color="000000" w:space="0" w:sz="4" w:val="single"/>
+              <w:right w:color="000000" w:space="0" w:sz="4" w:val="single"/>
+            </w:tcBorders>
+            <w:vAlign w:val="center"/>
+          </w:tcPr>
+          <w:p>
+            <w:pPr>
+              <w:rPr>
+                <w:b w:val="1"/>
+                <w:bCs w:val="1"/>
+                <w:color w:val="1f3864"/>
+              </w:rPr>
+            </w:pPr>
+            <w:r>
+              <w:rPr>
+                <w:b w:val="1"/>
+                <w:bCs w:val="1"/>
+                <w:color w:val="1f3864"/>
+                <w:rtl w:val="0"/>
+              </w:rPr>
+              <w:t xml:space="preserve">Entonces:</w:t>
+            </w:r>
+          </w:p>
+        </w:tc>
+        <w:tc>
+          <w:tcPr>
+            <w:gridSpan w:val="4"/>
+            <w:tcBorders>
+              <w:top w:color="000000" w:space="0" w:sz="4" w:val="single"/>
+              <w:left w:color="000000" w:space="0" w:sz="4" w:val="single"/>
+              <w:bottom w:color="000000" w:space="0" w:sz="4" w:val="single"/>
+              <w:right w:color="000000" w:space="0" w:sz="4" w:val="single"/>
+            </w:tcBorders>
+            <w:vAlign w:val="center"/>
+          </w:tcPr>
+          <w:p>
+            <w:pPr>
+              <w:spacing w:line="240" w:lineRule="auto"/>
+              <w:rPr/>
+            </w:pPr>
+            <w:r>
+              <w:rPr>
+                <w:rtl w:val="0"/>
+              </w:rPr>
+              <w:t xml:space="preserve">el sistema informa que no fue posible completar el proceso y solicita intentarlo nuevamente.</w:t>
+            </w:r>
+          </w:p>
+        </w:tc>
+      </w:tr>
+      <w:tr>
+        <w:trPr>
+          <w:cantSplit w:val="0"/>
+          <w:tblHeader w:val="0"/>
+        </w:trPr>
+        <w:tc>
+          <w:tcPr>
+            <w:gridSpan w:val="3"/>
+            <w:vMerge w:val="restart"/>
+            <w:tcBorders>
+              <w:top w:color="000000" w:space="0" w:sz="4" w:val="single"/>
+              <w:left w:color="000000" w:space="0" w:sz="4" w:val="single"/>
+              <w:bottom w:color="000000" w:space="0" w:sz="4" w:val="single"/>
+              <w:right w:color="000000" w:space="0" w:sz="4" w:val="single"/>
+            </w:tcBorders>
+            <w:vAlign w:val="center"/>
+          </w:tcPr>
+          <w:p>
+            <w:pPr>
+              <w:jc w:val="center"/>
+              <w:rPr>
+                <w:b w:val="1"/>
+                <w:bCs w:val="1"/>
+                <w:color w:val="1f3864"/>
+              </w:rPr>
+            </w:pPr>
+            <w:r>
+              <w:rPr>
+                <w:b w:val="1"/>
+                <w:bCs w:val="1"/>
+                <w:color w:val="1f3864"/>
+                <w:rtl w:val="0"/>
+              </w:rPr>
+              <w:t xml:space="preserve">Condición 07</w:t>
+            </w:r>
+          </w:p>
+          <w:p>
+            <w:pPr>
+              <w:jc w:val="center"/>
+              <w:rPr>
+                <w:b w:val="1"/>
+                <w:bCs w:val="1"/>
+                <w:color w:val="1f3864"/>
+              </w:rPr>
+            </w:pPr>
+            <w:r>
+              <w:rPr>
+                <w:rtl w:val="0"/>
+              </w:rPr>
+            </w:r>
+          </w:p>
+        </w:tc>
+        <w:tc>
+          <w:tcPr>
+            <w:gridSpan w:val="2"/>
+            <w:tcBorders>
+              <w:top w:color="000000" w:space="0" w:sz="4" w:val="single"/>
+              <w:left w:color="000000" w:space="0" w:sz="4" w:val="single"/>
+              <w:bottom w:color="000000" w:space="0" w:sz="4" w:val="single"/>
+              <w:right w:color="000000" w:space="0" w:sz="4" w:val="single"/>
+            </w:tcBorders>
+            <w:vAlign w:val="center"/>
+          </w:tcPr>
+          <w:p>
+            <w:pPr>
+              <w:rPr>
+                <w:b w:val="1"/>
+                <w:bCs w:val="1"/>
+                <w:color w:val="1f3864"/>
+              </w:rPr>
+            </w:pPr>
+            <w:r>
+              <w:rPr>
+                <w:b w:val="1"/>
+                <w:bCs w:val="1"/>
+                <w:color w:val="1f3864"/>
+                <w:rtl w:val="0"/>
+              </w:rPr>
+              <w:t xml:space="preserve">Dado:</w:t>
+            </w:r>
+          </w:p>
+        </w:tc>
+        <w:tc>
+          <w:tcPr>
+            <w:gridSpan w:val="4"/>
+            <w:tcBorders>
+              <w:top w:color="000000" w:space="0" w:sz="4" w:val="single"/>
+              <w:left w:color="000000" w:space="0" w:sz="4" w:val="single"/>
+              <w:bottom w:color="000000" w:space="0" w:sz="4" w:val="single"/>
+              <w:right w:color="000000" w:space="0" w:sz="4" w:val="single"/>
+            </w:tcBorders>
+            <w:vAlign w:val="center"/>
+          </w:tcPr>
+          <w:p>
+            <w:pPr>
+              <w:spacing w:line="240" w:lineRule="auto"/>
+              <w:rPr/>
+            </w:pPr>
+            <w:r>
+              <w:rPr>
+                <w:rtl w:val="0"/>
+              </w:rPr>
+              <w:t xml:space="preserve">que el trabajador inicia sesión correctamente.</w:t>
+            </w:r>
+          </w:p>
+        </w:tc>
+      </w:tr>
+      <w:tr>
+        <w:trPr>
+          <w:cantSplit w:val="0"/>
+          <w:tblHeader w:val="0"/>
+        </w:trPr>
+        <w:tc>
+          <w:tcPr>
+            <w:gridSpan w:val="3"/>
+            <w:vMerge w:val="continue"/>
+            <w:tcBorders>
+              <w:top w:color="000000" w:space="0" w:sz="4" w:val="single"/>
+              <w:left w:color="000000" w:space="0" w:sz="4" w:val="single"/>
+              <w:bottom w:color="000000" w:space="0" w:sz="4" w:val="single"/>
+              <w:right w:color="000000" w:space="0" w:sz="4" w:val="single"/>
+            </w:tcBorders>
+            <w:vAlign w:val="center"/>
+          </w:tcPr>
+          <w:p>
+            <w:pPr>
+              <w:keepNext w:val="0"/>
+              <w:keepLines w:val="0"/>
+              <w:pageBreakBefore w:val="0"/>
+              <w:widowControl w:val="0"/>
+              <w:pBdr>
+                <w:top w:space="0" w:sz="0" w:val="nil"/>
+                <w:left w:space="0" w:sz="0" w:val="nil"/>
+                <w:bottom w:space="0" w:sz="0" w:val="nil"/>
+                <w:right w:space="0" w:sz="0" w:val="nil"/>
+                <w:between w:space="0" w:sz="0" w:val="nil"/>
+              </w:pBdr>
+              <w:shd w:fill="auto" w:val="clear"/>
+              <w:spacing w:after="0" w:before="0" w:line="276" w:lineRule="auto"/>
+              <w:ind w:left="0" w:right="0" w:firstLine="0"/>
+              <w:jc w:val="left"/>
+              <w:rPr>
+                <w:i w:val="0"/>
+                <w:iCs w:val="0"/>
+                <w:smallCaps w:val="0"/>
+                <w:strike w:val="0"/>
+                <w:color w:val="000000"/>
+                <w:u w:val="none"/>
+                <w:shd w:fill="auto" w:val="clear"/>
+                <w:vertAlign w:val="baseline"/>
+              </w:rPr>
+            </w:pPr>
+            <w:r>
+              <w:rPr>
+                <w:rtl w:val="0"/>
+              </w:rPr>
+            </w:r>
+          </w:p>
+        </w:tc>
+        <w:tc>
+          <w:tcPr>
+            <w:gridSpan w:val="2"/>
+            <w:tcBorders>
+              <w:top w:color="000000" w:space="0" w:sz="4" w:val="single"/>
+              <w:left w:color="000000" w:space="0" w:sz="4" w:val="single"/>
+              <w:bottom w:color="000000" w:space="0" w:sz="4" w:val="single"/>
+              <w:right w:color="000000" w:space="0" w:sz="4" w:val="single"/>
+            </w:tcBorders>
+            <w:vAlign w:val="center"/>
+          </w:tcPr>
+          <w:p>
+            <w:pPr>
+              <w:rPr>
+                <w:b w:val="1"/>
+                <w:bCs w:val="1"/>
+                <w:color w:val="1f3864"/>
+              </w:rPr>
+            </w:pPr>
+            <w:r>
+              <w:rPr>
+                <w:b w:val="1"/>
+                <w:bCs w:val="1"/>
+                <w:color w:val="1f3864"/>
+                <w:rtl w:val="0"/>
+              </w:rPr>
+              <w:t xml:space="preserve">Cuando:</w:t>
+            </w:r>
+          </w:p>
+        </w:tc>
+        <w:tc>
+          <w:tcPr>
+            <w:gridSpan w:val="4"/>
+            <w:tcBorders>
+              <w:top w:color="000000" w:space="0" w:sz="4" w:val="single"/>
+              <w:left w:color="000000" w:space="0" w:sz="4" w:val="single"/>
+              <w:bottom w:color="000000" w:space="0" w:sz="4" w:val="single"/>
+              <w:right w:color="000000" w:space="0" w:sz="4" w:val="single"/>
+            </w:tcBorders>
+            <w:vAlign w:val="center"/>
+          </w:tcPr>
+          <w:p>
+            <w:pPr>
+              <w:spacing w:line="240" w:lineRule="auto"/>
+              <w:rPr/>
+            </w:pPr>
+            <w:r>
+              <w:rPr>
+                <w:rtl w:val="0"/>
+              </w:rPr>
+              <w:t xml:space="preserve">accede a la plataforma.</w:t>
+            </w:r>
+          </w:p>
+        </w:tc>
+      </w:tr>
+      <w:tr>
+        <w:trPr>
+          <w:cantSplit w:val="0"/>
+          <w:tblHeader w:val="0"/>
+        </w:trPr>
+        <w:tc>
+          <w:tcPr>
+            <w:gridSpan w:val="3"/>
+            <w:vMerge w:val="continue"/>
+            <w:tcBorders>
+              <w:top w:color="000000" w:space="0" w:sz="4" w:val="single"/>
+              <w:left w:color="000000" w:space="0" w:sz="4" w:val="single"/>
+              <w:bottom w:color="000000" w:space="0" w:sz="4" w:val="single"/>
+              <w:right w:color="000000" w:space="0" w:sz="4" w:val="single"/>
+            </w:tcBorders>
+            <w:vAlign w:val="center"/>
+          </w:tcPr>
+          <w:p>
+            <w:pPr>
+              <w:keepNext w:val="0"/>
+              <w:keepLines w:val="0"/>
+              <w:pageBreakBefore w:val="0"/>
+              <w:widowControl w:val="0"/>
+              <w:pBdr>
+                <w:top w:space="0" w:sz="0" w:val="nil"/>
+                <w:left w:space="0" w:sz="0" w:val="nil"/>
+                <w:bottom w:space="0" w:sz="0" w:val="nil"/>
+                <w:right w:space="0" w:sz="0" w:val="nil"/>
+                <w:between w:space="0" w:sz="0" w:val="nil"/>
+              </w:pBdr>
+              <w:shd w:fill="auto" w:val="clear"/>
+              <w:spacing w:after="0" w:before="0" w:line="276" w:lineRule="auto"/>
+              <w:ind w:left="0" w:right="0" w:firstLine="0"/>
+              <w:jc w:val="left"/>
+              <w:rPr>
+                <w:i w:val="0"/>
+                <w:iCs w:val="0"/>
+                <w:smallCaps w:val="0"/>
+                <w:strike w:val="0"/>
+                <w:color w:val="000000"/>
+                <w:u w:val="none"/>
+                <w:shd w:fill="auto" w:val="clear"/>
+                <w:vertAlign w:val="baseline"/>
+              </w:rPr>
+            </w:pPr>
+            <w:r>
+              <w:rPr>
+                <w:rtl w:val="0"/>
+              </w:rPr>
+            </w:r>
+          </w:p>
+        </w:tc>
+        <w:tc>
+          <w:tcPr>
+            <w:gridSpan w:val="2"/>
+            <w:tcBorders>
+              <w:top w:color="000000" w:space="0" w:sz="4" w:val="single"/>
+              <w:left w:color="000000" w:space="0" w:sz="4" w:val="single"/>
+              <w:bottom w:color="000000" w:space="0" w:sz="4" w:val="single"/>
+              <w:right w:color="000000" w:space="0" w:sz="4" w:val="single"/>
+            </w:tcBorders>
+            <w:vAlign w:val="center"/>
+          </w:tcPr>
+          <w:p>
+            <w:pPr>
+              <w:rPr>
+                <w:b w:val="1"/>
+                <w:bCs w:val="1"/>
+                <w:color w:val="1f3864"/>
+              </w:rPr>
+            </w:pPr>
+            <w:r>
+              <w:rPr>
+                <w:b w:val="1"/>
+                <w:bCs w:val="1"/>
+                <w:color w:val="1f3864"/>
+                <w:rtl w:val="0"/>
+              </w:rPr>
+              <w:t xml:space="preserve">Entonces:</w:t>
+            </w:r>
+          </w:p>
+        </w:tc>
+        <w:tc>
+          <w:tcPr>
+            <w:gridSpan w:val="4"/>
+            <w:tcBorders>
+              <w:top w:color="000000" w:space="0" w:sz="4" w:val="single"/>
+              <w:left w:color="000000" w:space="0" w:sz="4" w:val="single"/>
+              <w:bottom w:color="000000" w:space="0" w:sz="4" w:val="single"/>
+              <w:right w:color="000000" w:space="0" w:sz="4" w:val="single"/>
+            </w:tcBorders>
+            <w:vAlign w:val="center"/>
+          </w:tcPr>
+          <w:p>
+            <w:pPr>
+              <w:spacing w:line="240" w:lineRule="auto"/>
+              <w:rPr/>
+            </w:pPr>
+            <w:r>
+              <w:rPr>
+                <w:rtl w:val="0"/>
+              </w:rPr>
+              <w:t xml:space="preserve">el sistema permite únicamente el acceso a las funcionalidades autorizadas para su rol.</w:t>
+            </w:r>
+          </w:p>
+        </w:tc>
+      </w:tr>
+      <w:tr>
+        <w:trPr>
+          <w:cantSplit w:val="0"/>
+          <w:tblHeader w:val="0"/>
+        </w:trPr>
+        <w:tc>
+          <w:tcPr>
+            <w:gridSpan w:val="3"/>
+            <w:vMerge w:val="restart"/>
+            <w:tcBorders>
+              <w:top w:color="000000" w:space="0" w:sz="4" w:val="single"/>
+              <w:left w:color="000000" w:space="0" w:sz="4" w:val="single"/>
+              <w:bottom w:color="000000" w:space="0" w:sz="4" w:val="single"/>
+              <w:right w:color="000000" w:space="0" w:sz="4" w:val="single"/>
+            </w:tcBorders>
+            <w:vAlign w:val="center"/>
+          </w:tcPr>
+          <w:p>
+            <w:pPr>
+              <w:jc w:val="center"/>
+              <w:rPr>
+                <w:b w:val="1"/>
+                <w:bCs w:val="1"/>
+                <w:color w:val="1f3864"/>
+              </w:rPr>
+            </w:pPr>
+            <w:r>
+              <w:rPr>
+                <w:b w:val="1"/>
+                <w:bCs w:val="1"/>
+                <w:color w:val="1f3864"/>
+                <w:rtl w:val="0"/>
+              </w:rPr>
+              <w:t xml:space="preserve">Condición 08</w:t>
+            </w:r>
+          </w:p>
+          <w:p>
+            <w:pPr>
+              <w:jc w:val="center"/>
+              <w:rPr>
+                <w:b w:val="1"/>
+                <w:bCs w:val="1"/>
+                <w:color w:val="1f3864"/>
+              </w:rPr>
+            </w:pPr>
+            <w:r>
+              <w:rPr>
+                <w:rtl w:val="0"/>
+              </w:rPr>
+            </w:r>
+          </w:p>
+        </w:tc>
+        <w:tc>
+          <w:tcPr>
+            <w:gridSpan w:val="2"/>
+            <w:tcBorders>
+              <w:top w:color="000000" w:space="0" w:sz="4" w:val="single"/>
+              <w:left w:color="000000" w:space="0" w:sz="4" w:val="single"/>
+              <w:bottom w:color="000000" w:space="0" w:sz="4" w:val="single"/>
+              <w:right w:color="000000" w:space="0" w:sz="4" w:val="single"/>
+            </w:tcBorders>
+            <w:vAlign w:val="center"/>
+          </w:tcPr>
+          <w:p>
+            <w:pPr>
+              <w:rPr>
+                <w:b w:val="1"/>
+                <w:bCs w:val="1"/>
+                <w:color w:val="1f3864"/>
+              </w:rPr>
+            </w:pPr>
+            <w:r>
+              <w:rPr>
+                <w:b w:val="1"/>
+                <w:bCs w:val="1"/>
+                <w:color w:val="1f3864"/>
+                <w:rtl w:val="0"/>
+              </w:rPr>
+              <w:t xml:space="preserve">Dado:</w:t>
+            </w:r>
+          </w:p>
+        </w:tc>
+        <w:tc>
+          <w:tcPr>
+            <w:gridSpan w:val="4"/>
+            <w:tcBorders>
+              <w:top w:color="000000" w:space="0" w:sz="4" w:val="single"/>
+              <w:left w:color="000000" w:space="0" w:sz="4" w:val="single"/>
+              <w:bottom w:color="000000" w:space="0" w:sz="4" w:val="single"/>
+              <w:right w:color="000000" w:space="0" w:sz="4" w:val="single"/>
+            </w:tcBorders>
+            <w:vAlign w:val="center"/>
+          </w:tcPr>
+          <w:p>
+            <w:pPr>
+              <w:spacing w:line="240" w:lineRule="auto"/>
+              <w:rPr/>
+            </w:pPr>
+            <w:r>
+              <w:rPr>
+                <w:rtl w:val="0"/>
+              </w:rPr>
+              <w:t xml:space="preserve">que la sesión permanece inactiva durante el tiempo configurado.</w:t>
+            </w:r>
+          </w:p>
+        </w:tc>
+      </w:tr>
+      <w:tr>
+        <w:trPr>
+          <w:cantSplit w:val="0"/>
+          <w:tblHeader w:val="0"/>
+        </w:trPr>
+        <w:tc>
+          <w:tcPr>
+            <w:gridSpan w:val="3"/>
+            <w:vMerge w:val="continue"/>
+            <w:tcBorders>
+              <w:top w:color="000000" w:space="0" w:sz="4" w:val="single"/>
+              <w:left w:color="000000" w:space="0" w:sz="4" w:val="single"/>
+              <w:bottom w:color="000000" w:space="0" w:sz="4" w:val="single"/>
+              <w:right w:color="000000" w:space="0" w:sz="4" w:val="single"/>
+            </w:tcBorders>
+            <w:vAlign w:val="center"/>
+          </w:tcPr>
+          <w:p>
+            <w:pPr>
+              <w:keepNext w:val="0"/>
+              <w:keepLines w:val="0"/>
+              <w:pageBreakBefore w:val="0"/>
+              <w:widowControl w:val="0"/>
+              <w:pBdr>
+                <w:top w:space="0" w:sz="0" w:val="nil"/>
+                <w:left w:space="0" w:sz="0" w:val="nil"/>
+                <w:bottom w:space="0" w:sz="0" w:val="nil"/>
+                <w:right w:space="0" w:sz="0" w:val="nil"/>
+                <w:between w:space="0" w:sz="0" w:val="nil"/>
+              </w:pBdr>
+              <w:shd w:fill="auto" w:val="clear"/>
+              <w:spacing w:after="0" w:before="0" w:line="276" w:lineRule="auto"/>
+              <w:ind w:left="0" w:right="0" w:firstLine="0"/>
+              <w:jc w:val="left"/>
+              <w:rPr>
+                <w:i w:val="0"/>
+                <w:iCs w:val="0"/>
+                <w:smallCaps w:val="0"/>
+                <w:strike w:val="0"/>
+                <w:color w:val="000000"/>
+                <w:u w:val="none"/>
+                <w:shd w:fill="auto" w:val="clear"/>
+                <w:vertAlign w:val="baseline"/>
+              </w:rPr>
+            </w:pPr>
+            <w:r>
+              <w:rPr>
+                <w:rtl w:val="0"/>
+              </w:rPr>
+            </w:r>
+          </w:p>
+        </w:tc>
+        <w:tc>
+          <w:tcPr>
+            <w:gridSpan w:val="2"/>
+            <w:tcBorders>
+              <w:top w:color="000000" w:space="0" w:sz="4" w:val="single"/>
+              <w:left w:color="000000" w:space="0" w:sz="4" w:val="single"/>
+              <w:bottom w:color="000000" w:space="0" w:sz="4" w:val="single"/>
+              <w:right w:color="000000" w:space="0" w:sz="4" w:val="single"/>
+            </w:tcBorders>
+            <w:vAlign w:val="center"/>
+          </w:tcPr>
+          <w:p>
+            <w:pPr>
+              <w:rPr>
+                <w:b w:val="1"/>
+                <w:bCs w:val="1"/>
+                <w:color w:val="1f3864"/>
+              </w:rPr>
+            </w:pPr>
+            <w:r>
+              <w:rPr>
+                <w:b w:val="1"/>
+                <w:bCs w:val="1"/>
+                <w:color w:val="1f3864"/>
+                <w:rtl w:val="0"/>
+              </w:rPr>
+              <w:t xml:space="preserve">Cuando:</w:t>
+            </w:r>
+          </w:p>
+        </w:tc>
+        <w:tc>
+          <w:tcPr>
+            <w:gridSpan w:val="4"/>
+            <w:tcBorders>
+              <w:top w:color="000000" w:space="0" w:sz="4" w:val="single"/>
+              <w:left w:color="000000" w:space="0" w:sz="4" w:val="single"/>
+              <w:bottom w:color="000000" w:space="0" w:sz="4" w:val="single"/>
+              <w:right w:color="000000" w:space="0" w:sz="4" w:val="single"/>
+            </w:tcBorders>
+            <w:vAlign w:val="center"/>
+          </w:tcPr>
+          <w:p>
+            <w:pPr>
+              <w:spacing w:line="240" w:lineRule="auto"/>
+              <w:rPr/>
+            </w:pPr>
+            <w:r>
+              <w:rPr>
+                <w:rtl w:val="0"/>
+              </w:rPr>
+              <w:t xml:space="preserve">expira el tiempo de inactividad.</w:t>
+            </w:r>
+          </w:p>
+        </w:tc>
+      </w:tr>
+      <w:tr>
+        <w:trPr>
+          <w:cantSplit w:val="0"/>
+          <w:tblHeader w:val="0"/>
+        </w:trPr>
+        <w:tc>
+          <w:tcPr>
+            <w:gridSpan w:val="3"/>
+            <w:vMerge w:val="continue"/>
+            <w:tcBorders>
+              <w:top w:color="000000" w:space="0" w:sz="4" w:val="single"/>
+              <w:left w:color="000000" w:space="0" w:sz="4" w:val="single"/>
+              <w:bottom w:color="000000" w:space="0" w:sz="4" w:val="single"/>
+              <w:right w:color="000000" w:space="0" w:sz="4" w:val="single"/>
+            </w:tcBorders>
+            <w:vAlign w:val="center"/>
+          </w:tcPr>
+          <w:p>
+            <w:pPr>
+              <w:keepNext w:val="0"/>
+              <w:keepLines w:val="0"/>
+              <w:pageBreakBefore w:val="0"/>
+              <w:widowControl w:val="0"/>
+              <w:pBdr>
+                <w:top w:space="0" w:sz="0" w:val="nil"/>
+                <w:left w:space="0" w:sz="0" w:val="nil"/>
+                <w:bottom w:space="0" w:sz="0" w:val="nil"/>
+                <w:right w:space="0" w:sz="0" w:val="nil"/>
+                <w:between w:space="0" w:sz="0" w:val="nil"/>
+              </w:pBdr>
+              <w:shd w:fill="auto" w:val="clear"/>
+              <w:spacing w:after="0" w:before="0" w:line="276" w:lineRule="auto"/>
+              <w:ind w:left="0" w:right="0" w:firstLine="0"/>
+              <w:jc w:val="left"/>
+              <w:rPr>
+                <w:i w:val="0"/>
+                <w:iCs w:val="0"/>
+                <w:smallCaps w:val="0"/>
+                <w:strike w:val="0"/>
+                <w:color w:val="000000"/>
+                <w:u w:val="none"/>
+                <w:shd w:fill="auto" w:val="clear"/>
+                <w:vertAlign w:val="baseline"/>
+              </w:rPr>
+            </w:pPr>
+            <w:r>
+              <w:rPr>
+                <w:rtl w:val="0"/>
+              </w:rPr>
+            </w:r>
+          </w:p>
+        </w:tc>
+        <w:tc>
+          <w:tcPr>
+            <w:gridSpan w:val="2"/>
+            <w:tcBorders>
+              <w:top w:color="000000" w:space="0" w:sz="4" w:val="single"/>
+              <w:left w:color="000000" w:space="0" w:sz="4" w:val="single"/>
+              <w:bottom w:color="000000" w:space="0" w:sz="4" w:val="single"/>
+              <w:right w:color="000000" w:space="0" w:sz="4" w:val="single"/>
+            </w:tcBorders>
+            <w:vAlign w:val="center"/>
+          </w:tcPr>
+          <w:p>
+            <w:pPr>
+              <w:rPr>
+                <w:b w:val="1"/>
+                <w:bCs w:val="1"/>
+                <w:color w:val="1f3864"/>
+              </w:rPr>
+            </w:pPr>
+            <w:r>
+              <w:rPr>
+                <w:b w:val="1"/>
+                <w:bCs w:val="1"/>
+                <w:color w:val="1f3864"/>
+                <w:rtl w:val="0"/>
+              </w:rPr>
+              <w:t xml:space="preserve">Entonces:</w:t>
+            </w:r>
+          </w:p>
+        </w:tc>
+        <w:tc>
+          <w:tcPr>
+            <w:gridSpan w:val="4"/>
+            <w:tcBorders>
+              <w:top w:color="000000" w:space="0" w:sz="4" w:val="single"/>
+              <w:left w:color="000000" w:space="0" w:sz="4" w:val="single"/>
+              <w:bottom w:color="000000" w:space="0" w:sz="4" w:val="single"/>
+              <w:right w:color="000000" w:space="0" w:sz="4" w:val="single"/>
+            </w:tcBorders>
+            <w:vAlign w:val="center"/>
+          </w:tcPr>
+          <w:p>
+            <w:pPr>
+              <w:spacing w:line="240" w:lineRule="auto"/>
+              <w:rPr/>
+            </w:pPr>
+            <w:r>
+              <w:rPr>
+                <w:rtl w:val="0"/>
+              </w:rPr>
+              <w:t xml:space="preserve">el sistema finaliza la sesión y solicita nuevamente la autenticación.</w:t>
+            </w:r>
+          </w:p>
+        </w:tc>
+      </w:tr>
+      <w:tr>
+        <w:trPr>
+          <w:cantSplit w:val="0"/>
+          <w:tblHeader w:val="0"/>
+        </w:trPr>
+        <w:tc>
+          <w:tcPr>
             <w:gridSpan w:val="9"/>
             <w:tcBorders>
               <w:top w:color="000000" w:space="0" w:sz="4" w:val="single"/>
@@ -2953,43 +4353,33 @@
               <w:ind w:left="0" w:right="0" w:firstLine="0"/>
               <w:jc w:val="center"/>
               <w:rPr>
-                <w:rFonts w:ascii="Calibri" w:cs="Calibri" w:eastAsia="Calibri" w:hAnsi="Calibri"/>
-                <w:b w:val="1"/>
-                <w:bCs w:val="1"/>
-                <w:i w:val="0"/>
-                <w:iCs w:val="0"/>
-                <w:smallCaps w:val="0"/>
-                <w:strike w:val="0"/>
-                <w:color w:val="1f3864"/>
-                <w:sz w:val="22"/>
-                <w:szCs w:val="22"/>
-                <w:u w:val="none"/>
-                <w:shd w:fill="auto" w:val="clear"/>
-                <w:vertAlign w:val="baseline"/>
-              </w:rPr>
-            </w:pPr>
-            <w:r>
-              <w:rPr>
-                <w:b w:val="1"/>
-                <w:bCs w:val="1"/>
-                <w:i w:val="0"/>
-                <w:iCs w:val="0"/>
-                <w:smallCaps w:val="0"/>
-                <w:strike w:val="0"/>
-                <w:color w:val="1f3864"/>
-                <w:sz w:val="22"/>
-                <w:szCs w:val="22"/>
+                <w:b w:val="1"/>
+                <w:bCs w:val="1"/>
+                <w:i w:val="0"/>
+                <w:iCs w:val="0"/>
+                <w:smallCaps w:val="0"/>
+                <w:strike w:val="0"/>
+                <w:color w:val="1f3864"/>
+                <w:u w:val="none"/>
+                <w:shd w:fill="auto" w:val="clear"/>
+                <w:vertAlign w:val="baseline"/>
+              </w:rPr>
+            </w:pPr>
+            <w:r>
+              <w:rPr>
+                <w:b w:val="1"/>
+                <w:bCs w:val="1"/>
+                <w:i w:val="0"/>
+                <w:iCs w:val="0"/>
+                <w:smallCaps w:val="0"/>
+                <w:strike w:val="0"/>
+                <w:color w:val="1f3864"/>
                 <w:u w:val="none"/>
                 <w:shd w:fill="auto" w:val="clear"/>
                 <w:vertAlign w:val="baseline"/>
                 <w:rtl w:val="0"/>
               </w:rPr>
               <w:t xml:space="preserve">TAREAS</w:t>
-            </w:r>
-            <w:r>
-              <w:rPr>
-                <w:rtl w:val="0"/>
-              </w:rPr>
             </w:r>
           </w:p>
         </w:tc>
@@ -3020,32 +4410,27 @@
               <w:ind w:left="0" w:right="0" w:firstLine="0"/>
               <w:jc w:val="center"/>
               <w:rPr>
-                <w:rFonts w:ascii="Calibri" w:cs="Calibri" w:eastAsia="Calibri" w:hAnsi="Calibri"/>
-                <w:b w:val="1"/>
-                <w:bCs w:val="1"/>
-                <w:i w:val="0"/>
-                <w:iCs w:val="0"/>
-                <w:smallCaps w:val="0"/>
-                <w:strike w:val="0"/>
-                <w:color w:val="1f3864"/>
-                <w:sz w:val="22"/>
-                <w:szCs w:val="22"/>
-                <w:u w:val="none"/>
-                <w:shd w:fill="auto" w:val="clear"/>
-                <w:vertAlign w:val="baseline"/>
-              </w:rPr>
-            </w:pPr>
-            <w:r>
-              <w:rPr>
-                <w:b w:val="1"/>
-                <w:bCs w:val="1"/>
-                <w:i w:val="0"/>
-                <w:iCs w:val="0"/>
-                <w:smallCaps w:val="0"/>
-                <w:strike w:val="0"/>
-                <w:color w:val="1f3864"/>
-                <w:sz w:val="22"/>
-                <w:szCs w:val="22"/>
+                <w:b w:val="1"/>
+                <w:bCs w:val="1"/>
+                <w:i w:val="0"/>
+                <w:iCs w:val="0"/>
+                <w:smallCaps w:val="0"/>
+                <w:strike w:val="0"/>
+                <w:color w:val="1f3864"/>
+                <w:u w:val="none"/>
+                <w:shd w:fill="auto" w:val="clear"/>
+                <w:vertAlign w:val="baseline"/>
+              </w:rPr>
+            </w:pPr>
+            <w:r>
+              <w:rPr>
+                <w:b w:val="1"/>
+                <w:bCs w:val="1"/>
+                <w:i w:val="0"/>
+                <w:iCs w:val="0"/>
+                <w:smallCaps w:val="0"/>
+                <w:strike w:val="0"/>
+                <w:color w:val="1f3864"/>
                 <w:u w:val="none"/>
                 <w:shd w:fill="auto" w:val="clear"/>
                 <w:vertAlign w:val="baseline"/>
@@ -3053,11 +4438,6 @@
               </w:rPr>
               <w:t xml:space="preserve">No</w:t>
             </w:r>
-            <w:r>
-              <w:rPr>
-                <w:rtl w:val="0"/>
-              </w:rPr>
-            </w:r>
           </w:p>
         </w:tc>
         <w:tc>
@@ -3080,43 +4460,33 @@
               <w:ind w:left="0" w:right="0" w:firstLine="0"/>
               <w:jc w:val="center"/>
               <w:rPr>
-                <w:rFonts w:ascii="Calibri" w:cs="Calibri" w:eastAsia="Calibri" w:hAnsi="Calibri"/>
-                <w:b w:val="1"/>
-                <w:bCs w:val="1"/>
-                <w:i w:val="0"/>
-                <w:iCs w:val="0"/>
-                <w:smallCaps w:val="0"/>
-                <w:strike w:val="0"/>
-                <w:color w:val="1f3864"/>
-                <w:sz w:val="22"/>
-                <w:szCs w:val="22"/>
-                <w:u w:val="none"/>
-                <w:shd w:fill="auto" w:val="clear"/>
-                <w:vertAlign w:val="baseline"/>
-              </w:rPr>
-            </w:pPr>
-            <w:r>
-              <w:rPr>
-                <w:b w:val="1"/>
-                <w:bCs w:val="1"/>
-                <w:i w:val="0"/>
-                <w:iCs w:val="0"/>
-                <w:smallCaps w:val="0"/>
-                <w:strike w:val="0"/>
-                <w:color w:val="1f3864"/>
-                <w:sz w:val="22"/>
-                <w:szCs w:val="22"/>
+                <w:b w:val="1"/>
+                <w:bCs w:val="1"/>
+                <w:i w:val="0"/>
+                <w:iCs w:val="0"/>
+                <w:smallCaps w:val="0"/>
+                <w:strike w:val="0"/>
+                <w:color w:val="1f3864"/>
+                <w:u w:val="none"/>
+                <w:shd w:fill="auto" w:val="clear"/>
+                <w:vertAlign w:val="baseline"/>
+              </w:rPr>
+            </w:pPr>
+            <w:r>
+              <w:rPr>
+                <w:b w:val="1"/>
+                <w:bCs w:val="1"/>
+                <w:i w:val="0"/>
+                <w:iCs w:val="0"/>
+                <w:smallCaps w:val="0"/>
+                <w:strike w:val="0"/>
+                <w:color w:val="1f3864"/>
                 <w:u w:val="none"/>
                 <w:shd w:fill="auto" w:val="clear"/>
                 <w:vertAlign w:val="baseline"/>
                 <w:rtl w:val="0"/>
               </w:rPr>
               <w:t xml:space="preserve">Descripción</w:t>
-            </w:r>
-            <w:r>
-              <w:rPr>
-                <w:rtl w:val="0"/>
-              </w:rPr>
             </w:r>
           </w:p>
         </w:tc>
@@ -3147,43 +4517,29 @@
               <w:ind w:left="0" w:right="0" w:firstLine="0"/>
               <w:jc w:val="center"/>
               <w:rPr>
-                <w:rFonts w:ascii="Calibri" w:cs="Calibri" w:eastAsia="Calibri" w:hAnsi="Calibri"/>
-                <w:b w:val="0"/>
-                <w:bCs w:val="0"/>
-                <w:i w:val="0"/>
-                <w:iCs w:val="0"/>
-                <w:smallCaps w:val="0"/>
-                <w:strike w:val="0"/>
-                <w:color w:val="1f3864"/>
-                <w:sz w:val="22"/>
-                <w:szCs w:val="22"/>
-                <w:u w:val="none"/>
-                <w:shd w:fill="auto" w:val="clear"/>
-                <w:vertAlign w:val="baseline"/>
-              </w:rPr>
-            </w:pPr>
-            <w:r>
-              <w:rPr>
-                <w:b w:val="0"/>
-                <w:bCs w:val="0"/>
-                <w:i w:val="0"/>
-                <w:iCs w:val="0"/>
-                <w:smallCaps w:val="0"/>
-                <w:strike w:val="0"/>
-                <w:color w:val="1f3864"/>
-                <w:sz w:val="22"/>
-                <w:szCs w:val="22"/>
+                <w:i w:val="0"/>
+                <w:iCs w:val="0"/>
+                <w:smallCaps w:val="0"/>
+                <w:strike w:val="0"/>
+                <w:color w:val="1f3864"/>
+                <w:u w:val="none"/>
+                <w:shd w:fill="auto" w:val="clear"/>
+                <w:vertAlign w:val="baseline"/>
+              </w:rPr>
+            </w:pPr>
+            <w:r>
+              <w:rPr>
+                <w:i w:val="0"/>
+                <w:iCs w:val="0"/>
+                <w:smallCaps w:val="0"/>
+                <w:strike w:val="0"/>
+                <w:color w:val="1f3864"/>
                 <w:u w:val="none"/>
                 <w:shd w:fill="auto" w:val="clear"/>
                 <w:vertAlign w:val="baseline"/>
                 <w:rtl w:val="0"/>
               </w:rPr>
               <w:t xml:space="preserve">1</w:t>
-            </w:r>
-            <w:r>
-              <w:rPr>
-                <w:rtl w:val="0"/>
-              </w:rPr>
             </w:r>
           </w:p>
         </w:tc>
@@ -3207,7 +4563,7 @@
               <w:rPr>
                 <w:rtl w:val="0"/>
               </w:rPr>
-              <w:t xml:space="preserve">Diseñar la vista del formulario de inicio de sesión</w:t>
+              <w:t xml:space="preserve">Definir las reglas de negocio para la autenticación de trabajadores, incluyendo validación de credenciales, control de acceso por rol y manejo de sesiones.</w:t>
             </w:r>
           </w:p>
         </w:tc>
@@ -3237,43 +4593,29 @@
               <w:ind w:left="0" w:right="0" w:firstLine="0"/>
               <w:jc w:val="center"/>
               <w:rPr>
-                <w:rFonts w:ascii="Calibri" w:cs="Calibri" w:eastAsia="Calibri" w:hAnsi="Calibri"/>
-                <w:b w:val="0"/>
-                <w:bCs w:val="0"/>
-                <w:i w:val="0"/>
-                <w:iCs w:val="0"/>
-                <w:smallCaps w:val="0"/>
-                <w:strike w:val="0"/>
-                <w:color w:val="1f3864"/>
-                <w:sz w:val="22"/>
-                <w:szCs w:val="22"/>
-                <w:u w:val="none"/>
-                <w:shd w:fill="auto" w:val="clear"/>
-                <w:vertAlign w:val="baseline"/>
-              </w:rPr>
-            </w:pPr>
-            <w:r>
-              <w:rPr>
-                <w:b w:val="0"/>
-                <w:bCs w:val="0"/>
-                <w:i w:val="0"/>
-                <w:iCs w:val="0"/>
-                <w:smallCaps w:val="0"/>
-                <w:strike w:val="0"/>
-                <w:color w:val="1f3864"/>
-                <w:sz w:val="22"/>
-                <w:szCs w:val="22"/>
+                <w:i w:val="0"/>
+                <w:iCs w:val="0"/>
+                <w:smallCaps w:val="0"/>
+                <w:strike w:val="0"/>
+                <w:color w:val="1f3864"/>
+                <w:u w:val="none"/>
+                <w:shd w:fill="auto" w:val="clear"/>
+                <w:vertAlign w:val="baseline"/>
+              </w:rPr>
+            </w:pPr>
+            <w:r>
+              <w:rPr>
+                <w:i w:val="0"/>
+                <w:iCs w:val="0"/>
+                <w:smallCaps w:val="0"/>
+                <w:strike w:val="0"/>
+                <w:color w:val="1f3864"/>
                 <w:u w:val="none"/>
                 <w:shd w:fill="auto" w:val="clear"/>
                 <w:vertAlign w:val="baseline"/>
                 <w:rtl w:val="0"/>
               </w:rPr>
               <w:t xml:space="preserve">2</w:t>
-            </w:r>
-            <w:r>
-              <w:rPr>
-                <w:rtl w:val="0"/>
-              </w:rPr>
             </w:r>
           </w:p>
         </w:tc>
@@ -3296,7 +4638,7 @@
               <w:rPr>
                 <w:rtl w:val="0"/>
               </w:rPr>
-              <w:t xml:space="preserve">Implementar el endpoint de autenticación en Spring Boot con JWT (JSON Web Token)</w:t>
+              <w:t xml:space="preserve">Diseñar la interfaz del formulario de inicio de sesión garantizando una experiencia clara, segura y fácil de utilizar.</w:t>
             </w:r>
           </w:p>
         </w:tc>
@@ -3326,43 +4668,29 @@
               <w:ind w:left="0" w:right="0" w:firstLine="0"/>
               <w:jc w:val="center"/>
               <w:rPr>
-                <w:rFonts w:ascii="Calibri" w:cs="Calibri" w:eastAsia="Calibri" w:hAnsi="Calibri"/>
-                <w:b w:val="0"/>
-                <w:bCs w:val="0"/>
-                <w:i w:val="0"/>
-                <w:iCs w:val="0"/>
-                <w:smallCaps w:val="0"/>
-                <w:strike w:val="0"/>
-                <w:color w:val="1f3864"/>
-                <w:sz w:val="22"/>
-                <w:szCs w:val="22"/>
-                <w:u w:val="none"/>
-                <w:shd w:fill="auto" w:val="clear"/>
-                <w:vertAlign w:val="baseline"/>
-              </w:rPr>
-            </w:pPr>
-            <w:r>
-              <w:rPr>
-                <w:b w:val="0"/>
-                <w:bCs w:val="0"/>
-                <w:i w:val="0"/>
-                <w:iCs w:val="0"/>
-                <w:smallCaps w:val="0"/>
-                <w:strike w:val="0"/>
-                <w:color w:val="1f3864"/>
-                <w:sz w:val="22"/>
-                <w:szCs w:val="22"/>
+                <w:i w:val="0"/>
+                <w:iCs w:val="0"/>
+                <w:smallCaps w:val="0"/>
+                <w:strike w:val="0"/>
+                <w:color w:val="1f3864"/>
+                <w:u w:val="none"/>
+                <w:shd w:fill="auto" w:val="clear"/>
+                <w:vertAlign w:val="baseline"/>
+              </w:rPr>
+            </w:pPr>
+            <w:r>
+              <w:rPr>
+                <w:i w:val="0"/>
+                <w:iCs w:val="0"/>
+                <w:smallCaps w:val="0"/>
+                <w:strike w:val="0"/>
+                <w:color w:val="1f3864"/>
                 <w:u w:val="none"/>
                 <w:shd w:fill="auto" w:val="clear"/>
                 <w:vertAlign w:val="baseline"/>
                 <w:rtl w:val="0"/>
               </w:rPr>
               <w:t xml:space="preserve">3</w:t>
-            </w:r>
-            <w:r>
-              <w:rPr>
-                <w:rtl w:val="0"/>
-              </w:rPr>
             </w:r>
           </w:p>
         </w:tc>
@@ -3385,7 +4713,7 @@
               <w:rPr>
                 <w:rtl w:val="0"/>
               </w:rPr>
-              <w:t xml:space="preserve">Implementar la validación de credenciales contra la base de datos (contraseña BCrypt)</w:t>
+              <w:t xml:space="preserve">Diseñar los mensajes de validación, autenticación y error que se mostrarán durante el proceso de inicio de sesión.</w:t>
             </w:r>
           </w:p>
         </w:tc>
@@ -3415,43 +4743,29 @@
               <w:ind w:left="0" w:right="0" w:firstLine="0"/>
               <w:jc w:val="center"/>
               <w:rPr>
-                <w:rFonts w:ascii="Calibri" w:cs="Calibri" w:eastAsia="Calibri" w:hAnsi="Calibri"/>
-                <w:b w:val="0"/>
-                <w:bCs w:val="0"/>
-                <w:i w:val="0"/>
-                <w:iCs w:val="0"/>
-                <w:smallCaps w:val="0"/>
-                <w:strike w:val="0"/>
-                <w:color w:val="1f3864"/>
-                <w:sz w:val="22"/>
-                <w:szCs w:val="22"/>
-                <w:u w:val="none"/>
-                <w:shd w:fill="auto" w:val="clear"/>
-                <w:vertAlign w:val="baseline"/>
-              </w:rPr>
-            </w:pPr>
-            <w:r>
-              <w:rPr>
-                <w:b w:val="0"/>
-                <w:bCs w:val="0"/>
-                <w:i w:val="0"/>
-                <w:iCs w:val="0"/>
-                <w:smallCaps w:val="0"/>
-                <w:strike w:val="0"/>
-                <w:color w:val="1f3864"/>
-                <w:sz w:val="22"/>
-                <w:szCs w:val="22"/>
+                <w:i w:val="0"/>
+                <w:iCs w:val="0"/>
+                <w:smallCaps w:val="0"/>
+                <w:strike w:val="0"/>
+                <w:color w:val="1f3864"/>
+                <w:u w:val="none"/>
+                <w:shd w:fill="auto" w:val="clear"/>
+                <w:vertAlign w:val="baseline"/>
+              </w:rPr>
+            </w:pPr>
+            <w:r>
+              <w:rPr>
+                <w:i w:val="0"/>
+                <w:iCs w:val="0"/>
+                <w:smallCaps w:val="0"/>
+                <w:strike w:val="0"/>
+                <w:color w:val="1f3864"/>
                 <w:u w:val="none"/>
                 <w:shd w:fill="auto" w:val="clear"/>
                 <w:vertAlign w:val="baseline"/>
                 <w:rtl w:val="0"/>
               </w:rPr>
               <w:t xml:space="preserve">4</w:t>
-            </w:r>
-            <w:r>
-              <w:rPr>
-                <w:rtl w:val="0"/>
-              </w:rPr>
             </w:r>
           </w:p>
         </w:tc>
@@ -3474,7 +4788,7 @@
               <w:rPr>
                 <w:rtl w:val="0"/>
               </w:rPr>
-              <w:t xml:space="preserve">Redirigir al usuario según su rol tras autenticarse exitosamente</w:t>
+              <w:t xml:space="preserve">Implementar el servicio de autenticación para validar las credenciales del trabajador y permitir el acceso al sistema.</w:t>
             </w:r>
           </w:p>
         </w:tc>
@@ -3504,43 +4818,29 @@
               <w:ind w:left="0" w:right="0" w:firstLine="0"/>
               <w:jc w:val="center"/>
               <w:rPr>
-                <w:rFonts w:ascii="Calibri" w:cs="Calibri" w:eastAsia="Calibri" w:hAnsi="Calibri"/>
-                <w:b w:val="0"/>
-                <w:bCs w:val="0"/>
-                <w:i w:val="0"/>
-                <w:iCs w:val="0"/>
-                <w:smallCaps w:val="0"/>
-                <w:strike w:val="0"/>
-                <w:color w:val="1f3864"/>
-                <w:sz w:val="22"/>
-                <w:szCs w:val="22"/>
-                <w:u w:val="none"/>
-                <w:shd w:fill="auto" w:val="clear"/>
-                <w:vertAlign w:val="baseline"/>
-              </w:rPr>
-            </w:pPr>
-            <w:r>
-              <w:rPr>
-                <w:b w:val="0"/>
-                <w:bCs w:val="0"/>
-                <w:i w:val="0"/>
-                <w:iCs w:val="0"/>
-                <w:smallCaps w:val="0"/>
-                <w:strike w:val="0"/>
-                <w:color w:val="1f3864"/>
-                <w:sz w:val="22"/>
-                <w:szCs w:val="22"/>
+                <w:i w:val="0"/>
+                <w:iCs w:val="0"/>
+                <w:smallCaps w:val="0"/>
+                <w:strike w:val="0"/>
+                <w:color w:val="1f3864"/>
+                <w:u w:val="none"/>
+                <w:shd w:fill="auto" w:val="clear"/>
+                <w:vertAlign w:val="baseline"/>
+              </w:rPr>
+            </w:pPr>
+            <w:r>
+              <w:rPr>
+                <w:i w:val="0"/>
+                <w:iCs w:val="0"/>
+                <w:smallCaps w:val="0"/>
+                <w:strike w:val="0"/>
+                <w:color w:val="1f3864"/>
                 <w:u w:val="none"/>
                 <w:shd w:fill="auto" w:val="clear"/>
                 <w:vertAlign w:val="baseline"/>
                 <w:rtl w:val="0"/>
               </w:rPr>
               <w:t xml:space="preserve">5</w:t>
-            </w:r>
-            <w:r>
-              <w:rPr>
-                <w:rtl w:val="0"/>
-              </w:rPr>
             </w:r>
           </w:p>
         </w:tc>
@@ -3563,7 +4863,7 @@
               <w:rPr>
                 <w:rtl w:val="0"/>
               </w:rPr>
-              <w:t xml:space="preserve">Implementar expiración de sesión tras 30 minutos de inactividad</w:t>
+              <w:t xml:space="preserve">Implementar la generación del token JWT con la información del usuario autenticado y su rol correspondiente.</w:t>
             </w:r>
           </w:p>
         </w:tc>
@@ -3593,43 +4893,29 @@
               <w:ind w:left="0" w:right="0" w:firstLine="0"/>
               <w:jc w:val="center"/>
               <w:rPr>
-                <w:rFonts w:ascii="Calibri" w:cs="Calibri" w:eastAsia="Calibri" w:hAnsi="Calibri"/>
-                <w:b w:val="0"/>
-                <w:bCs w:val="0"/>
-                <w:i w:val="0"/>
-                <w:iCs w:val="0"/>
-                <w:smallCaps w:val="0"/>
-                <w:strike w:val="0"/>
-                <w:color w:val="1f3864"/>
-                <w:sz w:val="22"/>
-                <w:szCs w:val="22"/>
-                <w:u w:val="none"/>
-                <w:shd w:fill="auto" w:val="clear"/>
-                <w:vertAlign w:val="baseline"/>
-              </w:rPr>
-            </w:pPr>
-            <w:r>
-              <w:rPr>
-                <w:b w:val="0"/>
-                <w:bCs w:val="0"/>
-                <w:i w:val="0"/>
-                <w:iCs w:val="0"/>
-                <w:smallCaps w:val="0"/>
-                <w:strike w:val="0"/>
-                <w:color w:val="1f3864"/>
-                <w:sz w:val="22"/>
-                <w:szCs w:val="22"/>
+                <w:i w:val="0"/>
+                <w:iCs w:val="0"/>
+                <w:smallCaps w:val="0"/>
+                <w:strike w:val="0"/>
+                <w:color w:val="1f3864"/>
+                <w:u w:val="none"/>
+                <w:shd w:fill="auto" w:val="clear"/>
+                <w:vertAlign w:val="baseline"/>
+              </w:rPr>
+            </w:pPr>
+            <w:r>
+              <w:rPr>
+                <w:i w:val="0"/>
+                <w:iCs w:val="0"/>
+                <w:smallCaps w:val="0"/>
+                <w:strike w:val="0"/>
+                <w:color w:val="1f3864"/>
                 <w:u w:val="none"/>
                 <w:shd w:fill="auto" w:val="clear"/>
                 <w:vertAlign w:val="baseline"/>
                 <w:rtl w:val="0"/>
               </w:rPr>
               <w:t xml:space="preserve">6</w:t>
-            </w:r>
-            <w:r>
-              <w:rPr>
-                <w:rtl w:val="0"/>
-              </w:rPr>
             </w:r>
           </w:p>
         </w:tc>
@@ -3652,7 +4938,441 @@
               <w:rPr>
                 <w:rtl w:val="0"/>
               </w:rPr>
-              <w:t xml:space="preserve">Realizar pruebas de seguridad del login</w:t>
+              <w:t xml:space="preserve">Implementar las validaciones de negocio para credenciales inválidas, usuarios inactivos y restricciones de acceso.</w:t>
+            </w:r>
+          </w:p>
+        </w:tc>
+      </w:tr>
+      <w:tr>
+        <w:trPr>
+          <w:cantSplit w:val="0"/>
+          <w:trHeight w:val="432" w:hRule="atLeast"/>
+          <w:tblHeader w:val="0"/>
+        </w:trPr>
+        <w:tc>
+          <w:tcPr>
+            <w:gridSpan w:val="3"/>
+            <w:tcBorders>
+              <w:top w:color="000000" w:space="0" w:sz="4" w:val="single"/>
+              <w:left w:color="000000" w:space="0" w:sz="4" w:val="single"/>
+              <w:bottom w:color="000000" w:space="0" w:sz="4" w:val="single"/>
+              <w:right w:color="000000" w:space="0" w:sz="4" w:val="single"/>
+            </w:tcBorders>
+          </w:tcPr>
+          <w:p>
+            <w:pPr>
+              <w:jc w:val="center"/>
+              <w:rPr>
+                <w:color w:val="1f3864"/>
+              </w:rPr>
+            </w:pPr>
+            <w:r>
+              <w:rPr>
+                <w:color w:val="1f3864"/>
+                <w:rtl w:val="0"/>
+              </w:rPr>
+              <w:t xml:space="preserve">7</w:t>
+            </w:r>
+          </w:p>
+        </w:tc>
+        <w:tc>
+          <w:tcPr>
+            <w:gridSpan w:val="6"/>
+            <w:tcBorders>
+              <w:top w:color="000000" w:space="0" w:sz="4" w:val="single"/>
+              <w:left w:color="000000" w:space="0" w:sz="4" w:val="single"/>
+              <w:bottom w:color="000000" w:space="0" w:sz="4" w:val="single"/>
+              <w:right w:color="000000" w:space="0" w:sz="4" w:val="single"/>
+            </w:tcBorders>
+          </w:tcPr>
+          <w:p>
+            <w:pPr>
+              <w:spacing w:after="0" w:line="240" w:lineRule="auto"/>
+              <w:rPr/>
+            </w:pPr>
+            <w:r>
+              <w:rPr>
+                <w:rtl w:val="0"/>
+              </w:rPr>
+              <w:t xml:space="preserve">Implementar la configuración de expiración automática de la sesión según las políticas definidas por el sistema.</w:t>
+            </w:r>
+          </w:p>
+        </w:tc>
+      </w:tr>
+      <w:tr>
+        <w:trPr>
+          <w:cantSplit w:val="0"/>
+          <w:trHeight w:val="432" w:hRule="atLeast"/>
+          <w:tblHeader w:val="0"/>
+        </w:trPr>
+        <w:tc>
+          <w:tcPr>
+            <w:gridSpan w:val="3"/>
+            <w:tcBorders>
+              <w:left w:color="000000" w:space="0" w:sz="4" w:val="single"/>
+              <w:bottom w:color="000000" w:space="0" w:sz="4" w:val="single"/>
+              <w:right w:color="000000" w:space="0" w:sz="4" w:val="single"/>
+            </w:tcBorders>
+          </w:tcPr>
+          <w:p>
+            <w:pPr>
+              <w:jc w:val="center"/>
+              <w:rPr>
+                <w:color w:val="1f3864"/>
+              </w:rPr>
+            </w:pPr>
+            <w:r>
+              <w:rPr>
+                <w:color w:val="1f3864"/>
+                <w:rtl w:val="0"/>
+              </w:rPr>
+              <w:t xml:space="preserve">8</w:t>
+            </w:r>
+          </w:p>
+        </w:tc>
+        <w:tc>
+          <w:tcPr>
+            <w:gridSpan w:val="6"/>
+            <w:tcBorders>
+              <w:left w:color="000000" w:space="0" w:sz="4" w:val="single"/>
+              <w:bottom w:color="000000" w:space="0" w:sz="4" w:val="single"/>
+              <w:right w:color="000000" w:space="0" w:sz="4" w:val="single"/>
+            </w:tcBorders>
+          </w:tcPr>
+          <w:p>
+            <w:pPr>
+              <w:spacing w:after="0" w:line="240" w:lineRule="auto"/>
+              <w:rPr/>
+            </w:pPr>
+            <w:r>
+              <w:rPr>
+                <w:rtl w:val="0"/>
+              </w:rPr>
+              <w:t xml:space="preserve">Implementar el formulario de inicio de sesión siguiendo las reglas de autenticación definidas para el negocio.</w:t>
+            </w:r>
+          </w:p>
+        </w:tc>
+      </w:tr>
+      <w:tr>
+        <w:trPr>
+          <w:cantSplit w:val="0"/>
+          <w:trHeight w:val="432" w:hRule="atLeast"/>
+          <w:tblHeader w:val="0"/>
+        </w:trPr>
+        <w:tc>
+          <w:tcPr>
+            <w:gridSpan w:val="3"/>
+            <w:tcBorders>
+              <w:left w:color="000000" w:space="0" w:sz="4" w:val="single"/>
+              <w:bottom w:color="000000" w:space="0" w:sz="4" w:val="single"/>
+              <w:right w:color="000000" w:space="0" w:sz="4" w:val="single"/>
+            </w:tcBorders>
+          </w:tcPr>
+          <w:p>
+            <w:pPr>
+              <w:jc w:val="center"/>
+              <w:rPr>
+                <w:color w:val="1f3864"/>
+              </w:rPr>
+            </w:pPr>
+            <w:r>
+              <w:rPr>
+                <w:color w:val="1f3864"/>
+                <w:rtl w:val="0"/>
+              </w:rPr>
+              <w:t xml:space="preserve">9</w:t>
+            </w:r>
+          </w:p>
+        </w:tc>
+        <w:tc>
+          <w:tcPr>
+            <w:gridSpan w:val="6"/>
+            <w:tcBorders>
+              <w:left w:color="000000" w:space="0" w:sz="4" w:val="single"/>
+              <w:bottom w:color="000000" w:space="0" w:sz="4" w:val="single"/>
+              <w:right w:color="000000" w:space="0" w:sz="4" w:val="single"/>
+            </w:tcBorders>
+          </w:tcPr>
+          <w:p>
+            <w:pPr>
+              <w:spacing w:after="0" w:line="240" w:lineRule="auto"/>
+              <w:rPr/>
+            </w:pPr>
+            <w:r>
+              <w:rPr>
+                <w:rtl w:val="0"/>
+              </w:rPr>
+              <w:t xml:space="preserve">Implementar el almacenamiento seguro del token de autenticación y la información necesaria para mantener la sesión activa.</w:t>
+            </w:r>
+          </w:p>
+        </w:tc>
+      </w:tr>
+      <w:tr>
+        <w:trPr>
+          <w:cantSplit w:val="0"/>
+          <w:trHeight w:val="432" w:hRule="atLeast"/>
+          <w:tblHeader w:val="0"/>
+        </w:trPr>
+        <w:tc>
+          <w:tcPr>
+            <w:gridSpan w:val="3"/>
+            <w:tcBorders>
+              <w:left w:color="000000" w:space="0" w:sz="4" w:val="single"/>
+              <w:bottom w:color="000000" w:space="0" w:sz="4" w:val="single"/>
+              <w:right w:color="000000" w:space="0" w:sz="4" w:val="single"/>
+            </w:tcBorders>
+          </w:tcPr>
+          <w:p>
+            <w:pPr>
+              <w:jc w:val="center"/>
+              <w:rPr>
+                <w:color w:val="1f3864"/>
+              </w:rPr>
+            </w:pPr>
+            <w:r>
+              <w:rPr>
+                <w:color w:val="1f3864"/>
+                <w:rtl w:val="0"/>
+              </w:rPr>
+              <w:t xml:space="preserve">10</w:t>
+            </w:r>
+          </w:p>
+        </w:tc>
+        <w:tc>
+          <w:tcPr>
+            <w:gridSpan w:val="6"/>
+            <w:tcBorders>
+              <w:left w:color="000000" w:space="0" w:sz="4" w:val="single"/>
+              <w:bottom w:color="000000" w:space="0" w:sz="4" w:val="single"/>
+              <w:right w:color="000000" w:space="0" w:sz="4" w:val="single"/>
+            </w:tcBorders>
+          </w:tcPr>
+          <w:p>
+            <w:pPr>
+              <w:spacing w:after="0" w:line="240" w:lineRule="auto"/>
+              <w:rPr/>
+            </w:pPr>
+            <w:r>
+              <w:rPr>
+                <w:rtl w:val="0"/>
+              </w:rPr>
+              <w:t xml:space="preserve">Implementar la redirección automática del usuario al módulo correspondiente según el rol autenticado.</w:t>
+            </w:r>
+          </w:p>
+        </w:tc>
+      </w:tr>
+      <w:tr>
+        <w:trPr>
+          <w:cantSplit w:val="0"/>
+          <w:trHeight w:val="432" w:hRule="atLeast"/>
+          <w:tblHeader w:val="0"/>
+        </w:trPr>
+        <w:tc>
+          <w:tcPr>
+            <w:gridSpan w:val="3"/>
+            <w:tcBorders>
+              <w:left w:color="000000" w:space="0" w:sz="4" w:val="single"/>
+              <w:bottom w:color="000000" w:space="0" w:sz="4" w:val="single"/>
+              <w:right w:color="000000" w:space="0" w:sz="4" w:val="single"/>
+            </w:tcBorders>
+          </w:tcPr>
+          <w:p>
+            <w:pPr>
+              <w:jc w:val="center"/>
+              <w:rPr>
+                <w:color w:val="1f3864"/>
+              </w:rPr>
+            </w:pPr>
+            <w:r>
+              <w:rPr>
+                <w:color w:val="1f3864"/>
+                <w:rtl w:val="0"/>
+              </w:rPr>
+              <w:t xml:space="preserve">11</w:t>
+            </w:r>
+          </w:p>
+        </w:tc>
+        <w:tc>
+          <w:tcPr>
+            <w:gridSpan w:val="6"/>
+            <w:tcBorders>
+              <w:left w:color="000000" w:space="0" w:sz="4" w:val="single"/>
+              <w:bottom w:color="000000" w:space="0" w:sz="4" w:val="single"/>
+              <w:right w:color="000000" w:space="0" w:sz="4" w:val="single"/>
+            </w:tcBorders>
+          </w:tcPr>
+          <w:p>
+            <w:pPr>
+              <w:spacing w:after="0" w:line="240" w:lineRule="auto"/>
+              <w:rPr/>
+            </w:pPr>
+            <w:r>
+              <w:rPr>
+                <w:rtl w:val="0"/>
+              </w:rPr>
+              <w:t xml:space="preserve">Verificar el inicio de sesión exitoso con credenciales válidas y la generación correcta del token de autenticación.</w:t>
+            </w:r>
+          </w:p>
+        </w:tc>
+      </w:tr>
+      <w:tr>
+        <w:trPr>
+          <w:cantSplit w:val="0"/>
+          <w:trHeight w:val="432" w:hRule="atLeast"/>
+          <w:tblHeader w:val="0"/>
+        </w:trPr>
+        <w:tc>
+          <w:tcPr>
+            <w:gridSpan w:val="3"/>
+            <w:tcBorders>
+              <w:left w:color="000000" w:space="0" w:sz="4" w:val="single"/>
+              <w:bottom w:color="000000" w:space="0" w:sz="4" w:val="single"/>
+              <w:right w:color="000000" w:space="0" w:sz="4" w:val="single"/>
+            </w:tcBorders>
+          </w:tcPr>
+          <w:p>
+            <w:pPr>
+              <w:jc w:val="center"/>
+              <w:rPr>
+                <w:color w:val="1f3864"/>
+              </w:rPr>
+            </w:pPr>
+            <w:r>
+              <w:rPr>
+                <w:color w:val="1f3864"/>
+                <w:rtl w:val="0"/>
+              </w:rPr>
+              <w:t xml:space="preserve">12</w:t>
+            </w:r>
+          </w:p>
+        </w:tc>
+        <w:tc>
+          <w:tcPr>
+            <w:gridSpan w:val="6"/>
+            <w:tcBorders>
+              <w:left w:color="000000" w:space="0" w:sz="4" w:val="single"/>
+              <w:bottom w:color="000000" w:space="0" w:sz="4" w:val="single"/>
+              <w:right w:color="000000" w:space="0" w:sz="4" w:val="single"/>
+            </w:tcBorders>
+          </w:tcPr>
+          <w:p>
+            <w:pPr>
+              <w:spacing w:after="0" w:line="240" w:lineRule="auto"/>
+              <w:rPr/>
+            </w:pPr>
+            <w:r>
+              <w:rPr>
+                <w:rtl w:val="0"/>
+              </w:rPr>
+              <w:t xml:space="preserve">Validar el comportamiento del sistema ante credenciales inválidas, usuarios sin autorización y errores de autenticación.</w:t>
+            </w:r>
+          </w:p>
+        </w:tc>
+      </w:tr>
+      <w:tr>
+        <w:trPr>
+          <w:cantSplit w:val="0"/>
+          <w:trHeight w:val="432" w:hRule="atLeast"/>
+          <w:tblHeader w:val="0"/>
+        </w:trPr>
+        <w:tc>
+          <w:tcPr>
+            <w:gridSpan w:val="3"/>
+            <w:tcBorders>
+              <w:left w:color="000000" w:space="0" w:sz="4" w:val="single"/>
+              <w:bottom w:color="000000" w:space="0" w:sz="4" w:val="single"/>
+              <w:right w:color="000000" w:space="0" w:sz="4" w:val="single"/>
+            </w:tcBorders>
+          </w:tcPr>
+          <w:p>
+            <w:pPr>
+              <w:jc w:val="center"/>
+              <w:rPr>
+                <w:color w:val="1f3864"/>
+              </w:rPr>
+            </w:pPr>
+            <w:r>
+              <w:rPr>
+                <w:color w:val="1f3864"/>
+                <w:rtl w:val="0"/>
+              </w:rPr>
+              <w:t xml:space="preserve">13</w:t>
+            </w:r>
+          </w:p>
+        </w:tc>
+        <w:tc>
+          <w:tcPr>
+            <w:gridSpan w:val="6"/>
+            <w:tcBorders>
+              <w:left w:color="000000" w:space="0" w:sz="4" w:val="single"/>
+              <w:bottom w:color="000000" w:space="0" w:sz="4" w:val="single"/>
+              <w:right w:color="000000" w:space="0" w:sz="4" w:val="single"/>
+            </w:tcBorders>
+          </w:tcPr>
+          <w:p>
+            <w:pPr>
+              <w:spacing w:after="0" w:line="240" w:lineRule="auto"/>
+              <w:rPr/>
+            </w:pPr>
+            <w:r>
+              <w:rPr>
+                <w:rtl w:val="0"/>
+              </w:rPr>
+              <w:t xml:space="preserve">Verificar la expiración automática de la sesión y el bloqueo del acceso a recursos protegidos una vez finalizada.</w:t>
+            </w:r>
+          </w:p>
+        </w:tc>
+      </w:tr>
+      <w:tr>
+        <w:trPr>
+          <w:cantSplit w:val="0"/>
+          <w:trHeight w:val="432" w:hRule="atLeast"/>
+          <w:tblHeader w:val="0"/>
+        </w:trPr>
+        <w:tc>
+          <w:tcPr>
+            <w:gridSpan w:val="3"/>
+            <w:tcBorders>
+              <w:left w:color="000000" w:space="0" w:sz="4" w:val="single"/>
+              <w:bottom w:color="000000" w:space="0" w:sz="4" w:val="single"/>
+              <w:right w:color="000000" w:space="0" w:sz="4" w:val="single"/>
+            </w:tcBorders>
+          </w:tcPr>
+          <w:p>
+            <w:pPr>
+              <w:jc w:val="center"/>
+              <w:rPr>
+                <w:color w:val="1f3864"/>
+              </w:rPr>
+            </w:pPr>
+            <w:r>
+              <w:rPr>
+                <w:color w:val="1f3864"/>
+                <w:rtl w:val="0"/>
+              </w:rPr>
+              <w:t xml:space="preserve">14</w:t>
+            </w:r>
+          </w:p>
+        </w:tc>
+        <w:tc>
+          <w:tcPr>
+            <w:gridSpan w:val="6"/>
+            <w:tcBorders>
+              <w:left w:color="000000" w:space="0" w:sz="4" w:val="single"/>
+              <w:bottom w:color="000000" w:space="0" w:sz="4" w:val="single"/>
+              <w:right w:color="000000" w:space="0" w:sz="4" w:val="single"/>
+            </w:tcBorders>
+          </w:tcPr>
+          <w:p>
+            <w:pPr>
+              <w:spacing w:after="0" w:line="240" w:lineRule="auto"/>
+              <w:rPr/>
+            </w:pPr>
+            <w:r>
+              <w:rPr>
+                <w:rtl w:val="0"/>
+              </w:rPr>
+              <w:t xml:space="preserve">Ejecutar pruebas funcionales del flujo completo de autenticación, autorización y cierre automático de la sesión.</w:t>
             </w:r>
           </w:p>
         </w:tc>
@@ -3682,43 +5402,33 @@
               <w:ind w:left="0" w:right="0" w:firstLine="0"/>
               <w:jc w:val="center"/>
               <w:rPr>
-                <w:rFonts w:ascii="Calibri" w:cs="Calibri" w:eastAsia="Calibri" w:hAnsi="Calibri"/>
-                <w:b w:val="1"/>
-                <w:bCs w:val="1"/>
-                <w:i w:val="0"/>
-                <w:iCs w:val="0"/>
-                <w:smallCaps w:val="0"/>
-                <w:strike w:val="0"/>
-                <w:color w:val="1f3864"/>
-                <w:sz w:val="22"/>
-                <w:szCs w:val="22"/>
-                <w:u w:val="none"/>
-                <w:shd w:fill="auto" w:val="clear"/>
-                <w:vertAlign w:val="baseline"/>
-              </w:rPr>
-            </w:pPr>
-            <w:r>
-              <w:rPr>
-                <w:b w:val="1"/>
-                <w:bCs w:val="1"/>
-                <w:i w:val="0"/>
-                <w:iCs w:val="0"/>
-                <w:smallCaps w:val="0"/>
-                <w:strike w:val="0"/>
-                <w:color w:val="1f3864"/>
-                <w:sz w:val="22"/>
-                <w:szCs w:val="22"/>
+                <w:b w:val="1"/>
+                <w:bCs w:val="1"/>
+                <w:i w:val="0"/>
+                <w:iCs w:val="0"/>
+                <w:smallCaps w:val="0"/>
+                <w:strike w:val="0"/>
+                <w:color w:val="1f3864"/>
+                <w:u w:val="none"/>
+                <w:shd w:fill="auto" w:val="clear"/>
+                <w:vertAlign w:val="baseline"/>
+              </w:rPr>
+            </w:pPr>
+            <w:r>
+              <w:rPr>
+                <w:b w:val="1"/>
+                <w:bCs w:val="1"/>
+                <w:i w:val="0"/>
+                <w:iCs w:val="0"/>
+                <w:smallCaps w:val="0"/>
+                <w:strike w:val="0"/>
+                <w:color w:val="1f3864"/>
                 <w:u w:val="none"/>
                 <w:shd w:fill="auto" w:val="clear"/>
                 <w:vertAlign w:val="baseline"/>
                 <w:rtl w:val="0"/>
               </w:rPr>
               <w:t xml:space="preserve">CONTROL DE VERSIONES</w:t>
-            </w:r>
-            <w:r>
-              <w:rPr>
-                <w:rtl w:val="0"/>
-              </w:rPr>
             </w:r>
           </w:p>
         </w:tc>
@@ -3748,32 +5458,27 @@
               <w:ind w:left="0" w:right="0" w:firstLine="0"/>
               <w:jc w:val="center"/>
               <w:rPr>
-                <w:rFonts w:ascii="Calibri" w:cs="Calibri" w:eastAsia="Calibri" w:hAnsi="Calibri"/>
-                <w:b w:val="1"/>
-                <w:bCs w:val="1"/>
-                <w:i w:val="0"/>
-                <w:iCs w:val="0"/>
-                <w:smallCaps w:val="0"/>
-                <w:strike w:val="0"/>
-                <w:color w:val="1f3864"/>
-                <w:sz w:val="22"/>
-                <w:szCs w:val="22"/>
-                <w:u w:val="none"/>
-                <w:shd w:fill="auto" w:val="clear"/>
-                <w:vertAlign w:val="baseline"/>
-              </w:rPr>
-            </w:pPr>
-            <w:r>
-              <w:rPr>
-                <w:b w:val="1"/>
-                <w:bCs w:val="1"/>
-                <w:i w:val="0"/>
-                <w:iCs w:val="0"/>
-                <w:smallCaps w:val="0"/>
-                <w:strike w:val="0"/>
-                <w:color w:val="1f3864"/>
-                <w:sz w:val="22"/>
-                <w:szCs w:val="22"/>
+                <w:b w:val="1"/>
+                <w:bCs w:val="1"/>
+                <w:i w:val="0"/>
+                <w:iCs w:val="0"/>
+                <w:smallCaps w:val="0"/>
+                <w:strike w:val="0"/>
+                <w:color w:val="1f3864"/>
+                <w:u w:val="none"/>
+                <w:shd w:fill="auto" w:val="clear"/>
+                <w:vertAlign w:val="baseline"/>
+              </w:rPr>
+            </w:pPr>
+            <w:r>
+              <w:rPr>
+                <w:b w:val="1"/>
+                <w:bCs w:val="1"/>
+                <w:i w:val="0"/>
+                <w:iCs w:val="0"/>
+                <w:smallCaps w:val="0"/>
+                <w:strike w:val="0"/>
+                <w:color w:val="1f3864"/>
                 <w:u w:val="none"/>
                 <w:shd w:fill="auto" w:val="clear"/>
                 <w:vertAlign w:val="baseline"/>
@@ -3781,11 +5486,6 @@
               </w:rPr>
               <w:t xml:space="preserve">Versión</w:t>
             </w:r>
-            <w:r>
-              <w:rPr>
-                <w:rtl w:val="0"/>
-              </w:rPr>
-            </w:r>
           </w:p>
         </w:tc>
         <w:tc>
@@ -3808,32 +5508,27 @@
               <w:ind w:left="0" w:right="0" w:firstLine="0"/>
               <w:jc w:val="center"/>
               <w:rPr>
-                <w:rFonts w:ascii="Calibri" w:cs="Calibri" w:eastAsia="Calibri" w:hAnsi="Calibri"/>
-                <w:b w:val="1"/>
-                <w:bCs w:val="1"/>
-                <w:i w:val="0"/>
-                <w:iCs w:val="0"/>
-                <w:smallCaps w:val="0"/>
-                <w:strike w:val="0"/>
-                <w:color w:val="1f3864"/>
-                <w:sz w:val="22"/>
-                <w:szCs w:val="22"/>
-                <w:u w:val="none"/>
-                <w:shd w:fill="auto" w:val="clear"/>
-                <w:vertAlign w:val="baseline"/>
-              </w:rPr>
-            </w:pPr>
-            <w:r>
-              <w:rPr>
-                <w:b w:val="1"/>
-                <w:bCs w:val="1"/>
-                <w:i w:val="0"/>
-                <w:iCs w:val="0"/>
-                <w:smallCaps w:val="0"/>
-                <w:strike w:val="0"/>
-                <w:color w:val="1f3864"/>
-                <w:sz w:val="22"/>
-                <w:szCs w:val="22"/>
+                <w:b w:val="1"/>
+                <w:bCs w:val="1"/>
+                <w:i w:val="0"/>
+                <w:iCs w:val="0"/>
+                <w:smallCaps w:val="0"/>
+                <w:strike w:val="0"/>
+                <w:color w:val="1f3864"/>
+                <w:u w:val="none"/>
+                <w:shd w:fill="auto" w:val="clear"/>
+                <w:vertAlign w:val="baseline"/>
+              </w:rPr>
+            </w:pPr>
+            <w:r>
+              <w:rPr>
+                <w:b w:val="1"/>
+                <w:bCs w:val="1"/>
+                <w:i w:val="0"/>
+                <w:iCs w:val="0"/>
+                <w:smallCaps w:val="0"/>
+                <w:strike w:val="0"/>
+                <w:color w:val="1f3864"/>
                 <w:u w:val="none"/>
                 <w:shd w:fill="auto" w:val="clear"/>
                 <w:vertAlign w:val="baseline"/>
@@ -3841,11 +5536,6 @@
               </w:rPr>
               <w:t xml:space="preserve">Fecha</w:t>
             </w:r>
-            <w:r>
-              <w:rPr>
-                <w:rtl w:val="0"/>
-              </w:rPr>
-            </w:r>
           </w:p>
         </w:tc>
         <w:tc>
@@ -3868,32 +5558,27 @@
               <w:ind w:left="0" w:right="0" w:firstLine="0"/>
               <w:jc w:val="center"/>
               <w:rPr>
-                <w:rFonts w:ascii="Calibri" w:cs="Calibri" w:eastAsia="Calibri" w:hAnsi="Calibri"/>
-                <w:b w:val="1"/>
-                <w:bCs w:val="1"/>
-                <w:i w:val="0"/>
-                <w:iCs w:val="0"/>
-                <w:smallCaps w:val="0"/>
-                <w:strike w:val="0"/>
-                <w:color w:val="1f3864"/>
-                <w:sz w:val="22"/>
-                <w:szCs w:val="22"/>
-                <w:u w:val="none"/>
-                <w:shd w:fill="auto" w:val="clear"/>
-                <w:vertAlign w:val="baseline"/>
-              </w:rPr>
-            </w:pPr>
-            <w:r>
-              <w:rPr>
-                <w:b w:val="1"/>
-                <w:bCs w:val="1"/>
-                <w:i w:val="0"/>
-                <w:iCs w:val="0"/>
-                <w:smallCaps w:val="0"/>
-                <w:strike w:val="0"/>
-                <w:color w:val="1f3864"/>
-                <w:sz w:val="22"/>
-                <w:szCs w:val="22"/>
+                <w:b w:val="1"/>
+                <w:bCs w:val="1"/>
+                <w:i w:val="0"/>
+                <w:iCs w:val="0"/>
+                <w:smallCaps w:val="0"/>
+                <w:strike w:val="0"/>
+                <w:color w:val="1f3864"/>
+                <w:u w:val="none"/>
+                <w:shd w:fill="auto" w:val="clear"/>
+                <w:vertAlign w:val="baseline"/>
+              </w:rPr>
+            </w:pPr>
+            <w:r>
+              <w:rPr>
+                <w:b w:val="1"/>
+                <w:bCs w:val="1"/>
+                <w:i w:val="0"/>
+                <w:iCs w:val="0"/>
+                <w:smallCaps w:val="0"/>
+                <w:strike w:val="0"/>
+                <w:color w:val="1f3864"/>
                 <w:u w:val="none"/>
                 <w:shd w:fill="auto" w:val="clear"/>
                 <w:vertAlign w:val="baseline"/>
@@ -3901,11 +5586,6 @@
               </w:rPr>
               <w:t xml:space="preserve">Autor</w:t>
             </w:r>
-            <w:r>
-              <w:rPr>
-                <w:rtl w:val="0"/>
-              </w:rPr>
-            </w:r>
           </w:p>
         </w:tc>
         <w:tc>
@@ -3927,32 +5607,27 @@
               <w:ind w:left="0" w:right="0" w:firstLine="0"/>
               <w:jc w:val="center"/>
               <w:rPr>
-                <w:rFonts w:ascii="Calibri" w:cs="Calibri" w:eastAsia="Calibri" w:hAnsi="Calibri"/>
-                <w:b w:val="1"/>
-                <w:bCs w:val="1"/>
-                <w:i w:val="0"/>
-                <w:iCs w:val="0"/>
-                <w:smallCaps w:val="0"/>
-                <w:strike w:val="0"/>
-                <w:color w:val="1f3864"/>
-                <w:sz w:val="22"/>
-                <w:szCs w:val="22"/>
-                <w:u w:val="none"/>
-                <w:shd w:fill="auto" w:val="clear"/>
-                <w:vertAlign w:val="baseline"/>
-              </w:rPr>
-            </w:pPr>
-            <w:r>
-              <w:rPr>
-                <w:b w:val="1"/>
-                <w:bCs w:val="1"/>
-                <w:i w:val="0"/>
-                <w:iCs w:val="0"/>
-                <w:smallCaps w:val="0"/>
-                <w:strike w:val="0"/>
-                <w:color w:val="1f3864"/>
-                <w:sz w:val="22"/>
-                <w:szCs w:val="22"/>
+                <w:b w:val="1"/>
+                <w:bCs w:val="1"/>
+                <w:i w:val="0"/>
+                <w:iCs w:val="0"/>
+                <w:smallCaps w:val="0"/>
+                <w:strike w:val="0"/>
+                <w:color w:val="1f3864"/>
+                <w:u w:val="none"/>
+                <w:shd w:fill="auto" w:val="clear"/>
+                <w:vertAlign w:val="baseline"/>
+              </w:rPr>
+            </w:pPr>
+            <w:r>
+              <w:rPr>
+                <w:b w:val="1"/>
+                <w:bCs w:val="1"/>
+                <w:i w:val="0"/>
+                <w:iCs w:val="0"/>
+                <w:smallCaps w:val="0"/>
+                <w:strike w:val="0"/>
+                <w:color w:val="1f3864"/>
                 <w:u w:val="none"/>
                 <w:shd w:fill="auto" w:val="clear"/>
                 <w:vertAlign w:val="baseline"/>
@@ -3960,11 +5635,6 @@
               </w:rPr>
               <w:t xml:space="preserve">Revisión</w:t>
             </w:r>
-            <w:r>
-              <w:rPr>
-                <w:rtl w:val="0"/>
-              </w:rPr>
-            </w:r>
           </w:p>
         </w:tc>
         <w:tc>
@@ -3986,32 +5656,27 @@
               <w:ind w:left="0" w:right="0" w:firstLine="0"/>
               <w:jc w:val="center"/>
               <w:rPr>
-                <w:rFonts w:ascii="Calibri" w:cs="Calibri" w:eastAsia="Calibri" w:hAnsi="Calibri"/>
-                <w:b w:val="1"/>
-                <w:bCs w:val="1"/>
-                <w:i w:val="0"/>
-                <w:iCs w:val="0"/>
-                <w:smallCaps w:val="0"/>
-                <w:strike w:val="0"/>
-                <w:color w:val="1f3864"/>
-                <w:sz w:val="22"/>
-                <w:szCs w:val="22"/>
-                <w:u w:val="none"/>
-                <w:shd w:fill="auto" w:val="clear"/>
-                <w:vertAlign w:val="baseline"/>
-              </w:rPr>
-            </w:pPr>
-            <w:r>
-              <w:rPr>
-                <w:b w:val="1"/>
-                <w:bCs w:val="1"/>
-                <w:i w:val="0"/>
-                <w:iCs w:val="0"/>
-                <w:smallCaps w:val="0"/>
-                <w:strike w:val="0"/>
-                <w:color w:val="1f3864"/>
-                <w:sz w:val="22"/>
-                <w:szCs w:val="22"/>
+                <w:b w:val="1"/>
+                <w:bCs w:val="1"/>
+                <w:i w:val="0"/>
+                <w:iCs w:val="0"/>
+                <w:smallCaps w:val="0"/>
+                <w:strike w:val="0"/>
+                <w:color w:val="1f3864"/>
+                <w:u w:val="none"/>
+                <w:shd w:fill="auto" w:val="clear"/>
+                <w:vertAlign w:val="baseline"/>
+              </w:rPr>
+            </w:pPr>
+            <w:r>
+              <w:rPr>
+                <w:b w:val="1"/>
+                <w:bCs w:val="1"/>
+                <w:i w:val="0"/>
+                <w:iCs w:val="0"/>
+                <w:smallCaps w:val="0"/>
+                <w:strike w:val="0"/>
+                <w:color w:val="1f3864"/>
                 <w:u w:val="none"/>
                 <w:shd w:fill="auto" w:val="clear"/>
                 <w:vertAlign w:val="baseline"/>
@@ -4019,11 +5684,6 @@
               </w:rPr>
               <w:t xml:space="preserve">Descripción</w:t>
             </w:r>
-            <w:r>
-              <w:rPr>
-                <w:rtl w:val="0"/>
-              </w:rPr>
-            </w:r>
           </w:p>
         </w:tc>
         <w:tc>
@@ -4045,43 +5705,33 @@
               <w:ind w:left="0" w:right="0" w:firstLine="0"/>
               <w:jc w:val="center"/>
               <w:rPr>
-                <w:rFonts w:ascii="Calibri" w:cs="Calibri" w:eastAsia="Calibri" w:hAnsi="Calibri"/>
-                <w:b w:val="1"/>
-                <w:bCs w:val="1"/>
-                <w:i w:val="0"/>
-                <w:iCs w:val="0"/>
-                <w:smallCaps w:val="0"/>
-                <w:strike w:val="0"/>
-                <w:color w:val="1f3864"/>
-                <w:sz w:val="22"/>
-                <w:szCs w:val="22"/>
-                <w:u w:val="none"/>
-                <w:shd w:fill="auto" w:val="clear"/>
-                <w:vertAlign w:val="baseline"/>
-              </w:rPr>
-            </w:pPr>
-            <w:r>
-              <w:rPr>
-                <w:b w:val="1"/>
-                <w:bCs w:val="1"/>
-                <w:i w:val="0"/>
-                <w:iCs w:val="0"/>
-                <w:smallCaps w:val="0"/>
-                <w:strike w:val="0"/>
-                <w:color w:val="1f3864"/>
-                <w:sz w:val="22"/>
-                <w:szCs w:val="22"/>
+                <w:b w:val="1"/>
+                <w:bCs w:val="1"/>
+                <w:i w:val="0"/>
+                <w:iCs w:val="0"/>
+                <w:smallCaps w:val="0"/>
+                <w:strike w:val="0"/>
+                <w:color w:val="1f3864"/>
+                <w:u w:val="none"/>
+                <w:shd w:fill="auto" w:val="clear"/>
+                <w:vertAlign w:val="baseline"/>
+              </w:rPr>
+            </w:pPr>
+            <w:r>
+              <w:rPr>
+                <w:b w:val="1"/>
+                <w:bCs w:val="1"/>
+                <w:i w:val="0"/>
+                <w:iCs w:val="0"/>
+                <w:smallCaps w:val="0"/>
+                <w:strike w:val="0"/>
+                <w:color w:val="1f3864"/>
                 <w:u w:val="none"/>
                 <w:shd w:fill="auto" w:val="clear"/>
                 <w:vertAlign w:val="baseline"/>
                 <w:rtl w:val="0"/>
               </w:rPr>
               <w:t xml:space="preserve">Aprobador</w:t>
-            </w:r>
-            <w:r>
-              <w:rPr>
-                <w:rtl w:val="0"/>
-              </w:rPr>
             </w:r>
           </w:p>
         </w:tc>
@@ -4111,16 +5761,11 @@
               <w:ind w:left="0" w:right="0" w:firstLine="0"/>
               <w:jc w:val="center"/>
               <w:rPr>
-                <w:rFonts w:ascii="Calibri" w:cs="Calibri" w:eastAsia="Calibri" w:hAnsi="Calibri"/>
-                <w:b w:val="0"/>
-                <w:bCs w:val="0"/>
                 <w:i w:val="0"/>
                 <w:iCs w:val="0"/>
                 <w:smallCaps w:val="0"/>
                 <w:strike w:val="0"/>
                 <w:color w:val="000000"/>
-                <w:sz w:val="22"/>
-                <w:szCs w:val="22"/>
                 <w:u w:val="none"/>
                 <w:shd w:fill="auto" w:val="clear"/>
                 <w:vertAlign w:val="baseline"/>
@@ -4159,16 +5804,11 @@
               <w:ind w:left="0" w:right="0" w:firstLine="0"/>
               <w:jc w:val="center"/>
               <w:rPr>
-                <w:rFonts w:ascii="Calibri" w:cs="Calibri" w:eastAsia="Calibri" w:hAnsi="Calibri"/>
-                <w:b w:val="0"/>
-                <w:bCs w:val="0"/>
                 <w:i w:val="0"/>
                 <w:iCs w:val="0"/>
                 <w:smallCaps w:val="0"/>
                 <w:strike w:val="0"/>
                 <w:color w:val="000000"/>
-                <w:sz w:val="22"/>
-                <w:szCs w:val="22"/>
                 <w:u w:val="none"/>
                 <w:shd w:fill="auto" w:val="clear"/>
                 <w:vertAlign w:val="baseline"/>
@@ -4207,16 +5847,11 @@
               <w:ind w:left="0" w:right="0" w:firstLine="0"/>
               <w:jc w:val="center"/>
               <w:rPr>
-                <w:rFonts w:ascii="Calibri" w:cs="Calibri" w:eastAsia="Calibri" w:hAnsi="Calibri"/>
-                <w:b w:val="0"/>
-                <w:bCs w:val="0"/>
                 <w:i w:val="0"/>
                 <w:iCs w:val="0"/>
                 <w:smallCaps w:val="0"/>
                 <w:strike w:val="0"/>
                 <w:color w:val="000000"/>
-                <w:sz w:val="22"/>
-                <w:szCs w:val="22"/>
                 <w:u w:val="none"/>
                 <w:shd w:fill="auto" w:val="clear"/>
                 <w:vertAlign w:val="baseline"/>
@@ -4254,16 +5889,11 @@
               <w:ind w:left="0" w:right="0" w:firstLine="0"/>
               <w:jc w:val="center"/>
               <w:rPr>
-                <w:rFonts w:ascii="Calibri" w:cs="Calibri" w:eastAsia="Calibri" w:hAnsi="Calibri"/>
-                <w:b w:val="0"/>
-                <w:bCs w:val="0"/>
                 <w:i w:val="0"/>
                 <w:iCs w:val="0"/>
                 <w:smallCaps w:val="0"/>
                 <w:strike w:val="0"/>
                 <w:color w:val="000000"/>
-                <w:sz w:val="22"/>
-                <w:szCs w:val="22"/>
                 <w:u w:val="none"/>
                 <w:shd w:fill="auto" w:val="clear"/>
                 <w:vertAlign w:val="baseline"/>
@@ -4288,6 +5918,7 @@
           <w:p>
             <w:pPr>
               <w:spacing w:after="0" w:line="240" w:lineRule="auto"/>
+              <w:jc w:val="center"/>
               <w:rPr/>
             </w:pPr>
             <w:r>
@@ -4317,20 +5948,154 @@
               <w:ind w:left="0" w:right="0" w:firstLine="0"/>
               <w:jc w:val="center"/>
               <w:rPr>
-                <w:rFonts w:ascii="Calibri" w:cs="Calibri" w:eastAsia="Calibri" w:hAnsi="Calibri"/>
-                <w:b w:val="0"/>
-                <w:bCs w:val="0"/>
                 <w:i w:val="0"/>
                 <w:iCs w:val="0"/>
                 <w:smallCaps w:val="0"/>
                 <w:strike w:val="0"/>
                 <w:color w:val="000000"/>
-                <w:sz w:val="22"/>
-                <w:szCs w:val="22"/>
-                <w:u w:val="none"/>
-                <w:shd w:fill="auto" w:val="clear"/>
-                <w:vertAlign w:val="baseline"/>
-              </w:rPr>
+                <w:u w:val="none"/>
+                <w:shd w:fill="auto" w:val="clear"/>
+                <w:vertAlign w:val="baseline"/>
+              </w:rPr>
+            </w:pPr>
+            <w:r>
+              <w:rPr>
+                <w:rtl w:val="0"/>
+              </w:rPr>
+            </w:r>
+          </w:p>
+        </w:tc>
+      </w:tr>
+      <w:tr>
+        <w:trPr>
+          <w:cantSplit w:val="0"/>
+          <w:tblHeader w:val="0"/>
+        </w:trPr>
+        <w:tc>
+          <w:tcPr>
+            <w:gridSpan w:val="2"/>
+            <w:tcBorders>
+              <w:top w:color="000000" w:space="0" w:sz="4" w:val="single"/>
+              <w:left w:color="000000" w:space="0" w:sz="4" w:val="single"/>
+              <w:bottom w:color="000000" w:space="0" w:sz="4" w:val="single"/>
+              <w:right w:color="000000" w:space="0" w:sz="4" w:val="single"/>
+            </w:tcBorders>
+          </w:tcPr>
+          <w:p>
+            <w:pPr>
+              <w:jc w:val="center"/>
+              <w:rPr/>
+            </w:pPr>
+            <w:r>
+              <w:rPr>
+                <w:rtl w:val="0"/>
+              </w:rPr>
+              <w:t xml:space="preserve">2.0</w:t>
+            </w:r>
+          </w:p>
+        </w:tc>
+        <w:tc>
+          <w:tcPr>
+            <w:gridSpan w:val="2"/>
+            <w:tcBorders>
+              <w:top w:color="000000" w:space="0" w:sz="4" w:val="single"/>
+              <w:left w:color="000000" w:space="0" w:sz="4" w:val="single"/>
+              <w:bottom w:color="000000" w:space="0" w:sz="4" w:val="single"/>
+              <w:right w:color="000000" w:space="0" w:sz="4" w:val="single"/>
+            </w:tcBorders>
+          </w:tcPr>
+          <w:p>
+            <w:pPr>
+              <w:jc w:val="center"/>
+              <w:rPr/>
+            </w:pPr>
+            <w:r>
+              <w:rPr>
+                <w:rtl w:val="0"/>
+              </w:rPr>
+              <w:t xml:space="preserve">04/07/2026</w:t>
+            </w:r>
+          </w:p>
+        </w:tc>
+        <w:tc>
+          <w:tcPr>
+            <w:gridSpan w:val="2"/>
+            <w:tcBorders>
+              <w:top w:color="000000" w:space="0" w:sz="4" w:val="single"/>
+              <w:left w:color="000000" w:space="0" w:sz="4" w:val="single"/>
+              <w:bottom w:color="000000" w:space="0" w:sz="4" w:val="single"/>
+              <w:right w:color="000000" w:space="0" w:sz="4" w:val="single"/>
+            </w:tcBorders>
+          </w:tcPr>
+          <w:p>
+            <w:pPr>
+              <w:jc w:val="center"/>
+              <w:rPr/>
+            </w:pPr>
+            <w:r>
+              <w:rPr>
+                <w:rtl w:val="0"/>
+              </w:rPr>
+              <w:t xml:space="preserve">Efrain Manotas</w:t>
+            </w:r>
+          </w:p>
+        </w:tc>
+        <w:tc>
+          <w:tcPr>
+            <w:tcBorders>
+              <w:top w:color="000000" w:space="0" w:sz="4" w:val="single"/>
+              <w:left w:color="000000" w:space="0" w:sz="4" w:val="single"/>
+              <w:bottom w:color="000000" w:space="0" w:sz="4" w:val="single"/>
+              <w:right w:color="000000" w:space="0" w:sz="4" w:val="single"/>
+            </w:tcBorders>
+          </w:tcPr>
+          <w:p>
+            <w:pPr>
+              <w:jc w:val="center"/>
+              <w:rPr/>
+            </w:pPr>
+            <w:r>
+              <w:rPr>
+                <w:rtl w:val="0"/>
+              </w:rPr>
+            </w:r>
+          </w:p>
+        </w:tc>
+        <w:tc>
+          <w:tcPr>
+            <w:tcBorders>
+              <w:top w:color="000000" w:space="0" w:sz="4" w:val="single"/>
+              <w:left w:color="000000" w:space="0" w:sz="4" w:val="single"/>
+              <w:bottom w:color="000000" w:space="0" w:sz="4" w:val="single"/>
+              <w:right w:color="000000" w:space="0" w:sz="4" w:val="single"/>
+            </w:tcBorders>
+          </w:tcPr>
+          <w:p>
+            <w:pPr>
+              <w:jc w:val="center"/>
+              <w:rPr/>
+            </w:pPr>
+            <w:r>
+              <w:rPr>
+                <w:rtl w:val="0"/>
+              </w:rPr>
+              <w:t xml:space="preserve">Revisión e implementación de mejoras HU-03</w:t>
+            </w:r>
+          </w:p>
+        </w:tc>
+        <w:tc>
+          <w:tcPr>
+            <w:tcBorders>
+              <w:top w:color="000000" w:space="0" w:sz="4" w:val="single"/>
+              <w:left w:color="000000" w:space="0" w:sz="4" w:val="single"/>
+              <w:bottom w:color="000000" w:space="0" w:sz="4" w:val="single"/>
+              <w:right w:color="000000" w:space="0" w:sz="4" w:val="single"/>
+            </w:tcBorders>
+          </w:tcPr>
+          <w:p>
+            <w:pPr>
+              <w:jc w:val="center"/>
+              <w:rPr/>
             </w:pPr>
             <w:r>
               <w:rPr>
@@ -4352,16 +6117,11 @@
         <w:ind w:left="0" w:right="0" w:firstLine="0"/>
         <w:jc w:val="left"/>
         <w:rPr>
-          <w:rFonts w:ascii="Calibri" w:cs="Calibri" w:eastAsia="Calibri" w:hAnsi="Calibri"/>
-          <w:b w:val="0"/>
-          <w:bCs w:val="0"/>
           <w:i w:val="0"/>
           <w:iCs w:val="0"/>
           <w:smallCaps w:val="0"/>
           <w:strike w:val="0"/>
           <w:color w:val="000000"/>
-          <w:sz w:val="22"/>
-          <w:szCs w:val="22"/>
           <w:u w:val="none"/>
           <w:shd w:fill="auto" w:val="clear"/>
           <w:vertAlign w:val="baseline"/>
